--- a/docx_resources/Вечірня-Утреня/В,У - Пісна Тріодь/тиждень-6/6-4-ВУ.docx
+++ b/docx_resources/Вечірня-Утреня/В,У - Пісна Тріодь/тиждень-6/6-4-ВУ.docx
@@ -105,7 +105,7 @@
           <w:szCs w:val="24"/>
           <w:lang w:val="uk-UA"/>
         </w:rPr>
-        <w:t>Священик:</w:t>
+        <w:t>Священник:</w:t>
       </w:r>
       <w:r>
         <w:rPr>
@@ -13525,7 +13525,23 @@
           <w:sz w:val="24"/>
           <w:u w:val="single"/>
         </w:rPr>
-        <w:t>[Господи щедрий і милосердний, довготерпеливий і многомилостивий! Вислухай молитви наші і зверни увагу на голос моління нашого і яви нам знак милости Твоєї, наведи нас на дорогу Твою, щоб ходили ми в Твоїй правді. Звесели серця наші, щоб ми боялись імення Твого святого, бо Ти великий і твориш чуда; Ти Бог єдиний і немає подібного Тобі між богами, Господи. Ти сильний у милості і добрий у силі, аби допомагати й утішати, і спасати всіх, хто на ім'я Твоє святе уповає.]</w:t>
+        <w:t>[Господи щедрий і милосердний, дов</w:t>
+      </w:r>
+      <w:r>
+        <w:rPr>
+          <w:rFonts w:ascii="Times New Roman" w:hAnsi="Times New Roman"/>
+          <w:sz w:val="24"/>
+          <w:u w:val="single"/>
+        </w:rPr>
+        <w:t>готерпеливий і многомилостивий! Вислухай молитви наші і зверни увагу на голос моління нашого і яви нам знак милости Твоєї, наведи нас на дорогу Твою, щоб ходили ми в Твоїй правді. Звесели серця наші, щоб ми боялись імення Твого святого, бо Ти великий і тво</w:t>
+      </w:r>
+      <w:r>
+        <w:rPr>
+          <w:rFonts w:ascii="Times New Roman" w:hAnsi="Times New Roman"/>
+          <w:sz w:val="24"/>
+          <w:u w:val="single"/>
+        </w:rPr>
+        <w:t>риш чуда; Ти Бог єдиний і немає подібного Тобі між богами, Господи. Ти сильний у милості і добрий у силі, аби допомагати й утішати, і спасати всіх, хто на ім'я Твоє святе уповає.]</w:t>
       </w:r>
     </w:p>
     <w:p>
@@ -20346,7 +20362,7 @@
           <w:szCs w:val="24"/>
           <w:lang w:val="uk-UA"/>
         </w:rPr>
-        <w:t>Священик:</w:t>
+        <w:t>Священник:</w:t>
       </w:r>
       <w:r>
         <w:rPr>
@@ -23447,7 +23463,7 @@
           <w:color w:val="FF0000"/>
           <w:sz w:val="24"/>
         </w:rPr>
-        <w:t>Священик:</w:t>
+        <w:t>Священник:</w:t>
       </w:r>
       <w:r>
         <w:rPr>
@@ -23912,7 +23928,7 @@
           <w:szCs w:val="24"/>
           <w:lang w:val="uk-UA"/>
         </w:rPr>
-        <w:t>Священик:</w:t>
+        <w:t>Священник:</w:t>
       </w:r>
       <w:r>
         <w:rPr>
@@ -24059,7 +24075,7 @@
           <w:szCs w:val="24"/>
           <w:lang w:val="uk-UA"/>
         </w:rPr>
-        <w:t>Священик читає тихо</w:t>
+        <w:t>Священник читає тихо</w:t>
       </w:r>
       <w:r>
         <w:rPr>
@@ -24092,7 +24108,7 @@
           <w:color w:val="FF0000"/>
           <w:sz w:val="24"/>
         </w:rPr>
-        <w:t>Священик:</w:t>
+        <w:t>Священник:</w:t>
       </w:r>
       <w:r>
         <w:rPr>
@@ -24108,343 +24124,15 @@
           <w:color w:val="000000"/>
           <w:sz w:val="24"/>
         </w:rPr>
-        <w:t>Нехай</w:t>
-      </w:r>
-      <w:r>
-        <w:rPr>
-          <w:rFonts w:ascii="Times New Roman" w:hAnsi="Times New Roman"/>
-          <w:color w:val="000000"/>
-          <w:sz w:val="24"/>
-        </w:rPr>
-        <w:t xml:space="preserve"> </w:t>
-      </w:r>
-      <w:r>
-        <w:rPr>
-          <w:rFonts w:ascii="Times New Roman" w:hAnsi="Times New Roman"/>
-          <w:color w:val="000000"/>
-          <w:sz w:val="24"/>
-        </w:rPr>
-        <w:t>буде</w:t>
-      </w:r>
-      <w:r>
-        <w:rPr>
-          <w:rFonts w:ascii="Times New Roman" w:hAnsi="Times New Roman"/>
-          <w:color w:val="000000"/>
-          <w:sz w:val="24"/>
-        </w:rPr>
-        <w:t xml:space="preserve"> </w:t>
-      </w:r>
-      <w:r>
-        <w:rPr>
-          <w:rFonts w:ascii="Times New Roman" w:hAnsi="Times New Roman"/>
-          <w:color w:val="000000"/>
-          <w:sz w:val="24"/>
-        </w:rPr>
-        <w:t>влада</w:t>
-      </w:r>
-      <w:r>
-        <w:rPr>
-          <w:rFonts w:ascii="Times New Roman" w:hAnsi="Times New Roman"/>
-          <w:color w:val="000000"/>
-          <w:sz w:val="24"/>
-        </w:rPr>
-        <w:t xml:space="preserve"> </w:t>
-      </w:r>
-      <w:r>
-        <w:rPr>
-          <w:rFonts w:ascii="Times New Roman" w:hAnsi="Times New Roman"/>
-          <w:color w:val="000000"/>
-          <w:sz w:val="24"/>
-        </w:rPr>
-        <w:t>царства</w:t>
-      </w:r>
-      <w:r>
-        <w:rPr>
-          <w:rFonts w:ascii="Times New Roman" w:hAnsi="Times New Roman"/>
-          <w:color w:val="000000"/>
-          <w:sz w:val="24"/>
-        </w:rPr>
-        <w:t xml:space="preserve"> </w:t>
-      </w:r>
-      <w:r>
-        <w:rPr>
-          <w:rFonts w:ascii="Times New Roman" w:hAnsi="Times New Roman"/>
-          <w:color w:val="000000"/>
-          <w:sz w:val="24"/>
-        </w:rPr>
-        <w:t>Твого</w:t>
-      </w:r>
-      <w:r>
-        <w:rPr>
-          <w:rFonts w:ascii="Times New Roman" w:hAnsi="Times New Roman"/>
-          <w:color w:val="000000"/>
-          <w:sz w:val="24"/>
-        </w:rPr>
-        <w:t xml:space="preserve"> </w:t>
-      </w:r>
-      <w:r>
-        <w:rPr>
-          <w:rFonts w:ascii="Times New Roman" w:hAnsi="Times New Roman"/>
-          <w:color w:val="000000"/>
-          <w:sz w:val="24"/>
-        </w:rPr>
-        <w:t>благословенна</w:t>
-      </w:r>
-      <w:r>
-        <w:rPr>
-          <w:rFonts w:ascii="Times New Roman" w:hAnsi="Times New Roman"/>
-          <w:color w:val="000000"/>
-          <w:sz w:val="24"/>
-        </w:rPr>
-        <w:t xml:space="preserve"> </w:t>
-      </w:r>
-      <w:r>
-        <w:rPr>
-          <w:rFonts w:ascii="Times New Roman" w:hAnsi="Times New Roman"/>
-          <w:color w:val="000000"/>
-          <w:sz w:val="24"/>
-        </w:rPr>
-        <w:t>і</w:t>
-      </w:r>
-      <w:r>
-        <w:rPr>
-          <w:rFonts w:ascii="Times New Roman" w:hAnsi="Times New Roman"/>
-          <w:color w:val="000000"/>
-          <w:sz w:val="24"/>
-        </w:rPr>
-        <w:t xml:space="preserve"> </w:t>
-      </w:r>
-      <w:r>
-        <w:rPr>
-          <w:rFonts w:ascii="Times New Roman" w:hAnsi="Times New Roman"/>
-          <w:color w:val="000000"/>
-          <w:sz w:val="24"/>
-        </w:rPr>
-        <w:t>дуже</w:t>
-      </w:r>
-      <w:r>
-        <w:rPr>
-          <w:rFonts w:ascii="Times New Roman" w:hAnsi="Times New Roman"/>
-          <w:color w:val="000000"/>
-          <w:sz w:val="24"/>
-        </w:rPr>
-        <w:t xml:space="preserve"> </w:t>
-      </w:r>
-      <w:r>
-        <w:rPr>
-          <w:rFonts w:ascii="Times New Roman" w:hAnsi="Times New Roman"/>
-          <w:color w:val="000000"/>
-          <w:sz w:val="24"/>
-        </w:rPr>
-        <w:t>прославлена:</w:t>
-      </w:r>
-      <w:r>
-        <w:rPr>
-          <w:rFonts w:ascii="Times New Roman" w:hAnsi="Times New Roman"/>
-          <w:color w:val="000000"/>
-          <w:sz w:val="24"/>
-        </w:rPr>
-        <w:t xml:space="preserve"> </w:t>
-      </w:r>
-      <w:r>
-        <w:rPr>
-          <w:rFonts w:ascii="Times New Roman" w:hAnsi="Times New Roman"/>
-          <w:color w:val="000000"/>
-          <w:sz w:val="24"/>
-        </w:rPr>
-        <w:t>Отця,</w:t>
-      </w:r>
-      <w:r>
-        <w:rPr>
-          <w:rFonts w:ascii="Times New Roman" w:hAnsi="Times New Roman"/>
-          <w:color w:val="000000"/>
-          <w:sz w:val="24"/>
-        </w:rPr>
-        <w:t xml:space="preserve"> </w:t>
-      </w:r>
-      <w:r>
-        <w:rPr>
-          <w:rFonts w:ascii="Times New Roman" w:hAnsi="Times New Roman"/>
-          <w:color w:val="000000"/>
-          <w:sz w:val="24"/>
-        </w:rPr>
-        <w:t>і</w:t>
-      </w:r>
-      <w:r>
-        <w:rPr>
-          <w:rFonts w:ascii="Times New Roman" w:hAnsi="Times New Roman"/>
-          <w:color w:val="000000"/>
-          <w:sz w:val="24"/>
-        </w:rPr>
-        <w:t xml:space="preserve"> </w:t>
-      </w:r>
-      <w:r>
-        <w:rPr>
-          <w:rFonts w:ascii="Times New Roman" w:hAnsi="Times New Roman"/>
-          <w:color w:val="000000"/>
-          <w:sz w:val="24"/>
-        </w:rPr>
-        <w:t>Сина,</w:t>
-      </w:r>
-      <w:r>
-        <w:rPr>
-          <w:rFonts w:ascii="Times New Roman" w:hAnsi="Times New Roman"/>
-          <w:color w:val="000000"/>
-          <w:sz w:val="24"/>
-        </w:rPr>
-        <w:t xml:space="preserve"> </w:t>
-      </w:r>
-      <w:r>
-        <w:rPr>
-          <w:rFonts w:ascii="Times New Roman" w:hAnsi="Times New Roman"/>
-          <w:color w:val="000000"/>
-          <w:sz w:val="24"/>
-        </w:rPr>
-        <w:t>і</w:t>
-      </w:r>
-      <w:r>
-        <w:rPr>
-          <w:rFonts w:ascii="Times New Roman" w:hAnsi="Times New Roman"/>
-          <w:color w:val="000000"/>
-          <w:sz w:val="24"/>
-        </w:rPr>
-        <w:t xml:space="preserve"> </w:t>
-      </w:r>
-      <w:r>
-        <w:rPr>
-          <w:rFonts w:ascii="Times New Roman" w:hAnsi="Times New Roman"/>
-          <w:color w:val="000000"/>
-          <w:sz w:val="24"/>
-        </w:rPr>
-        <w:t>Святого</w:t>
-      </w:r>
-      <w:r>
-        <w:rPr>
-          <w:rFonts w:ascii="Times New Roman" w:hAnsi="Times New Roman"/>
-          <w:color w:val="000000"/>
-          <w:sz w:val="24"/>
-        </w:rPr>
-        <w:t xml:space="preserve"> </w:t>
-      </w:r>
-      <w:r>
-        <w:rPr>
-          <w:rFonts w:ascii="Times New Roman" w:hAnsi="Times New Roman"/>
-          <w:color w:val="000000"/>
-          <w:sz w:val="24"/>
-        </w:rPr>
-        <w:t>Духа,</w:t>
-      </w:r>
-      <w:r>
-        <w:rPr>
-          <w:rFonts w:ascii="Times New Roman" w:hAnsi="Times New Roman"/>
-          <w:color w:val="000000"/>
-          <w:sz w:val="24"/>
-        </w:rPr>
-        <w:t xml:space="preserve"> </w:t>
-      </w:r>
-      <w:r>
-        <w:rPr>
-          <w:rFonts w:ascii="Times New Roman" w:hAnsi="Times New Roman"/>
-          <w:color w:val="000000"/>
-          <w:sz w:val="24"/>
-        </w:rPr>
-        <w:t>нині</w:t>
-      </w:r>
-      <w:r>
-        <w:rPr>
-          <w:rFonts w:ascii="Times New Roman" w:hAnsi="Times New Roman"/>
-          <w:color w:val="000000"/>
-          <w:sz w:val="24"/>
-        </w:rPr>
-        <w:t xml:space="preserve"> </w:t>
-      </w:r>
-      <w:r>
-        <w:rPr>
-          <w:rFonts w:ascii="Times New Roman" w:hAnsi="Times New Roman"/>
-          <w:color w:val="000000"/>
-          <w:sz w:val="24"/>
-        </w:rPr>
-        <w:t>і</w:t>
-      </w:r>
-      <w:r>
-        <w:rPr>
-          <w:rFonts w:ascii="Times New Roman" w:hAnsi="Times New Roman"/>
-          <w:color w:val="000000"/>
-          <w:sz w:val="24"/>
-        </w:rPr>
-        <w:t xml:space="preserve"> </w:t>
-      </w:r>
-      <w:r>
-        <w:rPr>
-          <w:rFonts w:ascii="Times New Roman" w:hAnsi="Times New Roman"/>
-          <w:color w:val="000000"/>
-          <w:sz w:val="24"/>
-        </w:rPr>
-        <w:t>повсякчас,</w:t>
-      </w:r>
-      <w:r>
-        <w:rPr>
-          <w:rFonts w:ascii="Times New Roman" w:hAnsi="Times New Roman"/>
-          <w:color w:val="000000"/>
-          <w:sz w:val="24"/>
-        </w:rPr>
-        <w:t xml:space="preserve"> </w:t>
-      </w:r>
-      <w:r>
-        <w:rPr>
-          <w:rFonts w:ascii="Times New Roman" w:hAnsi="Times New Roman"/>
-          <w:color w:val="000000"/>
-          <w:sz w:val="24"/>
-        </w:rPr>
-        <w:t>і</w:t>
-      </w:r>
-      <w:r>
-        <w:rPr>
-          <w:rFonts w:ascii="Times New Roman" w:hAnsi="Times New Roman"/>
-          <w:color w:val="000000"/>
-          <w:sz w:val="24"/>
-        </w:rPr>
-        <w:t xml:space="preserve"> </w:t>
-      </w:r>
-      <w:r>
-        <w:rPr>
-          <w:rFonts w:ascii="Times New Roman" w:hAnsi="Times New Roman"/>
-          <w:color w:val="000000"/>
-          <w:sz w:val="24"/>
-        </w:rPr>
-        <w:t>на</w:t>
-      </w:r>
-      <w:r>
-        <w:rPr>
-          <w:rFonts w:ascii="Times New Roman" w:hAnsi="Times New Roman"/>
-          <w:color w:val="000000"/>
-          <w:sz w:val="24"/>
-        </w:rPr>
-        <w:t xml:space="preserve"> </w:t>
-      </w:r>
-      <w:r>
-        <w:rPr>
-          <w:rFonts w:ascii="Times New Roman" w:hAnsi="Times New Roman"/>
-          <w:color w:val="000000"/>
-          <w:sz w:val="24"/>
-        </w:rPr>
-        <w:t>віки</w:t>
-      </w:r>
-      <w:r>
-        <w:rPr>
-          <w:rFonts w:ascii="Times New Roman" w:hAnsi="Times New Roman"/>
-          <w:color w:val="000000"/>
-          <w:sz w:val="24"/>
-        </w:rPr>
-        <w:t xml:space="preserve"> </w:t>
-      </w:r>
-      <w:r>
-        <w:rPr>
-          <w:rFonts w:ascii="Times New Roman" w:hAnsi="Times New Roman"/>
-          <w:color w:val="000000"/>
-          <w:sz w:val="24"/>
-        </w:rPr>
-        <w:t>віків.</w:t>
+        <w:t>Нехай буде влада царства Твого благословенна і дуже прославлена: Отця, і Сина, і Святого Духа, нин</w:t>
+      </w:r>
+      <w:r>
+        <w:rPr>
+          <w:rFonts w:ascii="Times New Roman" w:hAnsi="Times New Roman"/>
+          <w:color w:val="000000"/>
+          <w:sz w:val="24"/>
+        </w:rPr>
+        <w:t>і і повсякчас, і на віки віків.</w:t>
       </w:r>
     </w:p>
     <w:p>
@@ -27749,7 +27437,7 @@
           <w:szCs w:val="24"/>
           <w:lang w:val="uk-UA"/>
         </w:rPr>
-        <w:t>Священик:</w:t>
+        <w:t>Священник:</w:t>
       </w:r>
       <w:r>
         <w:rPr>
@@ -27831,7 +27519,7 @@
           <w:szCs w:val="24"/>
           <w:lang w:val="uk-UA"/>
         </w:rPr>
-        <w:t>Священик:</w:t>
+        <w:t>Священник:</w:t>
       </w:r>
       <w:r>
         <w:rPr>
@@ -28016,7 +27704,7 @@
           <w:szCs w:val="24"/>
           <w:lang w:val="uk-UA"/>
         </w:rPr>
-        <w:t>Священик:</w:t>
+        <w:t>Священник:</w:t>
       </w:r>
       <w:r>
         <w:rPr>
@@ -28063,6 +27751,641 @@
     <w:p>
       <w:pPr>
         <w:pStyle w:val="3"/>
+        <w:spacing w:after="120"/>
+        <w:jc w:val="center"/>
+      </w:pPr>
+      <w:r>
+        <w:rPr>
+          <w:rFonts w:ascii="Times New Roman" w:hAnsi="Times New Roman"/>
+          <w:i/>
+          <w:color w:val="FF0000"/>
+          <w:sz w:val="24"/>
+        </w:rPr>
+        <w:t>Молитва св. Єфрема</w:t>
+      </w:r>
+    </w:p>
+    <w:p>
+      <w:pPr>
+        <w:spacing w:after="120"/>
+      </w:pPr>
+      <w:r>
+        <w:rPr>
+          <w:rFonts w:ascii="Times New Roman" w:hAnsi="Times New Roman"/>
+          <w:color w:val="303030"/>
+          <w:sz w:val="24"/>
+        </w:rPr>
+        <w:t xml:space="preserve">Го́споди і Влади́ко життя́ мого́! Духа ліни́вства, недбайли́вости, властолю́б'я і пустомо́вства віджени́ від ме́не. </w:t>
+      </w:r>
+      <w:r>
+        <w:rPr>
+          <w:rFonts w:ascii="Times New Roman" w:hAnsi="Times New Roman"/>
+          <w:i/>
+          <w:color w:val="FF3333"/>
+          <w:sz w:val="24"/>
+        </w:rPr>
+        <w:t>(Доземний поклін)</w:t>
+      </w:r>
+    </w:p>
+    <w:p>
+      <w:pPr>
+        <w:spacing w:after="120"/>
+      </w:pPr>
+      <w:r>
+        <w:rPr>
+          <w:rFonts w:ascii="Times New Roman" w:hAnsi="Times New Roman"/>
+          <w:color w:val="303030"/>
+          <w:sz w:val="24"/>
+        </w:rPr>
+        <w:t xml:space="preserve">Ду́ха чистоти́, поко́ри, терпели́вости й любо́ви дару́й мені, слузі́ Твоє́му. </w:t>
+      </w:r>
+      <w:r>
+        <w:rPr>
+          <w:rFonts w:ascii="Times New Roman" w:hAnsi="Times New Roman"/>
+          <w:i/>
+          <w:color w:val="FF3333"/>
+          <w:sz w:val="24"/>
+        </w:rPr>
+        <w:t>(Доземний поклін)</w:t>
+      </w:r>
+    </w:p>
+    <w:p>
+      <w:pPr>
+        <w:spacing w:after="120"/>
+      </w:pPr>
+      <w:r>
+        <w:rPr>
+          <w:rFonts w:ascii="Times New Roman" w:hAnsi="Times New Roman"/>
+          <w:color w:val="303030"/>
+          <w:sz w:val="24"/>
+        </w:rPr>
+        <w:t xml:space="preserve">Так, Го́споди, Ца́рю! Дай мені́ ба́чити гріхи́ мої́ і не осу́джувати бра́та мого́, бо Ти благослове́нний на ві́ки вікі́в. Амі́нь. </w:t>
+      </w:r>
+      <w:r>
+        <w:rPr>
+          <w:rFonts w:ascii="Times New Roman" w:hAnsi="Times New Roman"/>
+          <w:i/>
+          <w:color w:val="FF3333"/>
+          <w:sz w:val="24"/>
+        </w:rPr>
+        <w:t>(Доземний поклін)</w:t>
+      </w:r>
+    </w:p>
+    <w:p>
+      <w:pPr>
+        <w:spacing w:after="120"/>
+      </w:pPr>
+      <w:r>
+        <w:rPr>
+          <w:rFonts w:ascii="Times New Roman" w:hAnsi="Times New Roman"/>
+          <w:sz w:val="24"/>
+        </w:rPr>
+        <w:t>Бо́же,</w:t>
+      </w:r>
+      <w:r>
+        <w:rPr>
+          <w:rFonts w:ascii="Times New Roman" w:hAnsi="Times New Roman"/>
+          <w:sz w:val="24"/>
+        </w:rPr>
+        <w:t xml:space="preserve"> </w:t>
+      </w:r>
+      <w:r>
+        <w:rPr>
+          <w:rFonts w:ascii="Times New Roman" w:hAnsi="Times New Roman"/>
+          <w:sz w:val="24"/>
+        </w:rPr>
+        <w:t>будь</w:t>
+      </w:r>
+      <w:r>
+        <w:rPr>
+          <w:rFonts w:ascii="Times New Roman" w:hAnsi="Times New Roman"/>
+          <w:sz w:val="24"/>
+        </w:rPr>
+        <w:t xml:space="preserve"> </w:t>
+      </w:r>
+      <w:r>
+        <w:rPr>
+          <w:rFonts w:ascii="Times New Roman" w:hAnsi="Times New Roman"/>
+          <w:sz w:val="24"/>
+        </w:rPr>
+        <w:t>милости́вим</w:t>
+      </w:r>
+      <w:r>
+        <w:rPr>
+          <w:rFonts w:ascii="Times New Roman" w:hAnsi="Times New Roman"/>
+          <w:sz w:val="24"/>
+        </w:rPr>
+        <w:t xml:space="preserve"> </w:t>
+      </w:r>
+      <w:r>
+        <w:rPr>
+          <w:rFonts w:ascii="Times New Roman" w:hAnsi="Times New Roman"/>
+          <w:sz w:val="24"/>
+        </w:rPr>
+        <w:t>до</w:t>
+      </w:r>
+      <w:r>
+        <w:rPr>
+          <w:rFonts w:ascii="Times New Roman" w:hAnsi="Times New Roman"/>
+          <w:sz w:val="24"/>
+        </w:rPr>
+        <w:t xml:space="preserve"> </w:t>
+      </w:r>
+      <w:r>
+        <w:rPr>
+          <w:rFonts w:ascii="Times New Roman" w:hAnsi="Times New Roman"/>
+          <w:sz w:val="24"/>
+        </w:rPr>
+        <w:t>ме́не,</w:t>
+      </w:r>
+      <w:r>
+        <w:rPr>
+          <w:rFonts w:ascii="Times New Roman" w:hAnsi="Times New Roman"/>
+          <w:sz w:val="24"/>
+        </w:rPr>
+        <w:t xml:space="preserve"> </w:t>
+      </w:r>
+      <w:r>
+        <w:rPr>
+          <w:rFonts w:ascii="Times New Roman" w:hAnsi="Times New Roman"/>
+          <w:sz w:val="24"/>
+        </w:rPr>
+        <w:t>грі́шного.</w:t>
+      </w:r>
+      <w:r>
+        <w:rPr>
+          <w:rFonts w:ascii="Times New Roman" w:hAnsi="Times New Roman"/>
+          <w:sz w:val="24"/>
+        </w:rPr>
+        <w:t xml:space="preserve"> </w:t>
+      </w:r>
+      <w:r>
+        <w:rPr>
+          <w:rFonts w:ascii="Times New Roman" w:hAnsi="Times New Roman"/>
+          <w:sz w:val="24"/>
+        </w:rPr>
+        <w:t>Бо́же,</w:t>
+      </w:r>
+      <w:r>
+        <w:rPr>
+          <w:rFonts w:ascii="Times New Roman" w:hAnsi="Times New Roman"/>
+          <w:sz w:val="24"/>
+        </w:rPr>
+        <w:t xml:space="preserve"> </w:t>
+      </w:r>
+      <w:r>
+        <w:rPr>
+          <w:rFonts w:ascii="Times New Roman" w:hAnsi="Times New Roman"/>
+          <w:sz w:val="24"/>
+        </w:rPr>
+        <w:t>очи́сти</w:t>
+      </w:r>
+      <w:r>
+        <w:rPr>
+          <w:rFonts w:ascii="Times New Roman" w:hAnsi="Times New Roman"/>
+          <w:sz w:val="24"/>
+        </w:rPr>
+        <w:t xml:space="preserve"> </w:t>
+      </w:r>
+      <w:r>
+        <w:rPr>
+          <w:rFonts w:ascii="Times New Roman" w:hAnsi="Times New Roman"/>
+          <w:sz w:val="24"/>
+        </w:rPr>
+        <w:t>мої́</w:t>
+      </w:r>
+      <w:r>
+        <w:rPr>
+          <w:rFonts w:ascii="Times New Roman" w:hAnsi="Times New Roman"/>
+          <w:sz w:val="24"/>
+        </w:rPr>
+        <w:t xml:space="preserve"> </w:t>
+      </w:r>
+      <w:r>
+        <w:rPr>
+          <w:rFonts w:ascii="Times New Roman" w:hAnsi="Times New Roman"/>
+          <w:sz w:val="24"/>
+        </w:rPr>
+        <w:t>гріхи́</w:t>
+      </w:r>
+      <w:r>
+        <w:rPr>
+          <w:rFonts w:ascii="Times New Roman" w:hAnsi="Times New Roman"/>
+          <w:sz w:val="24"/>
+        </w:rPr>
+        <w:t xml:space="preserve"> </w:t>
+      </w:r>
+      <w:r>
+        <w:rPr>
+          <w:rFonts w:ascii="Times New Roman" w:hAnsi="Times New Roman"/>
+          <w:sz w:val="24"/>
+        </w:rPr>
+        <w:t>і</w:t>
+      </w:r>
+      <w:r>
+        <w:rPr>
+          <w:rFonts w:ascii="Times New Roman" w:hAnsi="Times New Roman"/>
+          <w:sz w:val="24"/>
+        </w:rPr>
+        <w:t xml:space="preserve"> </w:t>
+      </w:r>
+      <w:r>
+        <w:rPr>
+          <w:rFonts w:ascii="Times New Roman" w:hAnsi="Times New Roman"/>
+          <w:sz w:val="24"/>
+        </w:rPr>
+        <w:t>поми́луй</w:t>
+      </w:r>
+      <w:r>
+        <w:rPr>
+          <w:rFonts w:ascii="Times New Roman" w:hAnsi="Times New Roman"/>
+          <w:sz w:val="24"/>
+        </w:rPr>
+        <w:t xml:space="preserve"> </w:t>
+      </w:r>
+      <w:r>
+        <w:rPr>
+          <w:rFonts w:ascii="Times New Roman" w:hAnsi="Times New Roman"/>
+          <w:sz w:val="24"/>
+        </w:rPr>
+        <w:t>мене́.</w:t>
+      </w:r>
+      <w:r>
+        <w:rPr>
+          <w:rFonts w:ascii="Times New Roman" w:hAnsi="Times New Roman"/>
+          <w:sz w:val="24"/>
+        </w:rPr>
+        <w:t xml:space="preserve"> </w:t>
+      </w:r>
+      <w:r>
+        <w:rPr>
+          <w:rFonts w:ascii="Times New Roman" w:hAnsi="Times New Roman"/>
+          <w:sz w:val="24"/>
+        </w:rPr>
+        <w:t>Без</w:t>
+      </w:r>
+      <w:r>
+        <w:rPr>
+          <w:rFonts w:ascii="Times New Roman" w:hAnsi="Times New Roman"/>
+          <w:sz w:val="24"/>
+        </w:rPr>
+        <w:t xml:space="preserve"> </w:t>
+      </w:r>
+      <w:r>
+        <w:rPr>
+          <w:rFonts w:ascii="Times New Roman" w:hAnsi="Times New Roman"/>
+          <w:sz w:val="24"/>
+        </w:rPr>
+        <w:t>числа́</w:t>
+      </w:r>
+      <w:r>
+        <w:rPr>
+          <w:rFonts w:ascii="Times New Roman" w:hAnsi="Times New Roman"/>
+          <w:sz w:val="24"/>
+        </w:rPr>
+        <w:t xml:space="preserve"> </w:t>
+      </w:r>
+      <w:r>
+        <w:rPr>
+          <w:rFonts w:ascii="Times New Roman" w:hAnsi="Times New Roman"/>
+          <w:sz w:val="24"/>
+        </w:rPr>
+        <w:t>нагріши́в</w:t>
+      </w:r>
+      <w:r>
+        <w:rPr>
+          <w:rFonts w:ascii="Times New Roman" w:hAnsi="Times New Roman"/>
+          <w:sz w:val="24"/>
+        </w:rPr>
+        <w:t xml:space="preserve"> </w:t>
+      </w:r>
+      <w:r>
+        <w:rPr>
+          <w:rFonts w:ascii="Times New Roman" w:hAnsi="Times New Roman"/>
+          <w:sz w:val="24"/>
+        </w:rPr>
+        <w:t>я,</w:t>
+      </w:r>
+      <w:r>
+        <w:rPr>
+          <w:rFonts w:ascii="Times New Roman" w:hAnsi="Times New Roman"/>
+          <w:sz w:val="24"/>
+        </w:rPr>
+        <w:t xml:space="preserve"> </w:t>
+      </w:r>
+      <w:r>
+        <w:rPr>
+          <w:rFonts w:ascii="Times New Roman" w:hAnsi="Times New Roman"/>
+          <w:sz w:val="24"/>
+        </w:rPr>
+        <w:t>Го́споди,</w:t>
+      </w:r>
+      <w:r>
+        <w:rPr>
+          <w:rFonts w:ascii="Times New Roman" w:hAnsi="Times New Roman"/>
+          <w:sz w:val="24"/>
+        </w:rPr>
+        <w:t xml:space="preserve"> </w:t>
+      </w:r>
+      <w:r>
+        <w:rPr>
+          <w:rFonts w:ascii="Times New Roman" w:hAnsi="Times New Roman"/>
+          <w:sz w:val="24"/>
+        </w:rPr>
+        <w:t>прости́</w:t>
+      </w:r>
+      <w:r>
+        <w:rPr>
+          <w:rFonts w:ascii="Times New Roman" w:hAnsi="Times New Roman"/>
+          <w:sz w:val="24"/>
+        </w:rPr>
+        <w:t xml:space="preserve"> </w:t>
+      </w:r>
+      <w:r>
+        <w:rPr>
+          <w:rFonts w:ascii="Times New Roman" w:hAnsi="Times New Roman"/>
+          <w:sz w:val="24"/>
+        </w:rPr>
+        <w:t>мені́.</w:t>
+      </w:r>
+      <w:r>
+        <w:rPr>
+          <w:rFonts w:ascii="Times New Roman" w:hAnsi="Times New Roman"/>
+          <w:sz w:val="24"/>
+        </w:rPr>
+        <w:t xml:space="preserve"> </w:t>
+      </w:r>
+      <w:r>
+        <w:rPr>
+          <w:rFonts w:ascii="Times New Roman" w:hAnsi="Times New Roman"/>
+          <w:color w:val="FF0000"/>
+          <w:sz w:val="24"/>
+        </w:rPr>
+        <w:t>(</w:t>
+      </w:r>
+      <w:r>
+        <w:rPr>
+          <w:rFonts w:ascii="Times New Roman" w:hAnsi="Times New Roman"/>
+          <w:i/>
+          <w:color w:val="FF0000"/>
+          <w:sz w:val="24"/>
+        </w:rPr>
+        <w:t>12</w:t>
+      </w:r>
+      <w:r>
+        <w:rPr>
+          <w:rFonts w:ascii="Times New Roman" w:hAnsi="Times New Roman"/>
+          <w:i/>
+          <w:color w:val="FF0000"/>
+          <w:sz w:val="24"/>
+        </w:rPr>
+        <w:t xml:space="preserve"> </w:t>
+      </w:r>
+      <w:r>
+        <w:rPr>
+          <w:rFonts w:ascii="Times New Roman" w:hAnsi="Times New Roman"/>
+          <w:i/>
+          <w:color w:val="FF0000"/>
+          <w:sz w:val="24"/>
+        </w:rPr>
+        <w:t>малих</w:t>
+      </w:r>
+      <w:r>
+        <w:rPr>
+          <w:rFonts w:ascii="Times New Roman" w:hAnsi="Times New Roman"/>
+          <w:i/>
+          <w:color w:val="FF0000"/>
+          <w:sz w:val="24"/>
+        </w:rPr>
+        <w:t xml:space="preserve"> </w:t>
+      </w:r>
+      <w:r>
+        <w:rPr>
+          <w:rFonts w:ascii="Times New Roman" w:hAnsi="Times New Roman"/>
+          <w:i/>
+          <w:color w:val="FF0000"/>
+          <w:sz w:val="24"/>
+        </w:rPr>
+        <w:t>поклонів</w:t>
+      </w:r>
+      <w:r>
+        <w:rPr>
+          <w:rFonts w:ascii="Times New Roman" w:hAnsi="Times New Roman"/>
+          <w:color w:val="FF0000"/>
+          <w:sz w:val="24"/>
+        </w:rPr>
+        <w:t>)</w:t>
+      </w:r>
+    </w:p>
+    <w:p>
+      <w:pPr>
+        <w:spacing w:after="120"/>
+      </w:pPr>
+      <w:r>
+        <w:rPr>
+          <w:rFonts w:ascii="Times New Roman" w:hAnsi="Times New Roman"/>
+          <w:color w:val="303030"/>
+          <w:sz w:val="24"/>
+        </w:rPr>
+        <w:t xml:space="preserve">Го́споди і Влади́ко життя́ мого́! Духа ліни́вства, недбайли́вости, властолю́б'я і пустомо́вства віджени́ від ме́не. Ду́ха чистоти́, поко́ри, терпели́вости й любо́ви дару́й мені, </w:t>
+      </w:r>
+      <w:r>
+        <w:rPr>
+          <w:rFonts w:ascii="Times New Roman" w:hAnsi="Times New Roman"/>
+          <w:color w:val="303030"/>
+          <w:sz w:val="24"/>
+        </w:rPr>
+        <w:t>слузі́ Твоє́му. Так, Го́споди, Ца́рю! Дай мені́ ба́чити гріхи́ мої́ і н</w:t>
+      </w:r>
+      <w:r>
+        <w:rPr>
+          <w:rFonts w:ascii="Times New Roman" w:hAnsi="Times New Roman"/>
+          <w:color w:val="303030"/>
+          <w:sz w:val="24"/>
+        </w:rPr>
+        <w:t xml:space="preserve">е осу́джувати бра́та мого́, бо Ти благослове́нний на ві́ки вікі́в. Амі́нь. </w:t>
+      </w:r>
+      <w:r>
+        <w:rPr>
+          <w:rFonts w:ascii="Times New Roman" w:hAnsi="Times New Roman"/>
+          <w:i/>
+          <w:color w:val="FF3333"/>
+          <w:sz w:val="24"/>
+        </w:rPr>
+        <w:t>(Доземний поклін)</w:t>
+      </w:r>
+    </w:p>
+    <w:p>
+      <w:pPr>
+        <w:spacing w:after="120" w:line="20" w:lineRule="atLeast"/>
+        <w:jc w:val="both"/>
+        <w:rPr>
+          <w:rFonts w:ascii="Times New Roman" w:hAnsi="Times New Roman"/>
+          <w:i/>
+          <w:color w:val="FF0000"/>
+          <w:sz w:val="24"/>
+          <w:szCs w:val="24"/>
+          <w:lang w:val="uk-UA"/>
+        </w:rPr>
+      </w:pPr>
+    </w:p>
+    <w:p>
+      <w:pPr>
+        <w:spacing w:after="120" w:line="20" w:lineRule="atLeast"/>
+        <w:jc w:val="both"/>
+        <w:rPr>
+          <w:rFonts w:ascii="Times New Roman" w:hAnsi="Times New Roman"/>
+          <w:sz w:val="24"/>
+          <w:szCs w:val="24"/>
+          <w:lang w:val="uk-UA"/>
+        </w:rPr>
+      </w:pPr>
+      <w:r>
+        <w:rPr>
+          <w:rFonts w:ascii="Times New Roman" w:hAnsi="Times New Roman"/>
+          <w:i/>
+          <w:color w:val="FF0000"/>
+          <w:sz w:val="24"/>
+          <w:szCs w:val="24"/>
+          <w:lang w:val="uk-UA"/>
+        </w:rPr>
+        <w:t>Священник:</w:t>
+      </w:r>
+      <w:r>
+        <w:rPr>
+          <w:rFonts w:ascii="Times New Roman" w:hAnsi="Times New Roman"/>
+          <w:color w:val="FF0000"/>
+          <w:sz w:val="24"/>
+          <w:szCs w:val="24"/>
+          <w:lang w:val="uk-UA"/>
+        </w:rPr>
+        <w:t xml:space="preserve"> </w:t>
+      </w:r>
+      <w:proofErr w:type="spellStart"/>
+      <w:r>
+        <w:rPr>
+          <w:rFonts w:ascii="Times New Roman" w:hAnsi="Times New Roman"/>
+          <w:sz w:val="24"/>
+          <w:szCs w:val="24"/>
+          <w:lang w:val="uk-UA"/>
+        </w:rPr>
+        <w:t>Всесвята</w:t>
+      </w:r>
+      <w:proofErr w:type="spellEnd"/>
+      <w:r>
+        <w:rPr>
+          <w:rFonts w:ascii="Times New Roman" w:hAnsi="Times New Roman"/>
+          <w:sz w:val="24"/>
+          <w:szCs w:val="24"/>
+          <w:lang w:val="uk-UA"/>
+        </w:rPr>
+        <w:t xml:space="preserve"> </w:t>
+      </w:r>
+      <w:proofErr w:type="spellStart"/>
+      <w:r>
+        <w:rPr>
+          <w:rFonts w:ascii="Times New Roman" w:hAnsi="Times New Roman"/>
+          <w:sz w:val="24"/>
+          <w:szCs w:val="24"/>
+          <w:lang w:val="uk-UA"/>
+        </w:rPr>
+        <w:t>Тройце</w:t>
+      </w:r>
+      <w:proofErr w:type="spellEnd"/>
+      <w:r>
+        <w:rPr>
+          <w:rFonts w:ascii="Times New Roman" w:hAnsi="Times New Roman"/>
+          <w:sz w:val="24"/>
+          <w:szCs w:val="24"/>
+          <w:lang w:val="uk-UA"/>
+        </w:rPr>
+        <w:t xml:space="preserve">, єдиносущна державо й нероздільне царство, всякого добра причино! Будь ласкава у час цей і нам грішним; обмий усі наші скверни та просвіти наші думки, щоб ми завжди виспівували й промовляли: </w:t>
+      </w:r>
+      <w:proofErr w:type="spellStart"/>
+      <w:r>
+        <w:rPr>
+          <w:rFonts w:ascii="Times New Roman" w:hAnsi="Times New Roman"/>
+          <w:sz w:val="24"/>
+          <w:szCs w:val="24"/>
+          <w:lang w:val="uk-UA"/>
+        </w:rPr>
+        <w:t>Єдин</w:t>
+      </w:r>
+      <w:proofErr w:type="spellEnd"/>
+      <w:r>
+        <w:rPr>
+          <w:rFonts w:ascii="Times New Roman" w:hAnsi="Times New Roman"/>
+          <w:sz w:val="24"/>
+          <w:szCs w:val="24"/>
+          <w:lang w:val="uk-UA"/>
+        </w:rPr>
+        <w:t xml:space="preserve"> свят, </w:t>
+      </w:r>
+      <w:proofErr w:type="spellStart"/>
+      <w:r>
+        <w:rPr>
+          <w:rFonts w:ascii="Times New Roman" w:hAnsi="Times New Roman"/>
+          <w:sz w:val="24"/>
+          <w:szCs w:val="24"/>
+          <w:lang w:val="uk-UA"/>
+        </w:rPr>
+        <w:t>єдин</w:t>
+      </w:r>
+      <w:proofErr w:type="spellEnd"/>
+      <w:r>
+        <w:rPr>
+          <w:rFonts w:ascii="Times New Roman" w:hAnsi="Times New Roman"/>
+          <w:sz w:val="24"/>
+          <w:szCs w:val="24"/>
+          <w:lang w:val="uk-UA"/>
+        </w:rPr>
+        <w:t xml:space="preserve"> Господь, Ісус Христос, на славу Бога Отця. Амінь.</w:t>
+      </w:r>
+    </w:p>
+    <w:p>
+      <w:pPr>
+        <w:spacing w:after="120"/>
+      </w:pPr>
+      <w:r>
+        <w:rPr>
+          <w:rFonts w:ascii="Times New Roman" w:hAnsi="Times New Roman"/>
+          <w:i/>
+          <w:color w:val="FF3333"/>
+          <w:sz w:val="24"/>
+        </w:rPr>
+        <w:t>Вірні:</w:t>
+      </w:r>
+      <w:r>
+        <w:rPr>
+          <w:rFonts w:ascii="Times New Roman" w:hAnsi="Times New Roman"/>
+          <w:sz w:val="24"/>
+        </w:rPr>
+        <w:t xml:space="preserve"> Будь ім’я́ Госпо́днє благослове́нне відни́ні й дові́ку. </w:t>
+      </w:r>
+      <w:r>
+        <w:rPr>
+          <w:rFonts w:ascii="Times New Roman" w:hAnsi="Times New Roman"/>
+          <w:i/>
+          <w:color w:val="FF3333"/>
+          <w:sz w:val="24"/>
+        </w:rPr>
+        <w:t>(3 р.)</w:t>
+      </w:r>
+    </w:p>
+    <w:p>
+      <w:pPr>
+        <w:spacing w:after="120" w:line="20" w:lineRule="atLeast"/>
+        <w:jc w:val="both"/>
+        <w:rPr>
+          <w:rFonts w:ascii="Times New Roman" w:hAnsi="Times New Roman"/>
+          <w:sz w:val="24"/>
+          <w:szCs w:val="24"/>
+          <w:lang w:val="uk-UA"/>
+        </w:rPr>
+      </w:pPr>
+    </w:p>
+    <w:p>
+      <w:pPr>
+        <w:pStyle w:val="2"/>
         <w:spacing w:before="0" w:after="120" w:line="20" w:lineRule="atLeast"/>
         <w:jc w:val="center"/>
         <w:rPr>
@@ -28070,6 +28393,8 @@
           <w:b/>
           <w:i/>
           <w:color w:val="FF0000"/>
+          <w:sz w:val="24"/>
+          <w:szCs w:val="24"/>
           <w:lang w:val="uk-UA"/>
         </w:rPr>
       </w:pPr>
@@ -28080,9 +28405,1615 @@
           <w:i/>
           <w:color w:val="FF0000"/>
           <w:sz w:val="24"/>
-          <w:lang w:val="uk-UA"/>
-        </w:rPr>
-        <w:t>Молитва св. Єфрема</w:t>
+          <w:szCs w:val="24"/>
+          <w:lang w:val="uk-UA"/>
+        </w:rPr>
+        <w:lastRenderedPageBreak/>
+        <w:t>Псалом 33</w:t>
+      </w:r>
+    </w:p>
+    <w:p>
+      <w:pPr>
+        <w:spacing w:after="120"/>
+      </w:pPr>
+      <w:r>
+        <w:rPr>
+          <w:rFonts w:ascii="Times New Roman" w:hAnsi="Times New Roman"/>
+          <w:sz w:val="24"/>
+        </w:rPr>
+        <w:t>Благословлю́</w:t>
+      </w:r>
+      <w:r>
+        <w:rPr>
+          <w:rFonts w:ascii="Times New Roman" w:hAnsi="Times New Roman"/>
+          <w:sz w:val="24"/>
+        </w:rPr>
+        <w:t xml:space="preserve"> </w:t>
+      </w:r>
+      <w:r>
+        <w:rPr>
+          <w:rFonts w:ascii="Times New Roman" w:hAnsi="Times New Roman"/>
+          <w:sz w:val="24"/>
+        </w:rPr>
+        <w:t>Го́спода</w:t>
+      </w:r>
+      <w:r>
+        <w:rPr>
+          <w:rFonts w:ascii="Times New Roman" w:hAnsi="Times New Roman"/>
+          <w:sz w:val="24"/>
+        </w:rPr>
+        <w:t xml:space="preserve"> </w:t>
+      </w:r>
+      <w:r>
+        <w:rPr>
+          <w:rFonts w:ascii="Times New Roman" w:hAnsi="Times New Roman"/>
+          <w:sz w:val="24"/>
+        </w:rPr>
+        <w:t>повсякча́сно,*</w:t>
+      </w:r>
+      <w:r>
+        <w:rPr>
+          <w:rFonts w:ascii="Times New Roman" w:hAnsi="Times New Roman"/>
+          <w:sz w:val="24"/>
+        </w:rPr>
+        <w:t xml:space="preserve"> </w:t>
+      </w:r>
+      <w:r>
+        <w:rPr>
+          <w:rFonts w:ascii="Times New Roman" w:hAnsi="Times New Roman"/>
+          <w:sz w:val="24"/>
+        </w:rPr>
+        <w:t>зав́жди</w:t>
+      </w:r>
+      <w:r>
+        <w:rPr>
+          <w:rFonts w:ascii="Times New Roman" w:hAnsi="Times New Roman"/>
+          <w:sz w:val="24"/>
+        </w:rPr>
+        <w:t xml:space="preserve"> </w:t>
+      </w:r>
+      <w:r>
+        <w:rPr>
+          <w:rFonts w:ascii="Times New Roman" w:hAnsi="Times New Roman"/>
+          <w:sz w:val="24"/>
+        </w:rPr>
+        <w:t>хвала́</w:t>
+      </w:r>
+      <w:r>
+        <w:rPr>
+          <w:rFonts w:ascii="Times New Roman" w:hAnsi="Times New Roman"/>
+          <w:sz w:val="24"/>
+        </w:rPr>
+        <w:t xml:space="preserve"> </w:t>
+      </w:r>
+      <w:r>
+        <w:rPr>
+          <w:rFonts w:ascii="Times New Roman" w:hAnsi="Times New Roman"/>
+          <w:sz w:val="24"/>
+        </w:rPr>
+        <w:t>Його́</w:t>
+      </w:r>
+      <w:r>
+        <w:rPr>
+          <w:rFonts w:ascii="Times New Roman" w:hAnsi="Times New Roman"/>
+          <w:sz w:val="24"/>
+        </w:rPr>
+        <w:t xml:space="preserve"> </w:t>
+      </w:r>
+      <w:r>
+        <w:rPr>
+          <w:rFonts w:ascii="Times New Roman" w:hAnsi="Times New Roman"/>
+          <w:sz w:val="24"/>
+        </w:rPr>
+        <w:t>на</w:t>
+      </w:r>
+      <w:r>
+        <w:rPr>
+          <w:rFonts w:ascii="Times New Roman" w:hAnsi="Times New Roman"/>
+          <w:sz w:val="24"/>
+        </w:rPr>
+        <w:t xml:space="preserve"> </w:t>
+      </w:r>
+      <w:r>
+        <w:rPr>
+          <w:rFonts w:ascii="Times New Roman" w:hAnsi="Times New Roman"/>
+          <w:sz w:val="24"/>
+        </w:rPr>
+        <w:t>уста́х</w:t>
+      </w:r>
+      <w:r>
+        <w:rPr>
+          <w:rFonts w:ascii="Times New Roman" w:hAnsi="Times New Roman"/>
+          <w:sz w:val="24"/>
+        </w:rPr>
+        <w:t xml:space="preserve"> </w:t>
+      </w:r>
+      <w:r>
+        <w:rPr>
+          <w:rFonts w:ascii="Times New Roman" w:hAnsi="Times New Roman"/>
+          <w:sz w:val="24"/>
+        </w:rPr>
+        <w:t>у</w:t>
+      </w:r>
+      <w:r>
+        <w:rPr>
+          <w:rFonts w:ascii="Times New Roman" w:hAnsi="Times New Roman"/>
+          <w:sz w:val="24"/>
+        </w:rPr>
+        <w:t xml:space="preserve"> </w:t>
+      </w:r>
+      <w:r>
+        <w:rPr>
+          <w:rFonts w:ascii="Times New Roman" w:hAnsi="Times New Roman"/>
+          <w:sz w:val="24"/>
+        </w:rPr>
+        <w:t>ме́не.</w:t>
+      </w:r>
+    </w:p>
+    <w:p>
+      <w:pPr>
+        <w:spacing w:after="120"/>
+      </w:pPr>
+      <w:r>
+        <w:rPr>
+          <w:rFonts w:ascii="Times New Roman" w:hAnsi="Times New Roman"/>
+          <w:sz w:val="24"/>
+        </w:rPr>
+        <w:t>Душа́</w:t>
+      </w:r>
+      <w:r>
+        <w:rPr>
+          <w:rFonts w:ascii="Times New Roman" w:hAnsi="Times New Roman"/>
+          <w:sz w:val="24"/>
+        </w:rPr>
+        <w:t xml:space="preserve"> </w:t>
+      </w:r>
+      <w:r>
+        <w:rPr>
+          <w:rFonts w:ascii="Times New Roman" w:hAnsi="Times New Roman"/>
+          <w:sz w:val="24"/>
+        </w:rPr>
+        <w:t>моя́</w:t>
+      </w:r>
+      <w:r>
+        <w:rPr>
+          <w:rFonts w:ascii="Times New Roman" w:hAnsi="Times New Roman"/>
+          <w:sz w:val="24"/>
+        </w:rPr>
+        <w:t xml:space="preserve"> </w:t>
+      </w:r>
+      <w:r>
+        <w:rPr>
+          <w:rFonts w:ascii="Times New Roman" w:hAnsi="Times New Roman"/>
+          <w:sz w:val="24"/>
+        </w:rPr>
+        <w:t>неха́й</w:t>
+      </w:r>
+      <w:r>
+        <w:rPr>
+          <w:rFonts w:ascii="Times New Roman" w:hAnsi="Times New Roman"/>
+          <w:sz w:val="24"/>
+        </w:rPr>
+        <w:t xml:space="preserve"> </w:t>
+      </w:r>
+      <w:r>
+        <w:rPr>
+          <w:rFonts w:ascii="Times New Roman" w:hAnsi="Times New Roman"/>
+          <w:sz w:val="24"/>
+        </w:rPr>
+        <w:t>Го́сподом</w:t>
+      </w:r>
+      <w:r>
+        <w:rPr>
+          <w:rFonts w:ascii="Times New Roman" w:hAnsi="Times New Roman"/>
+          <w:sz w:val="24"/>
+        </w:rPr>
+        <w:t xml:space="preserve"> </w:t>
+      </w:r>
+      <w:r>
+        <w:rPr>
+          <w:rFonts w:ascii="Times New Roman" w:hAnsi="Times New Roman"/>
+          <w:sz w:val="24"/>
+        </w:rPr>
+        <w:t>хва́литься,*</w:t>
+      </w:r>
+      <w:r>
+        <w:rPr>
+          <w:rFonts w:ascii="Times New Roman" w:hAnsi="Times New Roman"/>
+          <w:sz w:val="24"/>
+        </w:rPr>
+        <w:t xml:space="preserve"> </w:t>
+      </w:r>
+      <w:r>
+        <w:rPr>
+          <w:rFonts w:ascii="Times New Roman" w:hAnsi="Times New Roman"/>
+          <w:sz w:val="24"/>
+        </w:rPr>
+        <w:t>неха́й</w:t>
+      </w:r>
+      <w:r>
+        <w:rPr>
+          <w:rFonts w:ascii="Times New Roman" w:hAnsi="Times New Roman"/>
+          <w:sz w:val="24"/>
+        </w:rPr>
+        <w:t xml:space="preserve"> </w:t>
+      </w:r>
+      <w:r>
+        <w:rPr>
+          <w:rFonts w:ascii="Times New Roman" w:hAnsi="Times New Roman"/>
+          <w:sz w:val="24"/>
+        </w:rPr>
+        <w:t>покі́рні</w:t>
+      </w:r>
+      <w:r>
+        <w:rPr>
+          <w:rFonts w:ascii="Times New Roman" w:hAnsi="Times New Roman"/>
+          <w:sz w:val="24"/>
+        </w:rPr>
+        <w:t xml:space="preserve"> </w:t>
+      </w:r>
+      <w:r>
+        <w:rPr>
+          <w:rFonts w:ascii="Times New Roman" w:hAnsi="Times New Roman"/>
+          <w:sz w:val="24"/>
+        </w:rPr>
+        <w:t>чу́ють</w:t>
+      </w:r>
+      <w:r>
+        <w:rPr>
+          <w:rFonts w:ascii="Times New Roman" w:hAnsi="Times New Roman"/>
+          <w:sz w:val="24"/>
+        </w:rPr>
+        <w:t xml:space="preserve"> </w:t>
+      </w:r>
+      <w:r>
+        <w:rPr>
+          <w:rFonts w:ascii="Times New Roman" w:hAnsi="Times New Roman"/>
+          <w:sz w:val="24"/>
+        </w:rPr>
+        <w:t>те</w:t>
+      </w:r>
+      <w:r>
+        <w:rPr>
+          <w:rFonts w:ascii="Times New Roman" w:hAnsi="Times New Roman"/>
+          <w:sz w:val="24"/>
+        </w:rPr>
+        <w:t xml:space="preserve"> </w:t>
+      </w:r>
+      <w:r>
+        <w:rPr>
+          <w:rFonts w:ascii="Times New Roman" w:hAnsi="Times New Roman"/>
+          <w:sz w:val="24"/>
+        </w:rPr>
+        <w:t>й</w:t>
+      </w:r>
+      <w:r>
+        <w:rPr>
+          <w:rFonts w:ascii="Times New Roman" w:hAnsi="Times New Roman"/>
+          <w:sz w:val="24"/>
+        </w:rPr>
+        <w:t xml:space="preserve"> </w:t>
+      </w:r>
+      <w:r>
+        <w:rPr>
+          <w:rFonts w:ascii="Times New Roman" w:hAnsi="Times New Roman"/>
+          <w:sz w:val="24"/>
+        </w:rPr>
+        <w:t>веселя́ться</w:t>
+      </w:r>
+    </w:p>
+    <w:p>
+      <w:pPr>
+        <w:spacing w:after="120"/>
+      </w:pPr>
+      <w:r>
+        <w:rPr>
+          <w:rFonts w:ascii="Times New Roman" w:hAnsi="Times New Roman"/>
+          <w:sz w:val="24"/>
+        </w:rPr>
+        <w:t>Велича́йте</w:t>
+      </w:r>
+      <w:r>
+        <w:rPr>
+          <w:rFonts w:ascii="Times New Roman" w:hAnsi="Times New Roman"/>
+          <w:sz w:val="24"/>
+        </w:rPr>
+        <w:t xml:space="preserve"> </w:t>
+      </w:r>
+      <w:r>
+        <w:rPr>
+          <w:rFonts w:ascii="Times New Roman" w:hAnsi="Times New Roman"/>
+          <w:sz w:val="24"/>
+        </w:rPr>
+        <w:t>Го́спода</w:t>
+      </w:r>
+      <w:r>
+        <w:rPr>
+          <w:rFonts w:ascii="Times New Roman" w:hAnsi="Times New Roman"/>
+          <w:sz w:val="24"/>
+        </w:rPr>
+        <w:t xml:space="preserve"> </w:t>
+      </w:r>
+      <w:r>
+        <w:rPr>
+          <w:rFonts w:ascii="Times New Roman" w:hAnsi="Times New Roman"/>
+          <w:sz w:val="24"/>
+        </w:rPr>
+        <w:t>зо</w:t>
+      </w:r>
+      <w:r>
+        <w:rPr>
+          <w:rFonts w:ascii="Times New Roman" w:hAnsi="Times New Roman"/>
+          <w:sz w:val="24"/>
+        </w:rPr>
+        <w:t xml:space="preserve"> </w:t>
+      </w:r>
+      <w:r>
+        <w:rPr>
+          <w:rFonts w:ascii="Times New Roman" w:hAnsi="Times New Roman"/>
+          <w:sz w:val="24"/>
+        </w:rPr>
+        <w:t>мно́ю;*</w:t>
+      </w:r>
+      <w:r>
+        <w:rPr>
+          <w:rFonts w:ascii="Times New Roman" w:hAnsi="Times New Roman"/>
+          <w:sz w:val="24"/>
+        </w:rPr>
+        <w:t xml:space="preserve"> </w:t>
+      </w:r>
+      <w:r>
+        <w:rPr>
+          <w:rFonts w:ascii="Times New Roman" w:hAnsi="Times New Roman"/>
+          <w:sz w:val="24"/>
+        </w:rPr>
+        <w:t>і</w:t>
+      </w:r>
+      <w:r>
+        <w:rPr>
+          <w:rFonts w:ascii="Times New Roman" w:hAnsi="Times New Roman"/>
+          <w:sz w:val="24"/>
+        </w:rPr>
+        <w:t xml:space="preserve"> </w:t>
+      </w:r>
+      <w:r>
+        <w:rPr>
+          <w:rFonts w:ascii="Times New Roman" w:hAnsi="Times New Roman"/>
+          <w:sz w:val="24"/>
+        </w:rPr>
+        <w:t>вознесі́мо</w:t>
+      </w:r>
+      <w:r>
+        <w:rPr>
+          <w:rFonts w:ascii="Times New Roman" w:hAnsi="Times New Roman"/>
+          <w:sz w:val="24"/>
+        </w:rPr>
+        <w:t xml:space="preserve"> </w:t>
+      </w:r>
+      <w:r>
+        <w:rPr>
+          <w:rFonts w:ascii="Times New Roman" w:hAnsi="Times New Roman"/>
+          <w:sz w:val="24"/>
+        </w:rPr>
+        <w:t>Ім’я́</w:t>
+      </w:r>
+      <w:r>
+        <w:rPr>
+          <w:rFonts w:ascii="Times New Roman" w:hAnsi="Times New Roman"/>
+          <w:sz w:val="24"/>
+        </w:rPr>
+        <w:t xml:space="preserve"> </w:t>
+      </w:r>
+      <w:r>
+        <w:rPr>
+          <w:rFonts w:ascii="Times New Roman" w:hAnsi="Times New Roman"/>
+          <w:sz w:val="24"/>
+        </w:rPr>
+        <w:t>Його́</w:t>
+      </w:r>
+      <w:r>
+        <w:rPr>
+          <w:rFonts w:ascii="Times New Roman" w:hAnsi="Times New Roman"/>
+          <w:sz w:val="24"/>
+        </w:rPr>
+        <w:t xml:space="preserve"> </w:t>
+      </w:r>
+      <w:r>
+        <w:rPr>
+          <w:rFonts w:ascii="Times New Roman" w:hAnsi="Times New Roman"/>
+          <w:sz w:val="24"/>
+        </w:rPr>
+        <w:t>ра́зом.</w:t>
+      </w:r>
+    </w:p>
+    <w:p>
+      <w:pPr>
+        <w:spacing w:after="120"/>
+      </w:pPr>
+      <w:r>
+        <w:rPr>
+          <w:rFonts w:ascii="Times New Roman" w:hAnsi="Times New Roman"/>
+          <w:sz w:val="24"/>
+        </w:rPr>
+        <w:t>Я</w:t>
+      </w:r>
+      <w:r>
+        <w:rPr>
+          <w:rFonts w:ascii="Times New Roman" w:hAnsi="Times New Roman"/>
+          <w:sz w:val="24"/>
+        </w:rPr>
+        <w:t xml:space="preserve"> </w:t>
+      </w:r>
+      <w:r>
+        <w:rPr>
+          <w:rFonts w:ascii="Times New Roman" w:hAnsi="Times New Roman"/>
+          <w:sz w:val="24"/>
+        </w:rPr>
+        <w:t>шука́в</w:t>
+      </w:r>
+      <w:r>
+        <w:rPr>
+          <w:rFonts w:ascii="Times New Roman" w:hAnsi="Times New Roman"/>
+          <w:sz w:val="24"/>
+        </w:rPr>
+        <w:t xml:space="preserve"> </w:t>
+      </w:r>
+      <w:r>
+        <w:rPr>
+          <w:rFonts w:ascii="Times New Roman" w:hAnsi="Times New Roman"/>
+          <w:sz w:val="24"/>
+        </w:rPr>
+        <w:t>Го́спода,</w:t>
+      </w:r>
+      <w:r>
+        <w:rPr>
+          <w:rFonts w:ascii="Times New Roman" w:hAnsi="Times New Roman"/>
+          <w:sz w:val="24"/>
+        </w:rPr>
+        <w:t xml:space="preserve"> </w:t>
+      </w:r>
+      <w:r>
+        <w:rPr>
+          <w:rFonts w:ascii="Times New Roman" w:hAnsi="Times New Roman"/>
+          <w:sz w:val="24"/>
+        </w:rPr>
+        <w:t>і</w:t>
+      </w:r>
+      <w:r>
+        <w:rPr>
+          <w:rFonts w:ascii="Times New Roman" w:hAnsi="Times New Roman"/>
+          <w:sz w:val="24"/>
+        </w:rPr>
+        <w:t xml:space="preserve"> </w:t>
+      </w:r>
+      <w:r>
+        <w:rPr>
+          <w:rFonts w:ascii="Times New Roman" w:hAnsi="Times New Roman"/>
+          <w:sz w:val="24"/>
+        </w:rPr>
+        <w:t>Він</w:t>
+      </w:r>
+      <w:r>
+        <w:rPr>
+          <w:rFonts w:ascii="Times New Roman" w:hAnsi="Times New Roman"/>
+          <w:sz w:val="24"/>
+        </w:rPr>
+        <w:t xml:space="preserve"> </w:t>
+      </w:r>
+      <w:r>
+        <w:rPr>
+          <w:rFonts w:ascii="Times New Roman" w:hAnsi="Times New Roman"/>
+          <w:sz w:val="24"/>
+        </w:rPr>
+        <w:t>почу́в</w:t>
+      </w:r>
+      <w:r>
+        <w:rPr>
+          <w:rFonts w:ascii="Times New Roman" w:hAnsi="Times New Roman"/>
+          <w:sz w:val="24"/>
+        </w:rPr>
+        <w:t xml:space="preserve"> </w:t>
+      </w:r>
+      <w:r>
+        <w:rPr>
+          <w:rFonts w:ascii="Times New Roman" w:hAnsi="Times New Roman"/>
+          <w:sz w:val="24"/>
+        </w:rPr>
+        <w:t>мене́;*</w:t>
+      </w:r>
+      <w:r>
+        <w:rPr>
+          <w:rFonts w:ascii="Times New Roman" w:hAnsi="Times New Roman"/>
+          <w:sz w:val="24"/>
+        </w:rPr>
+        <w:t xml:space="preserve"> </w:t>
+      </w:r>
+      <w:r>
+        <w:rPr>
+          <w:rFonts w:ascii="Times New Roman" w:hAnsi="Times New Roman"/>
+          <w:sz w:val="24"/>
+        </w:rPr>
+        <w:t>і</w:t>
+      </w:r>
+      <w:r>
+        <w:rPr>
+          <w:rFonts w:ascii="Times New Roman" w:hAnsi="Times New Roman"/>
+          <w:sz w:val="24"/>
+        </w:rPr>
+        <w:t xml:space="preserve"> </w:t>
+      </w:r>
+      <w:r>
+        <w:rPr>
+          <w:rFonts w:ascii="Times New Roman" w:hAnsi="Times New Roman"/>
+          <w:sz w:val="24"/>
+        </w:rPr>
+        <w:t>звільни́в</w:t>
+      </w:r>
+      <w:r>
+        <w:rPr>
+          <w:rFonts w:ascii="Times New Roman" w:hAnsi="Times New Roman"/>
+          <w:sz w:val="24"/>
+        </w:rPr>
+        <w:t xml:space="preserve"> </w:t>
+      </w:r>
+      <w:r>
+        <w:rPr>
+          <w:rFonts w:ascii="Times New Roman" w:hAnsi="Times New Roman"/>
+          <w:sz w:val="24"/>
+        </w:rPr>
+        <w:t>мене́</w:t>
+      </w:r>
+      <w:r>
+        <w:rPr>
+          <w:rFonts w:ascii="Times New Roman" w:hAnsi="Times New Roman"/>
+          <w:sz w:val="24"/>
+        </w:rPr>
+        <w:t xml:space="preserve"> </w:t>
+      </w:r>
+      <w:r>
+        <w:rPr>
+          <w:rFonts w:ascii="Times New Roman" w:hAnsi="Times New Roman"/>
+          <w:sz w:val="24"/>
+        </w:rPr>
+        <w:t>від</w:t>
+      </w:r>
+      <w:r>
+        <w:rPr>
+          <w:rFonts w:ascii="Times New Roman" w:hAnsi="Times New Roman"/>
+          <w:sz w:val="24"/>
+        </w:rPr>
+        <w:t xml:space="preserve"> </w:t>
+      </w:r>
+      <w:r>
+        <w:rPr>
+          <w:rFonts w:ascii="Times New Roman" w:hAnsi="Times New Roman"/>
+          <w:sz w:val="24"/>
+        </w:rPr>
+        <w:t>усі́х</w:t>
+      </w:r>
+      <w:r>
+        <w:rPr>
+          <w:rFonts w:ascii="Times New Roman" w:hAnsi="Times New Roman"/>
+          <w:sz w:val="24"/>
+        </w:rPr>
+        <w:t xml:space="preserve"> </w:t>
+      </w:r>
+      <w:r>
+        <w:rPr>
+          <w:rFonts w:ascii="Times New Roman" w:hAnsi="Times New Roman"/>
+          <w:sz w:val="24"/>
+        </w:rPr>
+        <w:t>мої́х</w:t>
+      </w:r>
+      <w:r>
+        <w:rPr>
+          <w:rFonts w:ascii="Times New Roman" w:hAnsi="Times New Roman"/>
+          <w:sz w:val="24"/>
+        </w:rPr>
+        <w:t xml:space="preserve"> </w:t>
+      </w:r>
+      <w:r>
+        <w:rPr>
+          <w:rFonts w:ascii="Times New Roman" w:hAnsi="Times New Roman"/>
+          <w:sz w:val="24"/>
+        </w:rPr>
+        <w:t>скорбо́т.</w:t>
+      </w:r>
+    </w:p>
+    <w:p>
+      <w:pPr>
+        <w:spacing w:after="120"/>
+      </w:pPr>
+      <w:r>
+        <w:rPr>
+          <w:rFonts w:ascii="Times New Roman" w:hAnsi="Times New Roman"/>
+          <w:sz w:val="24"/>
+        </w:rPr>
+        <w:t>Гля́ньте</w:t>
+      </w:r>
+      <w:r>
+        <w:rPr>
+          <w:rFonts w:ascii="Times New Roman" w:hAnsi="Times New Roman"/>
+          <w:sz w:val="24"/>
+        </w:rPr>
+        <w:t xml:space="preserve"> </w:t>
+      </w:r>
+      <w:r>
+        <w:rPr>
+          <w:rFonts w:ascii="Times New Roman" w:hAnsi="Times New Roman"/>
+          <w:sz w:val="24"/>
+        </w:rPr>
+        <w:t>на</w:t>
+      </w:r>
+      <w:r>
+        <w:rPr>
+          <w:rFonts w:ascii="Times New Roman" w:hAnsi="Times New Roman"/>
+          <w:sz w:val="24"/>
+        </w:rPr>
+        <w:t xml:space="preserve"> </w:t>
+      </w:r>
+      <w:r>
+        <w:rPr>
+          <w:rFonts w:ascii="Times New Roman" w:hAnsi="Times New Roman"/>
+          <w:sz w:val="24"/>
+        </w:rPr>
+        <w:t>Ньо́го</w:t>
+      </w:r>
+      <w:r>
+        <w:rPr>
+          <w:rFonts w:ascii="Times New Roman" w:hAnsi="Times New Roman"/>
+          <w:sz w:val="24"/>
+        </w:rPr>
+        <w:t xml:space="preserve"> </w:t>
+      </w:r>
+      <w:r>
+        <w:rPr>
+          <w:rFonts w:ascii="Times New Roman" w:hAnsi="Times New Roman"/>
+          <w:sz w:val="24"/>
+        </w:rPr>
+        <w:t>й</w:t>
+      </w:r>
+      <w:r>
+        <w:rPr>
+          <w:rFonts w:ascii="Times New Roman" w:hAnsi="Times New Roman"/>
+          <w:sz w:val="24"/>
+        </w:rPr>
+        <w:t xml:space="preserve"> </w:t>
+      </w:r>
+      <w:r>
+        <w:rPr>
+          <w:rFonts w:ascii="Times New Roman" w:hAnsi="Times New Roman"/>
+          <w:sz w:val="24"/>
+        </w:rPr>
+        <w:t>розвеселі́ться,*</w:t>
+      </w:r>
+      <w:r>
+        <w:rPr>
+          <w:rFonts w:ascii="Times New Roman" w:hAnsi="Times New Roman"/>
+          <w:sz w:val="24"/>
+        </w:rPr>
+        <w:t xml:space="preserve"> </w:t>
+      </w:r>
+      <w:r>
+        <w:rPr>
+          <w:rFonts w:ascii="Times New Roman" w:hAnsi="Times New Roman"/>
+          <w:sz w:val="24"/>
+        </w:rPr>
+        <w:t>обли́ччя</w:t>
+      </w:r>
+      <w:r>
+        <w:rPr>
+          <w:rFonts w:ascii="Times New Roman" w:hAnsi="Times New Roman"/>
+          <w:sz w:val="24"/>
+        </w:rPr>
+        <w:t xml:space="preserve"> </w:t>
+      </w:r>
+      <w:r>
+        <w:rPr>
+          <w:rFonts w:ascii="Times New Roman" w:hAnsi="Times New Roman"/>
+          <w:sz w:val="24"/>
+        </w:rPr>
+        <w:t>ва́ше</w:t>
+      </w:r>
+      <w:r>
+        <w:rPr>
+          <w:rFonts w:ascii="Times New Roman" w:hAnsi="Times New Roman"/>
+          <w:sz w:val="24"/>
+        </w:rPr>
+        <w:t xml:space="preserve"> </w:t>
+      </w:r>
+      <w:r>
+        <w:rPr>
+          <w:rFonts w:ascii="Times New Roman" w:hAnsi="Times New Roman"/>
+          <w:sz w:val="24"/>
+        </w:rPr>
+        <w:t>неха́й</w:t>
+      </w:r>
+      <w:r>
+        <w:rPr>
+          <w:rFonts w:ascii="Times New Roman" w:hAnsi="Times New Roman"/>
+          <w:sz w:val="24"/>
+        </w:rPr>
+        <w:t xml:space="preserve"> </w:t>
+      </w:r>
+      <w:r>
+        <w:rPr>
+          <w:rFonts w:ascii="Times New Roman" w:hAnsi="Times New Roman"/>
+          <w:sz w:val="24"/>
+        </w:rPr>
+        <w:t>не</w:t>
+      </w:r>
+      <w:r>
+        <w:rPr>
+          <w:rFonts w:ascii="Times New Roman" w:hAnsi="Times New Roman"/>
+          <w:sz w:val="24"/>
+        </w:rPr>
+        <w:t xml:space="preserve"> </w:t>
+      </w:r>
+      <w:r>
+        <w:rPr>
+          <w:rFonts w:ascii="Times New Roman" w:hAnsi="Times New Roman"/>
+          <w:sz w:val="24"/>
+        </w:rPr>
+        <w:t>соро́миться</w:t>
+      </w:r>
+    </w:p>
+    <w:p>
+      <w:pPr>
+        <w:spacing w:after="120"/>
+      </w:pPr>
+      <w:r>
+        <w:rPr>
+          <w:rFonts w:ascii="Times New Roman" w:hAnsi="Times New Roman"/>
+          <w:sz w:val="24"/>
+        </w:rPr>
+        <w:t>Ось</w:t>
+      </w:r>
+      <w:r>
+        <w:rPr>
+          <w:rFonts w:ascii="Times New Roman" w:hAnsi="Times New Roman"/>
+          <w:sz w:val="24"/>
+        </w:rPr>
+        <w:t xml:space="preserve"> </w:t>
+      </w:r>
+      <w:r>
+        <w:rPr>
+          <w:rFonts w:ascii="Times New Roman" w:hAnsi="Times New Roman"/>
+          <w:sz w:val="24"/>
+        </w:rPr>
+        <w:t>візва́в</w:t>
+      </w:r>
+      <w:r>
+        <w:rPr>
+          <w:rFonts w:ascii="Times New Roman" w:hAnsi="Times New Roman"/>
+          <w:sz w:val="24"/>
+        </w:rPr>
+        <w:t xml:space="preserve"> </w:t>
+      </w:r>
+      <w:r>
+        <w:rPr>
+          <w:rFonts w:ascii="Times New Roman" w:hAnsi="Times New Roman"/>
+          <w:sz w:val="24"/>
+        </w:rPr>
+        <w:t>бідола́ха,</w:t>
+      </w:r>
+      <w:r>
+        <w:rPr>
+          <w:rFonts w:ascii="Times New Roman" w:hAnsi="Times New Roman"/>
+          <w:sz w:val="24"/>
+        </w:rPr>
+        <w:t xml:space="preserve"> </w:t>
+      </w:r>
+      <w:r>
+        <w:rPr>
+          <w:rFonts w:ascii="Times New Roman" w:hAnsi="Times New Roman"/>
+          <w:sz w:val="24"/>
+        </w:rPr>
+        <w:t>і</w:t>
+      </w:r>
+      <w:r>
+        <w:rPr>
+          <w:rFonts w:ascii="Times New Roman" w:hAnsi="Times New Roman"/>
+          <w:sz w:val="24"/>
+        </w:rPr>
+        <w:t xml:space="preserve"> </w:t>
+      </w:r>
+      <w:r>
+        <w:rPr>
+          <w:rFonts w:ascii="Times New Roman" w:hAnsi="Times New Roman"/>
+          <w:sz w:val="24"/>
+        </w:rPr>
+        <w:t>Госпо́дь</w:t>
+      </w:r>
+      <w:r>
+        <w:rPr>
+          <w:rFonts w:ascii="Times New Roman" w:hAnsi="Times New Roman"/>
+          <w:sz w:val="24"/>
+        </w:rPr>
+        <w:t xml:space="preserve"> </w:t>
+      </w:r>
+      <w:r>
+        <w:rPr>
+          <w:rFonts w:ascii="Times New Roman" w:hAnsi="Times New Roman"/>
+          <w:sz w:val="24"/>
+        </w:rPr>
+        <w:t>почу́в,*</w:t>
+      </w:r>
+      <w:r>
+        <w:rPr>
+          <w:rFonts w:ascii="Times New Roman" w:hAnsi="Times New Roman"/>
+          <w:sz w:val="24"/>
+        </w:rPr>
+        <w:t xml:space="preserve"> </w:t>
+      </w:r>
+      <w:r>
+        <w:rPr>
+          <w:rFonts w:ascii="Times New Roman" w:hAnsi="Times New Roman"/>
+          <w:sz w:val="24"/>
+        </w:rPr>
+        <w:t>і</w:t>
+      </w:r>
+      <w:r>
+        <w:rPr>
+          <w:rFonts w:ascii="Times New Roman" w:hAnsi="Times New Roman"/>
+          <w:sz w:val="24"/>
+        </w:rPr>
+        <w:t xml:space="preserve"> </w:t>
+      </w:r>
+      <w:r>
+        <w:rPr>
+          <w:rFonts w:ascii="Times New Roman" w:hAnsi="Times New Roman"/>
+          <w:sz w:val="24"/>
+        </w:rPr>
+        <w:t>врятува́в</w:t>
+      </w:r>
+      <w:r>
+        <w:rPr>
+          <w:rFonts w:ascii="Times New Roman" w:hAnsi="Times New Roman"/>
+          <w:sz w:val="24"/>
+        </w:rPr>
+        <w:t xml:space="preserve"> </w:t>
+      </w:r>
+      <w:r>
+        <w:rPr>
+          <w:rFonts w:ascii="Times New Roman" w:hAnsi="Times New Roman"/>
+          <w:sz w:val="24"/>
+        </w:rPr>
+        <w:t>його́</w:t>
+      </w:r>
+      <w:r>
+        <w:rPr>
+          <w:rFonts w:ascii="Times New Roman" w:hAnsi="Times New Roman"/>
+          <w:sz w:val="24"/>
+        </w:rPr>
+        <w:t xml:space="preserve"> </w:t>
+      </w:r>
+      <w:r>
+        <w:rPr>
+          <w:rFonts w:ascii="Times New Roman" w:hAnsi="Times New Roman"/>
+          <w:sz w:val="24"/>
+        </w:rPr>
+        <w:t>від</w:t>
+      </w:r>
+      <w:r>
+        <w:rPr>
+          <w:rFonts w:ascii="Times New Roman" w:hAnsi="Times New Roman"/>
+          <w:sz w:val="24"/>
+        </w:rPr>
+        <w:t xml:space="preserve"> </w:t>
+      </w:r>
+      <w:r>
+        <w:rPr>
+          <w:rFonts w:ascii="Times New Roman" w:hAnsi="Times New Roman"/>
+          <w:sz w:val="24"/>
+        </w:rPr>
+        <w:t>усі́х</w:t>
+      </w:r>
+      <w:r>
+        <w:rPr>
+          <w:rFonts w:ascii="Times New Roman" w:hAnsi="Times New Roman"/>
+          <w:sz w:val="24"/>
+        </w:rPr>
+        <w:t xml:space="preserve"> </w:t>
+      </w:r>
+      <w:r>
+        <w:rPr>
+          <w:rFonts w:ascii="Times New Roman" w:hAnsi="Times New Roman"/>
+          <w:sz w:val="24"/>
+        </w:rPr>
+        <w:t>його́</w:t>
+      </w:r>
+      <w:r>
+        <w:rPr>
+          <w:rFonts w:ascii="Times New Roman" w:hAnsi="Times New Roman"/>
+          <w:sz w:val="24"/>
+        </w:rPr>
+        <w:t xml:space="preserve"> </w:t>
+      </w:r>
+      <w:r>
+        <w:rPr>
+          <w:rFonts w:ascii="Times New Roman" w:hAnsi="Times New Roman"/>
+          <w:sz w:val="24"/>
+        </w:rPr>
+        <w:t>на́пастей.</w:t>
+      </w:r>
+    </w:p>
+    <w:p>
+      <w:pPr>
+        <w:spacing w:after="120"/>
+      </w:pPr>
+      <w:r>
+        <w:rPr>
+          <w:rFonts w:ascii="Times New Roman" w:hAnsi="Times New Roman"/>
+          <w:sz w:val="24"/>
+        </w:rPr>
+        <w:t>А́нгел</w:t>
+      </w:r>
+      <w:r>
+        <w:rPr>
+          <w:rFonts w:ascii="Times New Roman" w:hAnsi="Times New Roman"/>
+          <w:sz w:val="24"/>
+        </w:rPr>
+        <w:t xml:space="preserve"> </w:t>
+      </w:r>
+      <w:r>
+        <w:rPr>
+          <w:rFonts w:ascii="Times New Roman" w:hAnsi="Times New Roman"/>
+          <w:sz w:val="24"/>
+        </w:rPr>
+        <w:t>Госпо́дній</w:t>
+      </w:r>
+      <w:r>
+        <w:rPr>
+          <w:rFonts w:ascii="Times New Roman" w:hAnsi="Times New Roman"/>
+          <w:sz w:val="24"/>
+        </w:rPr>
+        <w:t xml:space="preserve"> </w:t>
+      </w:r>
+      <w:r>
+        <w:rPr>
+          <w:rFonts w:ascii="Times New Roman" w:hAnsi="Times New Roman"/>
+          <w:sz w:val="24"/>
+        </w:rPr>
+        <w:t>стої́ть</w:t>
+      </w:r>
+      <w:r>
+        <w:rPr>
+          <w:rFonts w:ascii="Times New Roman" w:hAnsi="Times New Roman"/>
+          <w:sz w:val="24"/>
+        </w:rPr>
+        <w:t xml:space="preserve"> </w:t>
+      </w:r>
+      <w:r>
+        <w:rPr>
+          <w:rFonts w:ascii="Times New Roman" w:hAnsi="Times New Roman"/>
+          <w:sz w:val="24"/>
+        </w:rPr>
+        <w:t>на</w:t>
+      </w:r>
+      <w:r>
+        <w:rPr>
+          <w:rFonts w:ascii="Times New Roman" w:hAnsi="Times New Roman"/>
+          <w:sz w:val="24"/>
+        </w:rPr>
+        <w:t xml:space="preserve"> </w:t>
+      </w:r>
+      <w:r>
+        <w:rPr>
+          <w:rFonts w:ascii="Times New Roman" w:hAnsi="Times New Roman"/>
+          <w:sz w:val="24"/>
+        </w:rPr>
+        <w:t>ва́рті</w:t>
+      </w:r>
+      <w:r>
+        <w:rPr>
+          <w:rFonts w:ascii="Times New Roman" w:hAnsi="Times New Roman"/>
+          <w:sz w:val="24"/>
+        </w:rPr>
+        <w:t xml:space="preserve"> </w:t>
+      </w:r>
+      <w:r>
+        <w:rPr>
+          <w:rFonts w:ascii="Times New Roman" w:hAnsi="Times New Roman"/>
+          <w:sz w:val="24"/>
+        </w:rPr>
+        <w:t>навкру́г</w:t>
+      </w:r>
+      <w:r>
+        <w:rPr>
+          <w:rFonts w:ascii="Times New Roman" w:hAnsi="Times New Roman"/>
+          <w:sz w:val="24"/>
+        </w:rPr>
+        <w:t xml:space="preserve"> </w:t>
+      </w:r>
+      <w:r>
+        <w:rPr>
+          <w:rFonts w:ascii="Times New Roman" w:hAnsi="Times New Roman"/>
+          <w:sz w:val="24"/>
+        </w:rPr>
+        <w:t>тих,</w:t>
+      </w:r>
+      <w:r>
+        <w:rPr>
+          <w:rFonts w:ascii="Times New Roman" w:hAnsi="Times New Roman"/>
+          <w:sz w:val="24"/>
+        </w:rPr>
+        <w:t xml:space="preserve"> </w:t>
+      </w:r>
+      <w:r>
+        <w:rPr>
+          <w:rFonts w:ascii="Times New Roman" w:hAnsi="Times New Roman"/>
+          <w:sz w:val="24"/>
+        </w:rPr>
+        <w:t>що</w:t>
+      </w:r>
+      <w:r>
+        <w:rPr>
+          <w:rFonts w:ascii="Times New Roman" w:hAnsi="Times New Roman"/>
+          <w:sz w:val="24"/>
+        </w:rPr>
+        <w:t xml:space="preserve"> </w:t>
+      </w:r>
+      <w:r>
+        <w:rPr>
+          <w:rFonts w:ascii="Times New Roman" w:hAnsi="Times New Roman"/>
+          <w:sz w:val="24"/>
+        </w:rPr>
+        <w:t>Його́</w:t>
+      </w:r>
+      <w:r>
+        <w:rPr>
+          <w:rFonts w:ascii="Times New Roman" w:hAnsi="Times New Roman"/>
+          <w:sz w:val="24"/>
+        </w:rPr>
+        <w:t xml:space="preserve"> </w:t>
+      </w:r>
+      <w:r>
+        <w:rPr>
+          <w:rFonts w:ascii="Times New Roman" w:hAnsi="Times New Roman"/>
+          <w:sz w:val="24"/>
+        </w:rPr>
+        <w:t>боя́ться,*</w:t>
+      </w:r>
+      <w:r>
+        <w:rPr>
+          <w:rFonts w:ascii="Times New Roman" w:hAnsi="Times New Roman"/>
+          <w:sz w:val="24"/>
+        </w:rPr>
+        <w:t xml:space="preserve"> </w:t>
+      </w:r>
+      <w:r>
+        <w:rPr>
+          <w:rFonts w:ascii="Times New Roman" w:hAnsi="Times New Roman"/>
+          <w:sz w:val="24"/>
+        </w:rPr>
+        <w:t>і</w:t>
+      </w:r>
+      <w:r>
+        <w:rPr>
+          <w:rFonts w:ascii="Times New Roman" w:hAnsi="Times New Roman"/>
+          <w:sz w:val="24"/>
+        </w:rPr>
+        <w:t xml:space="preserve"> </w:t>
+      </w:r>
+      <w:r>
+        <w:rPr>
+          <w:rFonts w:ascii="Times New Roman" w:hAnsi="Times New Roman"/>
+          <w:sz w:val="24"/>
+        </w:rPr>
+        <w:t>їх</w:t>
+      </w:r>
+      <w:r>
+        <w:rPr>
+          <w:rFonts w:ascii="Times New Roman" w:hAnsi="Times New Roman"/>
+          <w:sz w:val="24"/>
+        </w:rPr>
+        <w:t xml:space="preserve"> </w:t>
+      </w:r>
+      <w:r>
+        <w:rPr>
+          <w:rFonts w:ascii="Times New Roman" w:hAnsi="Times New Roman"/>
+          <w:sz w:val="24"/>
+        </w:rPr>
+        <w:t>визволя́є.</w:t>
+      </w:r>
+    </w:p>
+    <w:p>
+      <w:pPr>
+        <w:spacing w:after="120"/>
+      </w:pPr>
+      <w:r>
+        <w:rPr>
+          <w:rFonts w:ascii="Times New Roman" w:hAnsi="Times New Roman"/>
+          <w:sz w:val="24"/>
+        </w:rPr>
+        <w:t>Спро́буйте</w:t>
+      </w:r>
+      <w:r>
+        <w:rPr>
+          <w:rFonts w:ascii="Times New Roman" w:hAnsi="Times New Roman"/>
+          <w:sz w:val="24"/>
+        </w:rPr>
+        <w:t xml:space="preserve"> </w:t>
+      </w:r>
+      <w:r>
+        <w:rPr>
+          <w:rFonts w:ascii="Times New Roman" w:hAnsi="Times New Roman"/>
+          <w:sz w:val="24"/>
+        </w:rPr>
+        <w:t>й</w:t>
+      </w:r>
+      <w:r>
+        <w:rPr>
+          <w:rFonts w:ascii="Times New Roman" w:hAnsi="Times New Roman"/>
+          <w:sz w:val="24"/>
+        </w:rPr>
+        <w:t xml:space="preserve"> </w:t>
+      </w:r>
+      <w:r>
+        <w:rPr>
+          <w:rFonts w:ascii="Times New Roman" w:hAnsi="Times New Roman"/>
+          <w:sz w:val="24"/>
+        </w:rPr>
+        <w:t>подиві́ться,</w:t>
+      </w:r>
+      <w:r>
+        <w:rPr>
+          <w:rFonts w:ascii="Times New Roman" w:hAnsi="Times New Roman"/>
+          <w:sz w:val="24"/>
+        </w:rPr>
+        <w:t xml:space="preserve"> </w:t>
+      </w:r>
+      <w:r>
+        <w:rPr>
+          <w:rFonts w:ascii="Times New Roman" w:hAnsi="Times New Roman"/>
+          <w:sz w:val="24"/>
+        </w:rPr>
+        <w:t>яки́й</w:t>
+      </w:r>
+      <w:r>
+        <w:rPr>
+          <w:rFonts w:ascii="Times New Roman" w:hAnsi="Times New Roman"/>
+          <w:sz w:val="24"/>
+        </w:rPr>
+        <w:t xml:space="preserve"> </w:t>
+      </w:r>
+      <w:r>
+        <w:rPr>
+          <w:rFonts w:ascii="Times New Roman" w:hAnsi="Times New Roman"/>
+          <w:sz w:val="24"/>
+        </w:rPr>
+        <w:t>до́брий</w:t>
+      </w:r>
+      <w:r>
+        <w:rPr>
+          <w:rFonts w:ascii="Times New Roman" w:hAnsi="Times New Roman"/>
+          <w:sz w:val="24"/>
+        </w:rPr>
+        <w:t xml:space="preserve"> </w:t>
+      </w:r>
+      <w:r>
+        <w:rPr>
+          <w:rFonts w:ascii="Times New Roman" w:hAnsi="Times New Roman"/>
+          <w:sz w:val="24"/>
+        </w:rPr>
+        <w:t>Госпо́дь.*</w:t>
+      </w:r>
+      <w:r>
+        <w:rPr>
+          <w:rFonts w:ascii="Times New Roman" w:hAnsi="Times New Roman"/>
+          <w:sz w:val="24"/>
+        </w:rPr>
+        <w:t xml:space="preserve"> </w:t>
+      </w:r>
+      <w:r>
+        <w:rPr>
+          <w:rFonts w:ascii="Times New Roman" w:hAnsi="Times New Roman"/>
+          <w:sz w:val="24"/>
+        </w:rPr>
+        <w:t>Блаже́нний,</w:t>
+      </w:r>
+      <w:r>
+        <w:rPr>
+          <w:rFonts w:ascii="Times New Roman" w:hAnsi="Times New Roman"/>
+          <w:sz w:val="24"/>
+        </w:rPr>
+        <w:t xml:space="preserve"> </w:t>
+      </w:r>
+      <w:r>
+        <w:rPr>
+          <w:rFonts w:ascii="Times New Roman" w:hAnsi="Times New Roman"/>
+          <w:sz w:val="24"/>
+        </w:rPr>
+        <w:t>хто</w:t>
+      </w:r>
+      <w:r>
+        <w:rPr>
+          <w:rFonts w:ascii="Times New Roman" w:hAnsi="Times New Roman"/>
+          <w:sz w:val="24"/>
+        </w:rPr>
+        <w:t xml:space="preserve"> </w:t>
+      </w:r>
+      <w:r>
+        <w:rPr>
+          <w:rFonts w:ascii="Times New Roman" w:hAnsi="Times New Roman"/>
+          <w:sz w:val="24"/>
+        </w:rPr>
+        <w:t>до</w:t>
+      </w:r>
+      <w:r>
+        <w:rPr>
+          <w:rFonts w:ascii="Times New Roman" w:hAnsi="Times New Roman"/>
+          <w:sz w:val="24"/>
+        </w:rPr>
+        <w:t xml:space="preserve"> </w:t>
+      </w:r>
+      <w:r>
+        <w:rPr>
+          <w:rFonts w:ascii="Times New Roman" w:hAnsi="Times New Roman"/>
+          <w:sz w:val="24"/>
+        </w:rPr>
+        <w:t>Ньо́го</w:t>
+      </w:r>
+      <w:r>
+        <w:rPr>
+          <w:rFonts w:ascii="Times New Roman" w:hAnsi="Times New Roman"/>
+          <w:sz w:val="24"/>
+        </w:rPr>
+        <w:t xml:space="preserve"> </w:t>
+      </w:r>
+      <w:r>
+        <w:rPr>
+          <w:rFonts w:ascii="Times New Roman" w:hAnsi="Times New Roman"/>
+          <w:sz w:val="24"/>
+        </w:rPr>
+        <w:t>прибіга́є.</w:t>
+      </w:r>
+    </w:p>
+    <w:p>
+      <w:pPr>
+        <w:spacing w:after="120"/>
+      </w:pPr>
+      <w:r>
+        <w:rPr>
+          <w:rFonts w:ascii="Times New Roman" w:hAnsi="Times New Roman"/>
+          <w:sz w:val="24"/>
+        </w:rPr>
+        <w:t>Бі́йтеся</w:t>
+      </w:r>
+      <w:r>
+        <w:rPr>
+          <w:rFonts w:ascii="Times New Roman" w:hAnsi="Times New Roman"/>
+          <w:sz w:val="24"/>
+        </w:rPr>
+        <w:t xml:space="preserve"> </w:t>
+      </w:r>
+      <w:r>
+        <w:rPr>
+          <w:rFonts w:ascii="Times New Roman" w:hAnsi="Times New Roman"/>
+          <w:sz w:val="24"/>
+        </w:rPr>
+        <w:t>Го́спода,</w:t>
+      </w:r>
+      <w:r>
+        <w:rPr>
+          <w:rFonts w:ascii="Times New Roman" w:hAnsi="Times New Roman"/>
+          <w:sz w:val="24"/>
+        </w:rPr>
+        <w:t xml:space="preserve"> </w:t>
+      </w:r>
+      <w:r>
+        <w:rPr>
+          <w:rFonts w:ascii="Times New Roman" w:hAnsi="Times New Roman"/>
+          <w:sz w:val="24"/>
+        </w:rPr>
+        <w:t>Його́</w:t>
+      </w:r>
+      <w:r>
+        <w:rPr>
+          <w:rFonts w:ascii="Times New Roman" w:hAnsi="Times New Roman"/>
+          <w:sz w:val="24"/>
+        </w:rPr>
+        <w:t xml:space="preserve"> </w:t>
+      </w:r>
+      <w:r>
+        <w:rPr>
+          <w:rFonts w:ascii="Times New Roman" w:hAnsi="Times New Roman"/>
+          <w:sz w:val="24"/>
+        </w:rPr>
+        <w:t>святі́,*</w:t>
+      </w:r>
+      <w:r>
+        <w:rPr>
+          <w:rFonts w:ascii="Times New Roman" w:hAnsi="Times New Roman"/>
+          <w:sz w:val="24"/>
+        </w:rPr>
+        <w:t xml:space="preserve"> </w:t>
+      </w:r>
+      <w:r>
+        <w:rPr>
+          <w:rFonts w:ascii="Times New Roman" w:hAnsi="Times New Roman"/>
+          <w:sz w:val="24"/>
+        </w:rPr>
+        <w:t>бо</w:t>
+      </w:r>
+      <w:r>
+        <w:rPr>
+          <w:rFonts w:ascii="Times New Roman" w:hAnsi="Times New Roman"/>
+          <w:sz w:val="24"/>
+        </w:rPr>
+        <w:t xml:space="preserve"> </w:t>
+      </w:r>
+      <w:r>
+        <w:rPr>
+          <w:rFonts w:ascii="Times New Roman" w:hAnsi="Times New Roman"/>
+          <w:sz w:val="24"/>
+        </w:rPr>
+        <w:t>нема́</w:t>
+      </w:r>
+      <w:r>
+        <w:rPr>
+          <w:rFonts w:ascii="Times New Roman" w:hAnsi="Times New Roman"/>
+          <w:sz w:val="24"/>
+        </w:rPr>
+        <w:t xml:space="preserve"> </w:t>
+      </w:r>
+      <w:r>
+        <w:rPr>
+          <w:rFonts w:ascii="Times New Roman" w:hAnsi="Times New Roman"/>
+          <w:sz w:val="24"/>
+        </w:rPr>
+        <w:t>неста́чі</w:t>
+      </w:r>
+      <w:r>
+        <w:rPr>
+          <w:rFonts w:ascii="Times New Roman" w:hAnsi="Times New Roman"/>
+          <w:sz w:val="24"/>
+        </w:rPr>
+        <w:t xml:space="preserve"> </w:t>
+      </w:r>
+      <w:r>
+        <w:rPr>
+          <w:rFonts w:ascii="Times New Roman" w:hAnsi="Times New Roman"/>
+          <w:sz w:val="24"/>
+        </w:rPr>
+        <w:t>в</w:t>
+      </w:r>
+      <w:r>
+        <w:rPr>
+          <w:rFonts w:ascii="Times New Roman" w:hAnsi="Times New Roman"/>
+          <w:sz w:val="24"/>
+        </w:rPr>
+        <w:t xml:space="preserve"> </w:t>
+      </w:r>
+      <w:r>
+        <w:rPr>
+          <w:rFonts w:ascii="Times New Roman" w:hAnsi="Times New Roman"/>
+          <w:sz w:val="24"/>
+        </w:rPr>
+        <w:t>тих,</w:t>
+      </w:r>
+      <w:r>
+        <w:rPr>
+          <w:rFonts w:ascii="Times New Roman" w:hAnsi="Times New Roman"/>
+          <w:sz w:val="24"/>
+        </w:rPr>
+        <w:t xml:space="preserve"> </w:t>
+      </w:r>
+      <w:r>
+        <w:rPr>
+          <w:rFonts w:ascii="Times New Roman" w:hAnsi="Times New Roman"/>
+          <w:sz w:val="24"/>
+        </w:rPr>
+        <w:t>що</w:t>
+      </w:r>
+      <w:r>
+        <w:rPr>
+          <w:rFonts w:ascii="Times New Roman" w:hAnsi="Times New Roman"/>
+          <w:sz w:val="24"/>
+        </w:rPr>
+        <w:t xml:space="preserve"> </w:t>
+      </w:r>
+      <w:r>
+        <w:rPr>
+          <w:rFonts w:ascii="Times New Roman" w:hAnsi="Times New Roman"/>
+          <w:sz w:val="24"/>
+        </w:rPr>
+        <w:t>Його́</w:t>
+      </w:r>
+      <w:r>
+        <w:rPr>
+          <w:rFonts w:ascii="Times New Roman" w:hAnsi="Times New Roman"/>
+          <w:sz w:val="24"/>
+        </w:rPr>
+        <w:t xml:space="preserve"> </w:t>
+      </w:r>
+      <w:r>
+        <w:rPr>
+          <w:rFonts w:ascii="Times New Roman" w:hAnsi="Times New Roman"/>
+          <w:sz w:val="24"/>
+        </w:rPr>
+        <w:t>боя́ться.</w:t>
+      </w:r>
+    </w:p>
+    <w:p>
+      <w:pPr>
+        <w:spacing w:after="120"/>
+      </w:pPr>
+      <w:r>
+        <w:rPr>
+          <w:rFonts w:ascii="Times New Roman" w:hAnsi="Times New Roman"/>
+          <w:sz w:val="24"/>
+        </w:rPr>
+        <w:t>Бага́ті</w:t>
+      </w:r>
+      <w:r>
+        <w:rPr>
+          <w:rFonts w:ascii="Times New Roman" w:hAnsi="Times New Roman"/>
+          <w:sz w:val="24"/>
+        </w:rPr>
+        <w:t xml:space="preserve"> </w:t>
+      </w:r>
+      <w:r>
+        <w:rPr>
+          <w:rFonts w:ascii="Times New Roman" w:hAnsi="Times New Roman"/>
+          <w:sz w:val="24"/>
+        </w:rPr>
+        <w:t>збідні́ли</w:t>
+      </w:r>
+      <w:r>
+        <w:rPr>
+          <w:rFonts w:ascii="Times New Roman" w:hAnsi="Times New Roman"/>
+          <w:sz w:val="24"/>
+        </w:rPr>
+        <w:t xml:space="preserve"> </w:t>
+      </w:r>
+      <w:r>
+        <w:rPr>
+          <w:rFonts w:ascii="Times New Roman" w:hAnsi="Times New Roman"/>
+          <w:sz w:val="24"/>
+        </w:rPr>
+        <w:t>й</w:t>
+      </w:r>
+      <w:r>
+        <w:rPr>
+          <w:rFonts w:ascii="Times New Roman" w:hAnsi="Times New Roman"/>
+          <w:sz w:val="24"/>
+        </w:rPr>
+        <w:t xml:space="preserve"> </w:t>
+      </w:r>
+      <w:r>
+        <w:rPr>
+          <w:rFonts w:ascii="Times New Roman" w:hAnsi="Times New Roman"/>
+          <w:sz w:val="24"/>
+        </w:rPr>
+        <w:t>голоду́ють,*</w:t>
+      </w:r>
+      <w:r>
+        <w:rPr>
+          <w:rFonts w:ascii="Times New Roman" w:hAnsi="Times New Roman"/>
+          <w:sz w:val="24"/>
+        </w:rPr>
+        <w:t xml:space="preserve"> </w:t>
+      </w:r>
+      <w:r>
+        <w:rPr>
+          <w:rFonts w:ascii="Times New Roman" w:hAnsi="Times New Roman"/>
+          <w:sz w:val="24"/>
+        </w:rPr>
+        <w:t>а</w:t>
+      </w:r>
+      <w:r>
+        <w:rPr>
+          <w:rFonts w:ascii="Times New Roman" w:hAnsi="Times New Roman"/>
+          <w:sz w:val="24"/>
+        </w:rPr>
+        <w:t xml:space="preserve"> </w:t>
+      </w:r>
+      <w:r>
+        <w:rPr>
+          <w:rFonts w:ascii="Times New Roman" w:hAnsi="Times New Roman"/>
+          <w:sz w:val="24"/>
+        </w:rPr>
+        <w:t>тим,</w:t>
+      </w:r>
+      <w:r>
+        <w:rPr>
+          <w:rFonts w:ascii="Times New Roman" w:hAnsi="Times New Roman"/>
+          <w:sz w:val="24"/>
+        </w:rPr>
+        <w:t xml:space="preserve"> </w:t>
+      </w:r>
+      <w:r>
+        <w:rPr>
+          <w:rFonts w:ascii="Times New Roman" w:hAnsi="Times New Roman"/>
+          <w:sz w:val="24"/>
+        </w:rPr>
+        <w:t>що</w:t>
+      </w:r>
+      <w:r>
+        <w:rPr>
+          <w:rFonts w:ascii="Times New Roman" w:hAnsi="Times New Roman"/>
+          <w:sz w:val="24"/>
+        </w:rPr>
+        <w:t xml:space="preserve"> </w:t>
+      </w:r>
+      <w:r>
+        <w:rPr>
+          <w:rFonts w:ascii="Times New Roman" w:hAnsi="Times New Roman"/>
+          <w:sz w:val="24"/>
+        </w:rPr>
+        <w:t>Го́спода</w:t>
+      </w:r>
+      <w:r>
+        <w:rPr>
+          <w:rFonts w:ascii="Times New Roman" w:hAnsi="Times New Roman"/>
+          <w:sz w:val="24"/>
+        </w:rPr>
+        <w:t xml:space="preserve"> </w:t>
+      </w:r>
+      <w:r>
+        <w:rPr>
+          <w:rFonts w:ascii="Times New Roman" w:hAnsi="Times New Roman"/>
+          <w:sz w:val="24"/>
+        </w:rPr>
+        <w:t>шука́ють,</w:t>
+      </w:r>
+      <w:r>
+        <w:rPr>
+          <w:rFonts w:ascii="Times New Roman" w:hAnsi="Times New Roman"/>
+          <w:sz w:val="24"/>
+        </w:rPr>
+        <w:t xml:space="preserve"> </w:t>
+      </w:r>
+      <w:r>
+        <w:rPr>
+          <w:rFonts w:ascii="Times New Roman" w:hAnsi="Times New Roman"/>
+          <w:sz w:val="24"/>
+        </w:rPr>
+        <w:t>нія́кого</w:t>
+      </w:r>
+      <w:r>
+        <w:rPr>
+          <w:rFonts w:ascii="Times New Roman" w:hAnsi="Times New Roman"/>
+          <w:sz w:val="24"/>
+        </w:rPr>
+        <w:t xml:space="preserve"> </w:t>
+      </w:r>
+      <w:r>
+        <w:rPr>
+          <w:rFonts w:ascii="Times New Roman" w:hAnsi="Times New Roman"/>
+          <w:sz w:val="24"/>
+        </w:rPr>
+        <w:t>бла́га</w:t>
+      </w:r>
+      <w:r>
+        <w:rPr>
+          <w:rFonts w:ascii="Times New Roman" w:hAnsi="Times New Roman"/>
+          <w:sz w:val="24"/>
+        </w:rPr>
+        <w:t xml:space="preserve"> </w:t>
+      </w:r>
+      <w:r>
+        <w:rPr>
+          <w:rFonts w:ascii="Times New Roman" w:hAnsi="Times New Roman"/>
+          <w:sz w:val="24"/>
+        </w:rPr>
+        <w:t>не</w:t>
+      </w:r>
+      <w:r>
+        <w:rPr>
+          <w:rFonts w:ascii="Times New Roman" w:hAnsi="Times New Roman"/>
+          <w:sz w:val="24"/>
+        </w:rPr>
+        <w:t xml:space="preserve"> </w:t>
+      </w:r>
+      <w:r>
+        <w:rPr>
+          <w:rFonts w:ascii="Times New Roman" w:hAnsi="Times New Roman"/>
+          <w:sz w:val="24"/>
+        </w:rPr>
+        <w:t>забра́кне.</w:t>
       </w:r>
     </w:p>
     <w:p>
@@ -28103,8 +30034,125 @@
           <w:szCs w:val="24"/>
           <w:lang w:val="uk-UA"/>
         </w:rPr>
-        <w:t xml:space="preserve">Господи і Владико життя мого! Духа лінивства, </w:t>
-      </w:r>
+        <w:t>Ходіть, мої діти, послухайте мене:* остраху Господнього навчу вас.</w:t>
+      </w:r>
+    </w:p>
+    <w:p>
+      <w:pPr>
+        <w:spacing w:after="120" w:line="20" w:lineRule="atLeast"/>
+        <w:jc w:val="both"/>
+        <w:rPr>
+          <w:rFonts w:ascii="Times New Roman" w:hAnsi="Times New Roman"/>
+          <w:sz w:val="24"/>
+          <w:szCs w:val="24"/>
+          <w:lang w:val="uk-UA"/>
+        </w:rPr>
+      </w:pPr>
+      <w:r>
+        <w:rPr>
+          <w:rFonts w:ascii="Times New Roman" w:hAnsi="Times New Roman"/>
+          <w:sz w:val="24"/>
+          <w:szCs w:val="24"/>
+          <w:lang w:val="uk-UA"/>
+        </w:rPr>
+        <w:t>Хто є той, що життя любить,* що рад бачити дні щасливі?</w:t>
+      </w:r>
+    </w:p>
+    <w:p>
+      <w:pPr>
+        <w:spacing w:after="120" w:line="20" w:lineRule="atLeast"/>
+        <w:jc w:val="both"/>
+        <w:rPr>
+          <w:rFonts w:ascii="Times New Roman" w:hAnsi="Times New Roman"/>
+          <w:sz w:val="24"/>
+          <w:szCs w:val="24"/>
+          <w:lang w:val="uk-UA"/>
+        </w:rPr>
+      </w:pPr>
+      <w:r>
+        <w:rPr>
+          <w:rFonts w:ascii="Times New Roman" w:hAnsi="Times New Roman"/>
+          <w:sz w:val="24"/>
+          <w:szCs w:val="24"/>
+          <w:lang w:val="uk-UA"/>
+        </w:rPr>
+        <w:t>Бережи від зла язик твій,* і уста твої від слів лукавих.</w:t>
+      </w:r>
+    </w:p>
+    <w:p>
+      <w:pPr>
+        <w:spacing w:after="120" w:line="20" w:lineRule="atLeast"/>
+        <w:jc w:val="both"/>
+        <w:rPr>
+          <w:rFonts w:ascii="Times New Roman" w:hAnsi="Times New Roman"/>
+          <w:sz w:val="24"/>
+          <w:szCs w:val="24"/>
+          <w:lang w:val="uk-UA"/>
+        </w:rPr>
+      </w:pPr>
+      <w:r>
+        <w:rPr>
+          <w:rFonts w:ascii="Times New Roman" w:hAnsi="Times New Roman"/>
+          <w:sz w:val="24"/>
+          <w:szCs w:val="24"/>
+          <w:lang w:val="uk-UA"/>
+        </w:rPr>
+        <w:t>Відступися від зла й чини добро,* шукай миру та його тримайся.</w:t>
+      </w:r>
+    </w:p>
+    <w:p>
+      <w:pPr>
+        <w:spacing w:after="120" w:line="20" w:lineRule="atLeast"/>
+        <w:jc w:val="both"/>
+        <w:rPr>
+          <w:rFonts w:ascii="Times New Roman" w:hAnsi="Times New Roman"/>
+          <w:sz w:val="24"/>
+          <w:szCs w:val="24"/>
+          <w:lang w:val="uk-UA"/>
+        </w:rPr>
+      </w:pPr>
+      <w:r>
+        <w:rPr>
+          <w:rFonts w:ascii="Times New Roman" w:hAnsi="Times New Roman"/>
+          <w:sz w:val="24"/>
+          <w:szCs w:val="24"/>
+          <w:lang w:val="uk-UA"/>
+        </w:rPr>
+        <w:t>Очі Господні на праведних;* вуха його – на їхній заклик.</w:t>
+      </w:r>
+    </w:p>
+    <w:p>
+      <w:pPr>
+        <w:spacing w:after="120" w:line="20" w:lineRule="atLeast"/>
+        <w:jc w:val="both"/>
+        <w:rPr>
+          <w:rFonts w:ascii="Times New Roman" w:hAnsi="Times New Roman"/>
+          <w:sz w:val="24"/>
+          <w:szCs w:val="24"/>
+          <w:lang w:val="uk-UA"/>
+        </w:rPr>
+      </w:pPr>
+      <w:r>
+        <w:rPr>
+          <w:rFonts w:ascii="Times New Roman" w:hAnsi="Times New Roman"/>
+          <w:sz w:val="24"/>
+          <w:szCs w:val="24"/>
+          <w:lang w:val="uk-UA"/>
+        </w:rPr>
+        <w:t>А обличчя Господнє проти злочинців,* щоб знищити з землі пам'ять їхню.</w:t>
+      </w:r>
+    </w:p>
+    <w:p>
+      <w:pPr>
+        <w:spacing w:after="120" w:line="20" w:lineRule="atLeast"/>
+        <w:jc w:val="both"/>
+        <w:rPr>
+          <w:rFonts w:ascii="Times New Roman" w:hAnsi="Times New Roman"/>
+          <w:sz w:val="24"/>
+          <w:szCs w:val="24"/>
+          <w:lang w:val="uk-UA"/>
+        </w:rPr>
+      </w:pPr>
       <w:proofErr w:type="spellStart"/>
       <w:r>
         <w:rPr>
@@ -28113,7 +30161,7 @@
           <w:szCs w:val="24"/>
           <w:lang w:val="uk-UA"/>
         </w:rPr>
-        <w:t>недбайливости</w:t>
+        <w:t>Візвали</w:t>
       </w:r>
       <w:proofErr w:type="spellEnd"/>
       <w:r>
@@ -28123,7 +30171,7 @@
           <w:szCs w:val="24"/>
           <w:lang w:val="uk-UA"/>
         </w:rPr>
-        <w:t xml:space="preserve">, </w:t>
+        <w:t xml:space="preserve"> праведні, і Господь вислухав їх,* і з усіх </w:t>
       </w:r>
       <w:proofErr w:type="spellStart"/>
       <w:r>
@@ -28133,7 +30181,7 @@
           <w:szCs w:val="24"/>
           <w:lang w:val="uk-UA"/>
         </w:rPr>
-        <w:t>властолюб'я</w:t>
+        <w:t>скорбот</w:t>
       </w:r>
       <w:proofErr w:type="spellEnd"/>
       <w:r>
@@ -28143,7 +30191,49 @@
           <w:szCs w:val="24"/>
           <w:lang w:val="uk-UA"/>
         </w:rPr>
-        <w:t xml:space="preserve"> і </w:t>
+        <w:t xml:space="preserve"> їхніх урятував їх.</w:t>
+      </w:r>
+    </w:p>
+    <w:p>
+      <w:pPr>
+        <w:spacing w:after="120" w:line="20" w:lineRule="atLeast"/>
+        <w:jc w:val="both"/>
+        <w:rPr>
+          <w:rFonts w:ascii="Times New Roman" w:hAnsi="Times New Roman"/>
+          <w:sz w:val="24"/>
+          <w:szCs w:val="24"/>
+          <w:lang w:val="uk-UA"/>
+        </w:rPr>
+      </w:pPr>
+      <w:r>
+        <w:rPr>
+          <w:rFonts w:ascii="Times New Roman" w:hAnsi="Times New Roman"/>
+          <w:sz w:val="24"/>
+          <w:szCs w:val="24"/>
+          <w:lang w:val="uk-UA"/>
+        </w:rPr>
+        <w:t>Близький Господь до тих, у кого розбите серце;* прибитих духом він спасає.</w:t>
+      </w:r>
+    </w:p>
+    <w:p>
+      <w:pPr>
+        <w:spacing w:after="120" w:line="20" w:lineRule="atLeast"/>
+        <w:jc w:val="both"/>
+        <w:rPr>
+          <w:rFonts w:ascii="Times New Roman" w:hAnsi="Times New Roman"/>
+          <w:sz w:val="24"/>
+          <w:szCs w:val="24"/>
+          <w:lang w:val="uk-UA"/>
+        </w:rPr>
+      </w:pPr>
+      <w:r>
+        <w:rPr>
+          <w:rFonts w:ascii="Times New Roman" w:hAnsi="Times New Roman"/>
+          <w:sz w:val="24"/>
+          <w:szCs w:val="24"/>
+          <w:lang w:val="uk-UA"/>
+        </w:rPr>
+        <w:t xml:space="preserve">Багато </w:t>
       </w:r>
       <w:proofErr w:type="spellStart"/>
       <w:r>
@@ -28153,7 +30243,7 @@
           <w:szCs w:val="24"/>
           <w:lang w:val="uk-UA"/>
         </w:rPr>
-        <w:t>пустомовства</w:t>
+        <w:t>скорбот</w:t>
       </w:r>
       <w:proofErr w:type="spellEnd"/>
       <w:r>
@@ -28163,8 +30253,83 @@
           <w:szCs w:val="24"/>
           <w:lang w:val="uk-UA"/>
         </w:rPr>
-        <w:t xml:space="preserve"> віджени від мене. </w:t>
-      </w:r>
+        <w:t xml:space="preserve"> у праведних,* але з усіх них Господь їх рятує.</w:t>
+      </w:r>
+    </w:p>
+    <w:p>
+      <w:pPr>
+        <w:spacing w:after="120" w:line="20" w:lineRule="atLeast"/>
+        <w:jc w:val="both"/>
+        <w:rPr>
+          <w:rFonts w:ascii="Times New Roman" w:hAnsi="Times New Roman"/>
+          <w:sz w:val="24"/>
+          <w:szCs w:val="24"/>
+          <w:lang w:val="uk-UA"/>
+        </w:rPr>
+      </w:pPr>
+      <w:r>
+        <w:rPr>
+          <w:rFonts w:ascii="Times New Roman" w:hAnsi="Times New Roman"/>
+          <w:sz w:val="24"/>
+          <w:szCs w:val="24"/>
+          <w:lang w:val="uk-UA"/>
+        </w:rPr>
+        <w:t>Він усі його кості зберігає,* ані одна з них не зламається.</w:t>
+      </w:r>
+    </w:p>
+    <w:p>
+      <w:pPr>
+        <w:spacing w:after="120" w:line="20" w:lineRule="atLeast"/>
+        <w:jc w:val="both"/>
+        <w:rPr>
+          <w:rFonts w:ascii="Times New Roman" w:hAnsi="Times New Roman"/>
+          <w:sz w:val="24"/>
+          <w:szCs w:val="24"/>
+          <w:lang w:val="uk-UA"/>
+        </w:rPr>
+      </w:pPr>
+      <w:r>
+        <w:rPr>
+          <w:rFonts w:ascii="Times New Roman" w:hAnsi="Times New Roman"/>
+          <w:sz w:val="24"/>
+          <w:szCs w:val="24"/>
+          <w:lang w:val="uk-UA"/>
+        </w:rPr>
+        <w:t>Злоба грішника його ж убиває,* і ті, що ненавидять праведника зазнають кари.</w:t>
+      </w:r>
+    </w:p>
+    <w:p>
+      <w:pPr>
+        <w:spacing w:after="120" w:line="20" w:lineRule="atLeast"/>
+        <w:jc w:val="both"/>
+        <w:rPr>
+          <w:rFonts w:ascii="Times New Roman" w:hAnsi="Times New Roman"/>
+          <w:sz w:val="24"/>
+          <w:szCs w:val="24"/>
+          <w:lang w:val="uk-UA"/>
+        </w:rPr>
+      </w:pPr>
+      <w:r>
+        <w:rPr>
+          <w:rFonts w:ascii="Times New Roman" w:hAnsi="Times New Roman"/>
+          <w:sz w:val="24"/>
+          <w:szCs w:val="24"/>
+          <w:lang w:val="uk-UA"/>
+        </w:rPr>
+        <w:t>Господь визволяє душу слуг своїх,* і хто до нього прибігає, покараний не буде.</w:t>
+      </w:r>
+    </w:p>
+    <w:p>
+      <w:pPr>
+        <w:spacing w:after="120" w:line="20" w:lineRule="atLeast"/>
+        <w:jc w:val="both"/>
+        <w:rPr>
+          <w:rFonts w:ascii="Times New Roman" w:hAnsi="Times New Roman"/>
+          <w:sz w:val="24"/>
+          <w:szCs w:val="24"/>
+          <w:lang w:val="uk-UA"/>
+        </w:rPr>
+      </w:pPr>
       <w:r>
         <w:rPr>
           <w:rFonts w:ascii="Times New Roman" w:hAnsi="Times New Roman"/>
@@ -28174,16 +30339,46 @@
           <w:szCs w:val="24"/>
           <w:lang w:val="uk-UA"/>
         </w:rPr>
-        <w:t>(Доземний поклін)</w:t>
-      </w:r>
-      <w:r>
-        <w:rPr>
-          <w:rFonts w:ascii="Times New Roman" w:hAnsi="Times New Roman"/>
-          <w:sz w:val="24"/>
-          <w:szCs w:val="24"/>
-          <w:lang w:val="uk-UA"/>
-        </w:rPr>
-        <w:t>.</w:t>
+        <w:t>І відразу</w:t>
+      </w:r>
+      <w:r>
+        <w:rPr>
+          <w:rFonts w:ascii="Times New Roman" w:hAnsi="Times New Roman"/>
+          <w:color w:val="FF0000"/>
+          <w:sz w:val="24"/>
+          <w:szCs w:val="24"/>
+          <w:lang w:val="uk-UA"/>
+        </w:rPr>
+        <w:t>:</w:t>
+      </w:r>
+      <w:r>
+        <w:rPr>
+          <w:rFonts w:ascii="Times New Roman" w:hAnsi="Times New Roman"/>
+          <w:sz w:val="24"/>
+          <w:szCs w:val="24"/>
+          <w:lang w:val="uk-UA"/>
+        </w:rPr>
+        <w:t xml:space="preserve"> Достойно є воістину величати блаженною тебе, Богородицю, </w:t>
+      </w:r>
+      <w:proofErr w:type="spellStart"/>
+      <w:r>
+        <w:rPr>
+          <w:rFonts w:ascii="Times New Roman" w:hAnsi="Times New Roman"/>
+          <w:sz w:val="24"/>
+          <w:szCs w:val="24"/>
+          <w:lang w:val="uk-UA"/>
+        </w:rPr>
+        <w:t>всеблаженну</w:t>
+      </w:r>
+      <w:proofErr w:type="spellEnd"/>
+      <w:r>
+        <w:rPr>
+          <w:rFonts w:ascii="Times New Roman" w:hAnsi="Times New Roman"/>
+          <w:sz w:val="24"/>
+          <w:szCs w:val="24"/>
+          <w:lang w:val="uk-UA"/>
+        </w:rPr>
+        <w:t>, і пренепорочну, і Матір Бога нашого. Чеснішу від херувимів і незрівнянно славнішу від серафимів, що без зотління Бога Слово породила, сущу Богородицю, тебе величаємо.</w:t>
       </w:r>
     </w:p>
     <w:p>
@@ -28192,719 +30387,6 @@
         <w:jc w:val="both"/>
         <w:rPr>
           <w:rFonts w:ascii="Times New Roman" w:hAnsi="Times New Roman"/>
-          <w:sz w:val="24"/>
-          <w:szCs w:val="24"/>
-          <w:lang w:val="uk-UA"/>
-        </w:rPr>
-      </w:pPr>
-      <w:r>
-        <w:rPr>
-          <w:rFonts w:ascii="Times New Roman" w:hAnsi="Times New Roman"/>
-          <w:sz w:val="24"/>
-          <w:szCs w:val="24"/>
-          <w:lang w:val="uk-UA"/>
-        </w:rPr>
-        <w:t xml:space="preserve">Духа чистоти, покори, </w:t>
-      </w:r>
-      <w:proofErr w:type="spellStart"/>
-      <w:r>
-        <w:rPr>
-          <w:rFonts w:ascii="Times New Roman" w:hAnsi="Times New Roman"/>
-          <w:sz w:val="24"/>
-          <w:szCs w:val="24"/>
-          <w:lang w:val="uk-UA"/>
-        </w:rPr>
-        <w:t>терпеливости</w:t>
-      </w:r>
-      <w:proofErr w:type="spellEnd"/>
-      <w:r>
-        <w:rPr>
-          <w:rFonts w:ascii="Times New Roman" w:hAnsi="Times New Roman"/>
-          <w:sz w:val="24"/>
-          <w:szCs w:val="24"/>
-          <w:lang w:val="uk-UA"/>
-        </w:rPr>
-        <w:t xml:space="preserve"> й </w:t>
-      </w:r>
-      <w:proofErr w:type="spellStart"/>
-      <w:r>
-        <w:rPr>
-          <w:rFonts w:ascii="Times New Roman" w:hAnsi="Times New Roman"/>
-          <w:sz w:val="24"/>
-          <w:szCs w:val="24"/>
-          <w:lang w:val="uk-UA"/>
-        </w:rPr>
-        <w:t>любови</w:t>
-      </w:r>
-      <w:proofErr w:type="spellEnd"/>
-      <w:r>
-        <w:rPr>
-          <w:rFonts w:ascii="Times New Roman" w:hAnsi="Times New Roman"/>
-          <w:sz w:val="24"/>
-          <w:szCs w:val="24"/>
-          <w:lang w:val="uk-UA"/>
-        </w:rPr>
-        <w:t xml:space="preserve"> даруй мені, слузі твоєму. </w:t>
-      </w:r>
-      <w:r>
-        <w:rPr>
-          <w:rFonts w:ascii="Times New Roman" w:hAnsi="Times New Roman"/>
-          <w:i/>
-          <w:color w:val="FF0000"/>
-          <w:sz w:val="24"/>
-          <w:szCs w:val="24"/>
-          <w:lang w:val="uk-UA"/>
-        </w:rPr>
-        <w:t>(Доземний поклін)</w:t>
-      </w:r>
-      <w:r>
-        <w:rPr>
-          <w:rFonts w:ascii="Times New Roman" w:hAnsi="Times New Roman"/>
-          <w:sz w:val="24"/>
-          <w:szCs w:val="24"/>
-          <w:lang w:val="uk-UA"/>
-        </w:rPr>
-        <w:t>.</w:t>
-      </w:r>
-    </w:p>
-    <w:p>
-      <w:pPr>
-        <w:spacing w:after="120" w:line="20" w:lineRule="atLeast"/>
-        <w:jc w:val="both"/>
-        <w:rPr>
-          <w:rFonts w:ascii="Times New Roman" w:hAnsi="Times New Roman"/>
-          <w:sz w:val="24"/>
-          <w:szCs w:val="24"/>
-          <w:lang w:val="uk-UA"/>
-        </w:rPr>
-      </w:pPr>
-      <w:r>
-        <w:rPr>
-          <w:rFonts w:ascii="Times New Roman" w:hAnsi="Times New Roman"/>
-          <w:sz w:val="24"/>
-          <w:szCs w:val="24"/>
-          <w:lang w:val="uk-UA"/>
-        </w:rPr>
-        <w:t xml:space="preserve">Так, Господи, Царю! Дай мені бачити гріхи мої і не осуджувати брата мого, бо ти благословенний на </w:t>
-      </w:r>
-      <w:r>
-        <w:rPr>
-          <w:rFonts w:ascii="Times New Roman" w:hAnsi="Times New Roman"/>
-          <w:sz w:val="24"/>
-          <w:szCs w:val="24"/>
-          <w:lang w:val="uk-UA"/>
-        </w:rPr>
-        <w:t>віки віків</w:t>
-      </w:r>
-      <w:r>
-        <w:rPr>
-          <w:rFonts w:ascii="Times New Roman" w:hAnsi="Times New Roman"/>
-          <w:sz w:val="24"/>
-          <w:szCs w:val="24"/>
-          <w:lang w:val="uk-UA"/>
-        </w:rPr>
-        <w:t xml:space="preserve">. Амінь. </w:t>
-      </w:r>
-      <w:r>
-        <w:rPr>
-          <w:rFonts w:ascii="Times New Roman" w:hAnsi="Times New Roman"/>
-          <w:i/>
-          <w:color w:val="FF0000"/>
-          <w:sz w:val="24"/>
-          <w:szCs w:val="24"/>
-          <w:lang w:val="uk-UA"/>
-        </w:rPr>
-        <w:t>(Доземний поклін)</w:t>
-      </w:r>
-      <w:r>
-        <w:rPr>
-          <w:rFonts w:ascii="Times New Roman" w:hAnsi="Times New Roman"/>
-          <w:sz w:val="24"/>
-          <w:szCs w:val="24"/>
-          <w:lang w:val="uk-UA"/>
-        </w:rPr>
-        <w:t>.</w:t>
-      </w:r>
-    </w:p>
-    <w:p>
-      <w:pPr>
-        <w:spacing w:after="120"/>
-      </w:pPr>
-      <w:r>
-        <w:rPr>
-          <w:rFonts w:ascii="Times New Roman" w:hAnsi="Times New Roman"/>
-          <w:sz w:val="24"/>
-        </w:rPr>
-        <w:t>Бо́же,</w:t>
-      </w:r>
-      <w:r>
-        <w:rPr>
-          <w:rFonts w:ascii="Times New Roman" w:hAnsi="Times New Roman"/>
-          <w:sz w:val="24"/>
-        </w:rPr>
-        <w:t xml:space="preserve"> </w:t>
-      </w:r>
-      <w:r>
-        <w:rPr>
-          <w:rFonts w:ascii="Times New Roman" w:hAnsi="Times New Roman"/>
-          <w:sz w:val="24"/>
-        </w:rPr>
-        <w:t>будь</w:t>
-      </w:r>
-      <w:r>
-        <w:rPr>
-          <w:rFonts w:ascii="Times New Roman" w:hAnsi="Times New Roman"/>
-          <w:sz w:val="24"/>
-        </w:rPr>
-        <w:t xml:space="preserve"> </w:t>
-      </w:r>
-      <w:r>
-        <w:rPr>
-          <w:rFonts w:ascii="Times New Roman" w:hAnsi="Times New Roman"/>
-          <w:sz w:val="24"/>
-        </w:rPr>
-        <w:t>милости́вим</w:t>
-      </w:r>
-      <w:r>
-        <w:rPr>
-          <w:rFonts w:ascii="Times New Roman" w:hAnsi="Times New Roman"/>
-          <w:sz w:val="24"/>
-        </w:rPr>
-        <w:t xml:space="preserve"> </w:t>
-      </w:r>
-      <w:r>
-        <w:rPr>
-          <w:rFonts w:ascii="Times New Roman" w:hAnsi="Times New Roman"/>
-          <w:sz w:val="24"/>
-        </w:rPr>
-        <w:t>до</w:t>
-      </w:r>
-      <w:r>
-        <w:rPr>
-          <w:rFonts w:ascii="Times New Roman" w:hAnsi="Times New Roman"/>
-          <w:sz w:val="24"/>
-        </w:rPr>
-        <w:t xml:space="preserve"> </w:t>
-      </w:r>
-      <w:r>
-        <w:rPr>
-          <w:rFonts w:ascii="Times New Roman" w:hAnsi="Times New Roman"/>
-          <w:sz w:val="24"/>
-        </w:rPr>
-        <w:t>ме́не,</w:t>
-      </w:r>
-      <w:r>
-        <w:rPr>
-          <w:rFonts w:ascii="Times New Roman" w:hAnsi="Times New Roman"/>
-          <w:sz w:val="24"/>
-        </w:rPr>
-        <w:t xml:space="preserve"> </w:t>
-      </w:r>
-      <w:r>
-        <w:rPr>
-          <w:rFonts w:ascii="Times New Roman" w:hAnsi="Times New Roman"/>
-          <w:sz w:val="24"/>
-        </w:rPr>
-        <w:t>грі́шного.</w:t>
-      </w:r>
-      <w:r>
-        <w:rPr>
-          <w:rFonts w:ascii="Times New Roman" w:hAnsi="Times New Roman"/>
-          <w:sz w:val="24"/>
-        </w:rPr>
-        <w:t xml:space="preserve"> </w:t>
-      </w:r>
-      <w:r>
-        <w:rPr>
-          <w:rFonts w:ascii="Times New Roman" w:hAnsi="Times New Roman"/>
-          <w:sz w:val="24"/>
-        </w:rPr>
-        <w:t>Бо́же,</w:t>
-      </w:r>
-      <w:r>
-        <w:rPr>
-          <w:rFonts w:ascii="Times New Roman" w:hAnsi="Times New Roman"/>
-          <w:sz w:val="24"/>
-        </w:rPr>
-        <w:t xml:space="preserve"> </w:t>
-      </w:r>
-      <w:r>
-        <w:rPr>
-          <w:rFonts w:ascii="Times New Roman" w:hAnsi="Times New Roman"/>
-          <w:sz w:val="24"/>
-        </w:rPr>
-        <w:t>очи́сти</w:t>
-      </w:r>
-      <w:r>
-        <w:rPr>
-          <w:rFonts w:ascii="Times New Roman" w:hAnsi="Times New Roman"/>
-          <w:sz w:val="24"/>
-        </w:rPr>
-        <w:t xml:space="preserve"> </w:t>
-      </w:r>
-      <w:r>
-        <w:rPr>
-          <w:rFonts w:ascii="Times New Roman" w:hAnsi="Times New Roman"/>
-          <w:sz w:val="24"/>
-        </w:rPr>
-        <w:t>мої́</w:t>
-      </w:r>
-      <w:r>
-        <w:rPr>
-          <w:rFonts w:ascii="Times New Roman" w:hAnsi="Times New Roman"/>
-          <w:sz w:val="24"/>
-        </w:rPr>
-        <w:t xml:space="preserve"> </w:t>
-      </w:r>
-      <w:r>
-        <w:rPr>
-          <w:rFonts w:ascii="Times New Roman" w:hAnsi="Times New Roman"/>
-          <w:sz w:val="24"/>
-        </w:rPr>
-        <w:t>гріхи́</w:t>
-      </w:r>
-      <w:r>
-        <w:rPr>
-          <w:rFonts w:ascii="Times New Roman" w:hAnsi="Times New Roman"/>
-          <w:sz w:val="24"/>
-        </w:rPr>
-        <w:t xml:space="preserve"> </w:t>
-      </w:r>
-      <w:r>
-        <w:rPr>
-          <w:rFonts w:ascii="Times New Roman" w:hAnsi="Times New Roman"/>
-          <w:sz w:val="24"/>
-        </w:rPr>
-        <w:t>і</w:t>
-      </w:r>
-      <w:r>
-        <w:rPr>
-          <w:rFonts w:ascii="Times New Roman" w:hAnsi="Times New Roman"/>
-          <w:sz w:val="24"/>
-        </w:rPr>
-        <w:t xml:space="preserve"> </w:t>
-      </w:r>
-      <w:r>
-        <w:rPr>
-          <w:rFonts w:ascii="Times New Roman" w:hAnsi="Times New Roman"/>
-          <w:sz w:val="24"/>
-        </w:rPr>
-        <w:t>поми́луй</w:t>
-      </w:r>
-      <w:r>
-        <w:rPr>
-          <w:rFonts w:ascii="Times New Roman" w:hAnsi="Times New Roman"/>
-          <w:sz w:val="24"/>
-        </w:rPr>
-        <w:t xml:space="preserve"> </w:t>
-      </w:r>
-      <w:r>
-        <w:rPr>
-          <w:rFonts w:ascii="Times New Roman" w:hAnsi="Times New Roman"/>
-          <w:sz w:val="24"/>
-        </w:rPr>
-        <w:t>мене́.</w:t>
-      </w:r>
-      <w:r>
-        <w:rPr>
-          <w:rFonts w:ascii="Times New Roman" w:hAnsi="Times New Roman"/>
-          <w:sz w:val="24"/>
-        </w:rPr>
-        <w:t xml:space="preserve"> </w:t>
-      </w:r>
-      <w:r>
-        <w:rPr>
-          <w:rFonts w:ascii="Times New Roman" w:hAnsi="Times New Roman"/>
-          <w:sz w:val="24"/>
-        </w:rPr>
-        <w:t>Без</w:t>
-      </w:r>
-      <w:r>
-        <w:rPr>
-          <w:rFonts w:ascii="Times New Roman" w:hAnsi="Times New Roman"/>
-          <w:sz w:val="24"/>
-        </w:rPr>
-        <w:t xml:space="preserve"> </w:t>
-      </w:r>
-      <w:r>
-        <w:rPr>
-          <w:rFonts w:ascii="Times New Roman" w:hAnsi="Times New Roman"/>
-          <w:sz w:val="24"/>
-        </w:rPr>
-        <w:t>числа́</w:t>
-      </w:r>
-      <w:r>
-        <w:rPr>
-          <w:rFonts w:ascii="Times New Roman" w:hAnsi="Times New Roman"/>
-          <w:sz w:val="24"/>
-        </w:rPr>
-        <w:t xml:space="preserve"> </w:t>
-      </w:r>
-      <w:r>
-        <w:rPr>
-          <w:rFonts w:ascii="Times New Roman" w:hAnsi="Times New Roman"/>
-          <w:sz w:val="24"/>
-        </w:rPr>
-        <w:t>нагріши́в</w:t>
-      </w:r>
-      <w:r>
-        <w:rPr>
-          <w:rFonts w:ascii="Times New Roman" w:hAnsi="Times New Roman"/>
-          <w:sz w:val="24"/>
-        </w:rPr>
-        <w:t xml:space="preserve"> </w:t>
-      </w:r>
-      <w:r>
-        <w:rPr>
-          <w:rFonts w:ascii="Times New Roman" w:hAnsi="Times New Roman"/>
-          <w:sz w:val="24"/>
-        </w:rPr>
-        <w:t>я,</w:t>
-      </w:r>
-      <w:r>
-        <w:rPr>
-          <w:rFonts w:ascii="Times New Roman" w:hAnsi="Times New Roman"/>
-          <w:sz w:val="24"/>
-        </w:rPr>
-        <w:t xml:space="preserve"> </w:t>
-      </w:r>
-      <w:r>
-        <w:rPr>
-          <w:rFonts w:ascii="Times New Roman" w:hAnsi="Times New Roman"/>
-          <w:sz w:val="24"/>
-        </w:rPr>
-        <w:t>Го́споди,</w:t>
-      </w:r>
-      <w:r>
-        <w:rPr>
-          <w:rFonts w:ascii="Times New Roman" w:hAnsi="Times New Roman"/>
-          <w:sz w:val="24"/>
-        </w:rPr>
-        <w:t xml:space="preserve"> </w:t>
-      </w:r>
-      <w:r>
-        <w:rPr>
-          <w:rFonts w:ascii="Times New Roman" w:hAnsi="Times New Roman"/>
-          <w:sz w:val="24"/>
-        </w:rPr>
-        <w:t>прости́</w:t>
-      </w:r>
-      <w:r>
-        <w:rPr>
-          <w:rFonts w:ascii="Times New Roman" w:hAnsi="Times New Roman"/>
-          <w:sz w:val="24"/>
-        </w:rPr>
-        <w:t xml:space="preserve"> </w:t>
-      </w:r>
-      <w:r>
-        <w:rPr>
-          <w:rFonts w:ascii="Times New Roman" w:hAnsi="Times New Roman"/>
-          <w:sz w:val="24"/>
-        </w:rPr>
-        <w:t>мені́.</w:t>
-      </w:r>
-      <w:r>
-        <w:rPr>
-          <w:rFonts w:ascii="Times New Roman" w:hAnsi="Times New Roman"/>
-          <w:sz w:val="24"/>
-        </w:rPr>
-        <w:t xml:space="preserve"> </w:t>
-      </w:r>
-      <w:r>
-        <w:rPr>
-          <w:rFonts w:ascii="Times New Roman" w:hAnsi="Times New Roman"/>
-          <w:color w:val="FF0000"/>
-          <w:sz w:val="24"/>
-        </w:rPr>
-        <w:t>(</w:t>
-      </w:r>
-      <w:r>
-        <w:rPr>
-          <w:rFonts w:ascii="Times New Roman" w:hAnsi="Times New Roman"/>
-          <w:i/>
-          <w:color w:val="FF0000"/>
-          <w:sz w:val="24"/>
-        </w:rPr>
-        <w:t>12</w:t>
-      </w:r>
-      <w:r>
-        <w:rPr>
-          <w:rFonts w:ascii="Times New Roman" w:hAnsi="Times New Roman"/>
-          <w:i/>
-          <w:color w:val="FF0000"/>
-          <w:sz w:val="24"/>
-        </w:rPr>
-        <w:t xml:space="preserve"> </w:t>
-      </w:r>
-      <w:r>
-        <w:rPr>
-          <w:rFonts w:ascii="Times New Roman" w:hAnsi="Times New Roman"/>
-          <w:i/>
-          <w:color w:val="FF0000"/>
-          <w:sz w:val="24"/>
-        </w:rPr>
-        <w:t>малих</w:t>
-      </w:r>
-      <w:r>
-        <w:rPr>
-          <w:rFonts w:ascii="Times New Roman" w:hAnsi="Times New Roman"/>
-          <w:i/>
-          <w:color w:val="FF0000"/>
-          <w:sz w:val="24"/>
-        </w:rPr>
-        <w:t xml:space="preserve"> </w:t>
-      </w:r>
-      <w:r>
-        <w:rPr>
-          <w:rFonts w:ascii="Times New Roman" w:hAnsi="Times New Roman"/>
-          <w:i/>
-          <w:color w:val="FF0000"/>
-          <w:sz w:val="24"/>
-        </w:rPr>
-        <w:t>поклонів</w:t>
-      </w:r>
-      <w:r>
-        <w:rPr>
-          <w:rFonts w:ascii="Times New Roman" w:hAnsi="Times New Roman"/>
-          <w:color w:val="FF0000"/>
-          <w:sz w:val="24"/>
-        </w:rPr>
-        <w:t>)</w:t>
-      </w:r>
-    </w:p>
-    <w:p>
-      <w:pPr>
-        <w:spacing w:after="120" w:line="20" w:lineRule="atLeast"/>
-        <w:jc w:val="both"/>
-        <w:rPr>
-          <w:rFonts w:ascii="Times New Roman" w:hAnsi="Times New Roman"/>
-          <w:i/>
-          <w:color w:val="FF0000"/>
-          <w:sz w:val="24"/>
-          <w:szCs w:val="24"/>
-          <w:lang w:val="uk-UA"/>
-        </w:rPr>
-      </w:pPr>
-      <w:r>
-        <w:rPr>
-          <w:rFonts w:ascii="Times New Roman" w:hAnsi="Times New Roman"/>
-          <w:i/>
-          <w:color w:val="FF0000"/>
-          <w:sz w:val="24"/>
-          <w:szCs w:val="24"/>
-          <w:lang w:val="uk-UA"/>
-        </w:rPr>
-        <w:t>І знову: молитва св. Єфрема і доземний поклін.</w:t>
-      </w:r>
-    </w:p>
-    <w:p>
-      <w:pPr>
-        <w:spacing w:after="120" w:line="20" w:lineRule="atLeast"/>
-        <w:jc w:val="both"/>
-        <w:rPr>
-          <w:rFonts w:ascii="Times New Roman" w:hAnsi="Times New Roman"/>
-          <w:i/>
-          <w:color w:val="FF0000"/>
-          <w:sz w:val="24"/>
-          <w:szCs w:val="24"/>
-          <w:lang w:val="uk-UA"/>
-        </w:rPr>
-      </w:pPr>
-    </w:p>
-    <w:p>
-      <w:pPr>
-        <w:spacing w:after="120" w:line="20" w:lineRule="atLeast"/>
-        <w:jc w:val="both"/>
-        <w:rPr>
-          <w:rFonts w:ascii="Times New Roman" w:hAnsi="Times New Roman"/>
-          <w:sz w:val="24"/>
-          <w:szCs w:val="24"/>
-          <w:lang w:val="uk-UA"/>
-        </w:rPr>
-      </w:pPr>
-      <w:r>
-        <w:rPr>
-          <w:rFonts w:ascii="Times New Roman" w:hAnsi="Times New Roman"/>
-          <w:i/>
-          <w:color w:val="FF0000"/>
-          <w:sz w:val="24"/>
-          <w:szCs w:val="24"/>
-          <w:lang w:val="uk-UA"/>
-        </w:rPr>
-        <w:t>Священик:</w:t>
-      </w:r>
-      <w:r>
-        <w:rPr>
-          <w:rFonts w:ascii="Times New Roman" w:hAnsi="Times New Roman"/>
-          <w:color w:val="FF0000"/>
-          <w:sz w:val="24"/>
-          <w:szCs w:val="24"/>
-          <w:lang w:val="uk-UA"/>
-        </w:rPr>
-        <w:t xml:space="preserve"> </w:t>
-      </w:r>
-      <w:proofErr w:type="spellStart"/>
-      <w:r>
-        <w:rPr>
-          <w:rFonts w:ascii="Times New Roman" w:hAnsi="Times New Roman"/>
-          <w:sz w:val="24"/>
-          <w:szCs w:val="24"/>
-          <w:lang w:val="uk-UA"/>
-        </w:rPr>
-        <w:t>Всесвята</w:t>
-      </w:r>
-      <w:proofErr w:type="spellEnd"/>
-      <w:r>
-        <w:rPr>
-          <w:rFonts w:ascii="Times New Roman" w:hAnsi="Times New Roman"/>
-          <w:sz w:val="24"/>
-          <w:szCs w:val="24"/>
-          <w:lang w:val="uk-UA"/>
-        </w:rPr>
-        <w:t xml:space="preserve"> </w:t>
-      </w:r>
-      <w:proofErr w:type="spellStart"/>
-      <w:r>
-        <w:rPr>
-          <w:rFonts w:ascii="Times New Roman" w:hAnsi="Times New Roman"/>
-          <w:sz w:val="24"/>
-          <w:szCs w:val="24"/>
-          <w:lang w:val="uk-UA"/>
-        </w:rPr>
-        <w:t>Тройце</w:t>
-      </w:r>
-      <w:proofErr w:type="spellEnd"/>
-      <w:r>
-        <w:rPr>
-          <w:rFonts w:ascii="Times New Roman" w:hAnsi="Times New Roman"/>
-          <w:sz w:val="24"/>
-          <w:szCs w:val="24"/>
-          <w:lang w:val="uk-UA"/>
-        </w:rPr>
-        <w:t xml:space="preserve">, єдиносущна державо й нероздільне царство, всякого добра причино! Будь ласкава у час цей і нам грішним; обмий усі наші скверни та просвіти наші думки, щоб ми завжди виспівували й промовляли: </w:t>
-      </w:r>
-      <w:proofErr w:type="spellStart"/>
-      <w:r>
-        <w:rPr>
-          <w:rFonts w:ascii="Times New Roman" w:hAnsi="Times New Roman"/>
-          <w:sz w:val="24"/>
-          <w:szCs w:val="24"/>
-          <w:lang w:val="uk-UA"/>
-        </w:rPr>
-        <w:t>Єдин</w:t>
-      </w:r>
-      <w:proofErr w:type="spellEnd"/>
-      <w:r>
-        <w:rPr>
-          <w:rFonts w:ascii="Times New Roman" w:hAnsi="Times New Roman"/>
-          <w:sz w:val="24"/>
-          <w:szCs w:val="24"/>
-          <w:lang w:val="uk-UA"/>
-        </w:rPr>
-        <w:t xml:space="preserve"> свят, </w:t>
-      </w:r>
-      <w:proofErr w:type="spellStart"/>
-      <w:r>
-        <w:rPr>
-          <w:rFonts w:ascii="Times New Roman" w:hAnsi="Times New Roman"/>
-          <w:sz w:val="24"/>
-          <w:szCs w:val="24"/>
-          <w:lang w:val="uk-UA"/>
-        </w:rPr>
-        <w:t>єдин</w:t>
-      </w:r>
-      <w:proofErr w:type="spellEnd"/>
-      <w:r>
-        <w:rPr>
-          <w:rFonts w:ascii="Times New Roman" w:hAnsi="Times New Roman"/>
-          <w:sz w:val="24"/>
-          <w:szCs w:val="24"/>
-          <w:lang w:val="uk-UA"/>
-        </w:rPr>
-        <w:t xml:space="preserve"> Господь, Ісус Христос, на славу Бога Отця. Амінь.</w:t>
-      </w:r>
-    </w:p>
-    <w:p>
-      <w:pPr>
-        <w:spacing w:after="120" w:line="20" w:lineRule="atLeast"/>
-        <w:jc w:val="both"/>
-        <w:rPr>
-          <w:rFonts w:ascii="Times New Roman" w:hAnsi="Times New Roman"/>
-          <w:sz w:val="24"/>
-          <w:szCs w:val="24"/>
-          <w:lang w:val="uk-UA"/>
-        </w:rPr>
-      </w:pPr>
-      <w:r>
-        <w:rPr>
-          <w:rFonts w:ascii="Times New Roman" w:hAnsi="Times New Roman"/>
-          <w:i/>
-          <w:color w:val="FF0000"/>
-          <w:sz w:val="24"/>
-          <w:szCs w:val="24"/>
-          <w:lang w:val="uk-UA"/>
-        </w:rPr>
-        <w:t>Вірні</w:t>
-      </w:r>
-      <w:r>
-        <w:rPr>
-          <w:rFonts w:ascii="Times New Roman" w:hAnsi="Times New Roman"/>
-          <w:color w:val="FF0000"/>
-          <w:sz w:val="24"/>
-          <w:szCs w:val="24"/>
-          <w:lang w:val="uk-UA"/>
-        </w:rPr>
-        <w:t>:</w:t>
-      </w:r>
-      <w:r>
-        <w:rPr>
-          <w:rFonts w:ascii="Times New Roman" w:hAnsi="Times New Roman"/>
-          <w:sz w:val="24"/>
-          <w:szCs w:val="24"/>
-          <w:lang w:val="uk-UA"/>
-        </w:rPr>
-        <w:t xml:space="preserve"> Нехай буде ім'я Господнє благословенне,* від нині і до віку </w:t>
-      </w:r>
-      <w:r>
-        <w:rPr>
-          <w:rFonts w:ascii="Times New Roman" w:hAnsi="Times New Roman"/>
-          <w:i/>
-          <w:color w:val="FF0000"/>
-          <w:sz w:val="24"/>
-          <w:szCs w:val="24"/>
-          <w:lang w:val="uk-UA"/>
-        </w:rPr>
-        <w:t>(3 р.)</w:t>
-      </w:r>
-      <w:r>
-        <w:rPr>
-          <w:rFonts w:ascii="Times New Roman" w:hAnsi="Times New Roman"/>
-          <w:sz w:val="24"/>
-          <w:szCs w:val="24"/>
-          <w:lang w:val="uk-UA"/>
-        </w:rPr>
-        <w:t>.</w:t>
-      </w:r>
-    </w:p>
-    <w:p>
-      <w:pPr>
-        <w:spacing w:after="120" w:line="20" w:lineRule="atLeast"/>
-        <w:jc w:val="both"/>
-        <w:rPr>
-          <w:rFonts w:ascii="Times New Roman" w:hAnsi="Times New Roman"/>
-          <w:sz w:val="24"/>
-          <w:szCs w:val="24"/>
-          <w:lang w:val="uk-UA"/>
-        </w:rPr>
-      </w:pPr>
-    </w:p>
-    <w:p>
-      <w:pPr>
-        <w:pStyle w:val="2"/>
-        <w:spacing w:before="0" w:after="120" w:line="20" w:lineRule="atLeast"/>
-        <w:jc w:val="center"/>
-        <w:rPr>
-          <w:rFonts w:ascii="Times New Roman" w:hAnsi="Times New Roman" w:cs="Times New Roman"/>
           <w:b/>
           <w:i/>
           <w:color w:val="FF0000"/>
@@ -28913,9 +30395,13 @@
           <w:lang w:val="uk-UA"/>
         </w:rPr>
       </w:pPr>
-      <w:r>
-        <w:rPr>
-          <w:rFonts w:ascii="Times New Roman" w:hAnsi="Times New Roman" w:cs="Times New Roman"/>
+    </w:p>
+    <w:p>
+      <w:pPr>
+        <w:spacing w:after="120" w:line="20" w:lineRule="atLeast"/>
+        <w:jc w:val="both"/>
+        <w:rPr>
+          <w:rFonts w:ascii="Times New Roman" w:hAnsi="Times New Roman"/>
           <w:b/>
           <w:i/>
           <w:color w:val="FF0000"/>
@@ -28923,1983 +30409,8 @@
           <w:szCs w:val="24"/>
           <w:lang w:val="uk-UA"/>
         </w:rPr>
-        <w:lastRenderedPageBreak/>
-        <w:t>Псалом 33</w:t>
-      </w:r>
-    </w:p>
-    <w:p>
-      <w:pPr>
-        <w:spacing w:after="120"/>
-      </w:pPr>
-      <w:r>
-        <w:rPr>
-          <w:rFonts w:ascii="Times New Roman" w:hAnsi="Times New Roman"/>
-          <w:sz w:val="24"/>
-        </w:rPr>
-        <w:t>Благословлю́</w:t>
-      </w:r>
-      <w:r>
-        <w:rPr>
-          <w:rFonts w:ascii="Times New Roman" w:hAnsi="Times New Roman"/>
-          <w:sz w:val="24"/>
-        </w:rPr>
-        <w:t xml:space="preserve"> </w:t>
-      </w:r>
-      <w:r>
-        <w:rPr>
-          <w:rFonts w:ascii="Times New Roman" w:hAnsi="Times New Roman"/>
-          <w:sz w:val="24"/>
-        </w:rPr>
-        <w:t>Го́спода</w:t>
-      </w:r>
-      <w:r>
-        <w:rPr>
-          <w:rFonts w:ascii="Times New Roman" w:hAnsi="Times New Roman"/>
-          <w:sz w:val="24"/>
-        </w:rPr>
-        <w:t xml:space="preserve"> </w:t>
-      </w:r>
-      <w:r>
-        <w:rPr>
-          <w:rFonts w:ascii="Times New Roman" w:hAnsi="Times New Roman"/>
-          <w:sz w:val="24"/>
-        </w:rPr>
-        <w:t>повсякча́сно,*</w:t>
-      </w:r>
-      <w:r>
-        <w:rPr>
-          <w:rFonts w:ascii="Times New Roman" w:hAnsi="Times New Roman"/>
-          <w:sz w:val="24"/>
-        </w:rPr>
-        <w:t xml:space="preserve"> </w:t>
-      </w:r>
-      <w:r>
-        <w:rPr>
-          <w:rFonts w:ascii="Times New Roman" w:hAnsi="Times New Roman"/>
-          <w:sz w:val="24"/>
-        </w:rPr>
-        <w:t>зав́жди</w:t>
-      </w:r>
-      <w:r>
-        <w:rPr>
-          <w:rFonts w:ascii="Times New Roman" w:hAnsi="Times New Roman"/>
-          <w:sz w:val="24"/>
-        </w:rPr>
-        <w:t xml:space="preserve"> </w:t>
-      </w:r>
-      <w:r>
-        <w:rPr>
-          <w:rFonts w:ascii="Times New Roman" w:hAnsi="Times New Roman"/>
-          <w:sz w:val="24"/>
-        </w:rPr>
-        <w:t>хвала́</w:t>
-      </w:r>
-      <w:r>
-        <w:rPr>
-          <w:rFonts w:ascii="Times New Roman" w:hAnsi="Times New Roman"/>
-          <w:sz w:val="24"/>
-        </w:rPr>
-        <w:t xml:space="preserve"> </w:t>
-      </w:r>
-      <w:r>
-        <w:rPr>
-          <w:rFonts w:ascii="Times New Roman" w:hAnsi="Times New Roman"/>
-          <w:sz w:val="24"/>
-        </w:rPr>
-        <w:t>Його́</w:t>
-      </w:r>
-      <w:r>
-        <w:rPr>
-          <w:rFonts w:ascii="Times New Roman" w:hAnsi="Times New Roman"/>
-          <w:sz w:val="24"/>
-        </w:rPr>
-        <w:t xml:space="preserve"> </w:t>
-      </w:r>
-      <w:r>
-        <w:rPr>
-          <w:rFonts w:ascii="Times New Roman" w:hAnsi="Times New Roman"/>
-          <w:sz w:val="24"/>
-        </w:rPr>
-        <w:t>на</w:t>
-      </w:r>
-      <w:r>
-        <w:rPr>
-          <w:rFonts w:ascii="Times New Roman" w:hAnsi="Times New Roman"/>
-          <w:sz w:val="24"/>
-        </w:rPr>
-        <w:t xml:space="preserve"> </w:t>
-      </w:r>
-      <w:r>
-        <w:rPr>
-          <w:rFonts w:ascii="Times New Roman" w:hAnsi="Times New Roman"/>
-          <w:sz w:val="24"/>
-        </w:rPr>
-        <w:t>уста́х</w:t>
-      </w:r>
-      <w:r>
-        <w:rPr>
-          <w:rFonts w:ascii="Times New Roman" w:hAnsi="Times New Roman"/>
-          <w:sz w:val="24"/>
-        </w:rPr>
-        <w:t xml:space="preserve"> </w:t>
-      </w:r>
-      <w:r>
-        <w:rPr>
-          <w:rFonts w:ascii="Times New Roman" w:hAnsi="Times New Roman"/>
-          <w:sz w:val="24"/>
-        </w:rPr>
-        <w:t>у</w:t>
-      </w:r>
-      <w:r>
-        <w:rPr>
-          <w:rFonts w:ascii="Times New Roman" w:hAnsi="Times New Roman"/>
-          <w:sz w:val="24"/>
-        </w:rPr>
-        <w:t xml:space="preserve"> </w:t>
-      </w:r>
-      <w:r>
-        <w:rPr>
-          <w:rFonts w:ascii="Times New Roman" w:hAnsi="Times New Roman"/>
-          <w:sz w:val="24"/>
-        </w:rPr>
-        <w:t>ме́не.</w:t>
-      </w:r>
-    </w:p>
-    <w:p>
-      <w:pPr>
-        <w:spacing w:after="120"/>
-      </w:pPr>
-      <w:r>
-        <w:rPr>
-          <w:rFonts w:ascii="Times New Roman" w:hAnsi="Times New Roman"/>
-          <w:sz w:val="24"/>
-        </w:rPr>
-        <w:t>Душа́</w:t>
-      </w:r>
-      <w:r>
-        <w:rPr>
-          <w:rFonts w:ascii="Times New Roman" w:hAnsi="Times New Roman"/>
-          <w:sz w:val="24"/>
-        </w:rPr>
-        <w:t xml:space="preserve"> </w:t>
-      </w:r>
-      <w:r>
-        <w:rPr>
-          <w:rFonts w:ascii="Times New Roman" w:hAnsi="Times New Roman"/>
-          <w:sz w:val="24"/>
-        </w:rPr>
-        <w:t>моя́</w:t>
-      </w:r>
-      <w:r>
-        <w:rPr>
-          <w:rFonts w:ascii="Times New Roman" w:hAnsi="Times New Roman"/>
-          <w:sz w:val="24"/>
-        </w:rPr>
-        <w:t xml:space="preserve"> </w:t>
-      </w:r>
-      <w:r>
-        <w:rPr>
-          <w:rFonts w:ascii="Times New Roman" w:hAnsi="Times New Roman"/>
-          <w:sz w:val="24"/>
-        </w:rPr>
-        <w:t>неха́й</w:t>
-      </w:r>
-      <w:r>
-        <w:rPr>
-          <w:rFonts w:ascii="Times New Roman" w:hAnsi="Times New Roman"/>
-          <w:sz w:val="24"/>
-        </w:rPr>
-        <w:t xml:space="preserve"> </w:t>
-      </w:r>
-      <w:r>
-        <w:rPr>
-          <w:rFonts w:ascii="Times New Roman" w:hAnsi="Times New Roman"/>
-          <w:sz w:val="24"/>
-        </w:rPr>
-        <w:t>Го́сподом</w:t>
-      </w:r>
-      <w:r>
-        <w:rPr>
-          <w:rFonts w:ascii="Times New Roman" w:hAnsi="Times New Roman"/>
-          <w:sz w:val="24"/>
-        </w:rPr>
-        <w:t xml:space="preserve"> </w:t>
-      </w:r>
-      <w:r>
-        <w:rPr>
-          <w:rFonts w:ascii="Times New Roman" w:hAnsi="Times New Roman"/>
-          <w:sz w:val="24"/>
-        </w:rPr>
-        <w:t>хва́литься,*</w:t>
-      </w:r>
-      <w:r>
-        <w:rPr>
-          <w:rFonts w:ascii="Times New Roman" w:hAnsi="Times New Roman"/>
-          <w:sz w:val="24"/>
-        </w:rPr>
-        <w:t xml:space="preserve"> </w:t>
-      </w:r>
-      <w:r>
-        <w:rPr>
-          <w:rFonts w:ascii="Times New Roman" w:hAnsi="Times New Roman"/>
-          <w:sz w:val="24"/>
-        </w:rPr>
-        <w:t>неха́й</w:t>
-      </w:r>
-      <w:r>
-        <w:rPr>
-          <w:rFonts w:ascii="Times New Roman" w:hAnsi="Times New Roman"/>
-          <w:sz w:val="24"/>
-        </w:rPr>
-        <w:t xml:space="preserve"> </w:t>
-      </w:r>
-      <w:r>
-        <w:rPr>
-          <w:rFonts w:ascii="Times New Roman" w:hAnsi="Times New Roman"/>
-          <w:sz w:val="24"/>
-        </w:rPr>
-        <w:t>покі́рні</w:t>
-      </w:r>
-      <w:r>
-        <w:rPr>
-          <w:rFonts w:ascii="Times New Roman" w:hAnsi="Times New Roman"/>
-          <w:sz w:val="24"/>
-        </w:rPr>
-        <w:t xml:space="preserve"> </w:t>
-      </w:r>
-      <w:r>
-        <w:rPr>
-          <w:rFonts w:ascii="Times New Roman" w:hAnsi="Times New Roman"/>
-          <w:sz w:val="24"/>
-        </w:rPr>
-        <w:t>чу́ють</w:t>
-      </w:r>
-      <w:r>
-        <w:rPr>
-          <w:rFonts w:ascii="Times New Roman" w:hAnsi="Times New Roman"/>
-          <w:sz w:val="24"/>
-        </w:rPr>
-        <w:t xml:space="preserve"> </w:t>
-      </w:r>
-      <w:r>
-        <w:rPr>
-          <w:rFonts w:ascii="Times New Roman" w:hAnsi="Times New Roman"/>
-          <w:sz w:val="24"/>
-        </w:rPr>
-        <w:t>те</w:t>
-      </w:r>
-      <w:r>
-        <w:rPr>
-          <w:rFonts w:ascii="Times New Roman" w:hAnsi="Times New Roman"/>
-          <w:sz w:val="24"/>
-        </w:rPr>
-        <w:t xml:space="preserve"> </w:t>
-      </w:r>
-      <w:r>
-        <w:rPr>
-          <w:rFonts w:ascii="Times New Roman" w:hAnsi="Times New Roman"/>
-          <w:sz w:val="24"/>
-        </w:rPr>
-        <w:t>й</w:t>
-      </w:r>
-      <w:r>
-        <w:rPr>
-          <w:rFonts w:ascii="Times New Roman" w:hAnsi="Times New Roman"/>
-          <w:sz w:val="24"/>
-        </w:rPr>
-        <w:t xml:space="preserve"> </w:t>
-      </w:r>
-      <w:r>
-        <w:rPr>
-          <w:rFonts w:ascii="Times New Roman" w:hAnsi="Times New Roman"/>
-          <w:sz w:val="24"/>
-        </w:rPr>
-        <w:t>веселя́ться</w:t>
-      </w:r>
-    </w:p>
-    <w:p>
-      <w:pPr>
-        <w:spacing w:after="120"/>
-      </w:pPr>
-      <w:r>
-        <w:rPr>
-          <w:rFonts w:ascii="Times New Roman" w:hAnsi="Times New Roman"/>
-          <w:sz w:val="24"/>
-        </w:rPr>
-        <w:t>Велича́йте</w:t>
-      </w:r>
-      <w:r>
-        <w:rPr>
-          <w:rFonts w:ascii="Times New Roman" w:hAnsi="Times New Roman"/>
-          <w:sz w:val="24"/>
-        </w:rPr>
-        <w:t xml:space="preserve"> </w:t>
-      </w:r>
-      <w:r>
-        <w:rPr>
-          <w:rFonts w:ascii="Times New Roman" w:hAnsi="Times New Roman"/>
-          <w:sz w:val="24"/>
-        </w:rPr>
-        <w:t>Го́спода</w:t>
-      </w:r>
-      <w:r>
-        <w:rPr>
-          <w:rFonts w:ascii="Times New Roman" w:hAnsi="Times New Roman"/>
-          <w:sz w:val="24"/>
-        </w:rPr>
-        <w:t xml:space="preserve"> </w:t>
-      </w:r>
-      <w:r>
-        <w:rPr>
-          <w:rFonts w:ascii="Times New Roman" w:hAnsi="Times New Roman"/>
-          <w:sz w:val="24"/>
-        </w:rPr>
-        <w:t>зо</w:t>
-      </w:r>
-      <w:r>
-        <w:rPr>
-          <w:rFonts w:ascii="Times New Roman" w:hAnsi="Times New Roman"/>
-          <w:sz w:val="24"/>
-        </w:rPr>
-        <w:t xml:space="preserve"> </w:t>
-      </w:r>
-      <w:r>
-        <w:rPr>
-          <w:rFonts w:ascii="Times New Roman" w:hAnsi="Times New Roman"/>
-          <w:sz w:val="24"/>
-        </w:rPr>
-        <w:t>мно́ю;*</w:t>
-      </w:r>
-      <w:r>
-        <w:rPr>
-          <w:rFonts w:ascii="Times New Roman" w:hAnsi="Times New Roman"/>
-          <w:sz w:val="24"/>
-        </w:rPr>
-        <w:t xml:space="preserve"> </w:t>
-      </w:r>
-      <w:r>
-        <w:rPr>
-          <w:rFonts w:ascii="Times New Roman" w:hAnsi="Times New Roman"/>
-          <w:sz w:val="24"/>
-        </w:rPr>
-        <w:t>і</w:t>
-      </w:r>
-      <w:r>
-        <w:rPr>
-          <w:rFonts w:ascii="Times New Roman" w:hAnsi="Times New Roman"/>
-          <w:sz w:val="24"/>
-        </w:rPr>
-        <w:t xml:space="preserve"> </w:t>
-      </w:r>
-      <w:r>
-        <w:rPr>
-          <w:rFonts w:ascii="Times New Roman" w:hAnsi="Times New Roman"/>
-          <w:sz w:val="24"/>
-        </w:rPr>
-        <w:t>вознесі́мо</w:t>
-      </w:r>
-      <w:r>
-        <w:rPr>
-          <w:rFonts w:ascii="Times New Roman" w:hAnsi="Times New Roman"/>
-          <w:sz w:val="24"/>
-        </w:rPr>
-        <w:t xml:space="preserve"> </w:t>
-      </w:r>
-      <w:r>
-        <w:rPr>
-          <w:rFonts w:ascii="Times New Roman" w:hAnsi="Times New Roman"/>
-          <w:sz w:val="24"/>
-        </w:rPr>
-        <w:t>Ім’я́</w:t>
-      </w:r>
-      <w:r>
-        <w:rPr>
-          <w:rFonts w:ascii="Times New Roman" w:hAnsi="Times New Roman"/>
-          <w:sz w:val="24"/>
-        </w:rPr>
-        <w:t xml:space="preserve"> </w:t>
-      </w:r>
-      <w:r>
-        <w:rPr>
-          <w:rFonts w:ascii="Times New Roman" w:hAnsi="Times New Roman"/>
-          <w:sz w:val="24"/>
-        </w:rPr>
-        <w:t>Його́</w:t>
-      </w:r>
-      <w:r>
-        <w:rPr>
-          <w:rFonts w:ascii="Times New Roman" w:hAnsi="Times New Roman"/>
-          <w:sz w:val="24"/>
-        </w:rPr>
-        <w:t xml:space="preserve"> </w:t>
-      </w:r>
-      <w:r>
-        <w:rPr>
-          <w:rFonts w:ascii="Times New Roman" w:hAnsi="Times New Roman"/>
-          <w:sz w:val="24"/>
-        </w:rPr>
-        <w:t>ра́зом.</w:t>
-      </w:r>
-    </w:p>
-    <w:p>
-      <w:pPr>
-        <w:spacing w:after="120"/>
-      </w:pPr>
-      <w:r>
-        <w:rPr>
-          <w:rFonts w:ascii="Times New Roman" w:hAnsi="Times New Roman"/>
-          <w:sz w:val="24"/>
-        </w:rPr>
-        <w:t>Я</w:t>
-      </w:r>
-      <w:r>
-        <w:rPr>
-          <w:rFonts w:ascii="Times New Roman" w:hAnsi="Times New Roman"/>
-          <w:sz w:val="24"/>
-        </w:rPr>
-        <w:t xml:space="preserve"> </w:t>
-      </w:r>
-      <w:r>
-        <w:rPr>
-          <w:rFonts w:ascii="Times New Roman" w:hAnsi="Times New Roman"/>
-          <w:sz w:val="24"/>
-        </w:rPr>
-        <w:t>шука́в</w:t>
-      </w:r>
-      <w:r>
-        <w:rPr>
-          <w:rFonts w:ascii="Times New Roman" w:hAnsi="Times New Roman"/>
-          <w:sz w:val="24"/>
-        </w:rPr>
-        <w:t xml:space="preserve"> </w:t>
-      </w:r>
-      <w:r>
-        <w:rPr>
-          <w:rFonts w:ascii="Times New Roman" w:hAnsi="Times New Roman"/>
-          <w:sz w:val="24"/>
-        </w:rPr>
-        <w:t>Го́спода,</w:t>
-      </w:r>
-      <w:r>
-        <w:rPr>
-          <w:rFonts w:ascii="Times New Roman" w:hAnsi="Times New Roman"/>
-          <w:sz w:val="24"/>
-        </w:rPr>
-        <w:t xml:space="preserve"> </w:t>
-      </w:r>
-      <w:r>
-        <w:rPr>
-          <w:rFonts w:ascii="Times New Roman" w:hAnsi="Times New Roman"/>
-          <w:sz w:val="24"/>
-        </w:rPr>
-        <w:t>і</w:t>
-      </w:r>
-      <w:r>
-        <w:rPr>
-          <w:rFonts w:ascii="Times New Roman" w:hAnsi="Times New Roman"/>
-          <w:sz w:val="24"/>
-        </w:rPr>
-        <w:t xml:space="preserve"> </w:t>
-      </w:r>
-      <w:r>
-        <w:rPr>
-          <w:rFonts w:ascii="Times New Roman" w:hAnsi="Times New Roman"/>
-          <w:sz w:val="24"/>
-        </w:rPr>
-        <w:t>Він</w:t>
-      </w:r>
-      <w:r>
-        <w:rPr>
-          <w:rFonts w:ascii="Times New Roman" w:hAnsi="Times New Roman"/>
-          <w:sz w:val="24"/>
-        </w:rPr>
-        <w:t xml:space="preserve"> </w:t>
-      </w:r>
-      <w:r>
-        <w:rPr>
-          <w:rFonts w:ascii="Times New Roman" w:hAnsi="Times New Roman"/>
-          <w:sz w:val="24"/>
-        </w:rPr>
-        <w:t>почу́в</w:t>
-      </w:r>
-      <w:r>
-        <w:rPr>
-          <w:rFonts w:ascii="Times New Roman" w:hAnsi="Times New Roman"/>
-          <w:sz w:val="24"/>
-        </w:rPr>
-        <w:t xml:space="preserve"> </w:t>
-      </w:r>
-      <w:r>
-        <w:rPr>
-          <w:rFonts w:ascii="Times New Roman" w:hAnsi="Times New Roman"/>
-          <w:sz w:val="24"/>
-        </w:rPr>
-        <w:t>мене́;*</w:t>
-      </w:r>
-      <w:r>
-        <w:rPr>
-          <w:rFonts w:ascii="Times New Roman" w:hAnsi="Times New Roman"/>
-          <w:sz w:val="24"/>
-        </w:rPr>
-        <w:t xml:space="preserve"> </w:t>
-      </w:r>
-      <w:r>
-        <w:rPr>
-          <w:rFonts w:ascii="Times New Roman" w:hAnsi="Times New Roman"/>
-          <w:sz w:val="24"/>
-        </w:rPr>
-        <w:t>і</w:t>
-      </w:r>
-      <w:r>
-        <w:rPr>
-          <w:rFonts w:ascii="Times New Roman" w:hAnsi="Times New Roman"/>
-          <w:sz w:val="24"/>
-        </w:rPr>
-        <w:t xml:space="preserve"> </w:t>
-      </w:r>
-      <w:r>
-        <w:rPr>
-          <w:rFonts w:ascii="Times New Roman" w:hAnsi="Times New Roman"/>
-          <w:sz w:val="24"/>
-        </w:rPr>
-        <w:t>звільни́в</w:t>
-      </w:r>
-      <w:r>
-        <w:rPr>
-          <w:rFonts w:ascii="Times New Roman" w:hAnsi="Times New Roman"/>
-          <w:sz w:val="24"/>
-        </w:rPr>
-        <w:t xml:space="preserve"> </w:t>
-      </w:r>
-      <w:r>
-        <w:rPr>
-          <w:rFonts w:ascii="Times New Roman" w:hAnsi="Times New Roman"/>
-          <w:sz w:val="24"/>
-        </w:rPr>
-        <w:t>мене́</w:t>
-      </w:r>
-      <w:r>
-        <w:rPr>
-          <w:rFonts w:ascii="Times New Roman" w:hAnsi="Times New Roman"/>
-          <w:sz w:val="24"/>
-        </w:rPr>
-        <w:t xml:space="preserve"> </w:t>
-      </w:r>
-      <w:r>
-        <w:rPr>
-          <w:rFonts w:ascii="Times New Roman" w:hAnsi="Times New Roman"/>
-          <w:sz w:val="24"/>
-        </w:rPr>
-        <w:t>від</w:t>
-      </w:r>
-      <w:r>
-        <w:rPr>
-          <w:rFonts w:ascii="Times New Roman" w:hAnsi="Times New Roman"/>
-          <w:sz w:val="24"/>
-        </w:rPr>
-        <w:t xml:space="preserve"> </w:t>
-      </w:r>
-      <w:r>
-        <w:rPr>
-          <w:rFonts w:ascii="Times New Roman" w:hAnsi="Times New Roman"/>
-          <w:sz w:val="24"/>
-        </w:rPr>
-        <w:t>усі́х</w:t>
-      </w:r>
-      <w:r>
-        <w:rPr>
-          <w:rFonts w:ascii="Times New Roman" w:hAnsi="Times New Roman"/>
-          <w:sz w:val="24"/>
-        </w:rPr>
-        <w:t xml:space="preserve"> </w:t>
-      </w:r>
-      <w:r>
-        <w:rPr>
-          <w:rFonts w:ascii="Times New Roman" w:hAnsi="Times New Roman"/>
-          <w:sz w:val="24"/>
-        </w:rPr>
-        <w:t>мої́х</w:t>
-      </w:r>
-      <w:r>
-        <w:rPr>
-          <w:rFonts w:ascii="Times New Roman" w:hAnsi="Times New Roman"/>
-          <w:sz w:val="24"/>
-        </w:rPr>
-        <w:t xml:space="preserve"> </w:t>
-      </w:r>
-      <w:r>
-        <w:rPr>
-          <w:rFonts w:ascii="Times New Roman" w:hAnsi="Times New Roman"/>
-          <w:sz w:val="24"/>
-        </w:rPr>
-        <w:t>скорбо́т.</w:t>
-      </w:r>
-    </w:p>
-    <w:p>
-      <w:pPr>
-        <w:spacing w:after="120"/>
-      </w:pPr>
-      <w:r>
-        <w:rPr>
-          <w:rFonts w:ascii="Times New Roman" w:hAnsi="Times New Roman"/>
-          <w:sz w:val="24"/>
-        </w:rPr>
-        <w:t>Гля́ньте</w:t>
-      </w:r>
-      <w:r>
-        <w:rPr>
-          <w:rFonts w:ascii="Times New Roman" w:hAnsi="Times New Roman"/>
-          <w:sz w:val="24"/>
-        </w:rPr>
-        <w:t xml:space="preserve"> </w:t>
-      </w:r>
-      <w:r>
-        <w:rPr>
-          <w:rFonts w:ascii="Times New Roman" w:hAnsi="Times New Roman"/>
-          <w:sz w:val="24"/>
-        </w:rPr>
-        <w:t>на</w:t>
-      </w:r>
-      <w:r>
-        <w:rPr>
-          <w:rFonts w:ascii="Times New Roman" w:hAnsi="Times New Roman"/>
-          <w:sz w:val="24"/>
-        </w:rPr>
-        <w:t xml:space="preserve"> </w:t>
-      </w:r>
-      <w:r>
-        <w:rPr>
-          <w:rFonts w:ascii="Times New Roman" w:hAnsi="Times New Roman"/>
-          <w:sz w:val="24"/>
-        </w:rPr>
-        <w:t>Ньо́го</w:t>
-      </w:r>
-      <w:r>
-        <w:rPr>
-          <w:rFonts w:ascii="Times New Roman" w:hAnsi="Times New Roman"/>
-          <w:sz w:val="24"/>
-        </w:rPr>
-        <w:t xml:space="preserve"> </w:t>
-      </w:r>
-      <w:r>
-        <w:rPr>
-          <w:rFonts w:ascii="Times New Roman" w:hAnsi="Times New Roman"/>
-          <w:sz w:val="24"/>
-        </w:rPr>
-        <w:t>й</w:t>
-      </w:r>
-      <w:r>
-        <w:rPr>
-          <w:rFonts w:ascii="Times New Roman" w:hAnsi="Times New Roman"/>
-          <w:sz w:val="24"/>
-        </w:rPr>
-        <w:t xml:space="preserve"> </w:t>
-      </w:r>
-      <w:r>
-        <w:rPr>
-          <w:rFonts w:ascii="Times New Roman" w:hAnsi="Times New Roman"/>
-          <w:sz w:val="24"/>
-        </w:rPr>
-        <w:t>розвеселі́ться,*</w:t>
-      </w:r>
-      <w:r>
-        <w:rPr>
-          <w:rFonts w:ascii="Times New Roman" w:hAnsi="Times New Roman"/>
-          <w:sz w:val="24"/>
-        </w:rPr>
-        <w:t xml:space="preserve"> </w:t>
-      </w:r>
-      <w:r>
-        <w:rPr>
-          <w:rFonts w:ascii="Times New Roman" w:hAnsi="Times New Roman"/>
-          <w:sz w:val="24"/>
-        </w:rPr>
-        <w:t>обли́ччя</w:t>
-      </w:r>
-      <w:r>
-        <w:rPr>
-          <w:rFonts w:ascii="Times New Roman" w:hAnsi="Times New Roman"/>
-          <w:sz w:val="24"/>
-        </w:rPr>
-        <w:t xml:space="preserve"> </w:t>
-      </w:r>
-      <w:r>
-        <w:rPr>
-          <w:rFonts w:ascii="Times New Roman" w:hAnsi="Times New Roman"/>
-          <w:sz w:val="24"/>
-        </w:rPr>
-        <w:t>ва́ше</w:t>
-      </w:r>
-      <w:r>
-        <w:rPr>
-          <w:rFonts w:ascii="Times New Roman" w:hAnsi="Times New Roman"/>
-          <w:sz w:val="24"/>
-        </w:rPr>
-        <w:t xml:space="preserve"> </w:t>
-      </w:r>
-      <w:r>
-        <w:rPr>
-          <w:rFonts w:ascii="Times New Roman" w:hAnsi="Times New Roman"/>
-          <w:sz w:val="24"/>
-        </w:rPr>
-        <w:t>неха́й</w:t>
-      </w:r>
-      <w:r>
-        <w:rPr>
-          <w:rFonts w:ascii="Times New Roman" w:hAnsi="Times New Roman"/>
-          <w:sz w:val="24"/>
-        </w:rPr>
-        <w:t xml:space="preserve"> </w:t>
-      </w:r>
-      <w:r>
-        <w:rPr>
-          <w:rFonts w:ascii="Times New Roman" w:hAnsi="Times New Roman"/>
-          <w:sz w:val="24"/>
-        </w:rPr>
-        <w:t>не</w:t>
-      </w:r>
-      <w:r>
-        <w:rPr>
-          <w:rFonts w:ascii="Times New Roman" w:hAnsi="Times New Roman"/>
-          <w:sz w:val="24"/>
-        </w:rPr>
-        <w:t xml:space="preserve"> </w:t>
-      </w:r>
-      <w:r>
-        <w:rPr>
-          <w:rFonts w:ascii="Times New Roman" w:hAnsi="Times New Roman"/>
-          <w:sz w:val="24"/>
-        </w:rPr>
-        <w:t>соро́миться</w:t>
-      </w:r>
-    </w:p>
-    <w:p>
-      <w:pPr>
-        <w:spacing w:after="120"/>
-      </w:pPr>
-      <w:r>
-        <w:rPr>
-          <w:rFonts w:ascii="Times New Roman" w:hAnsi="Times New Roman"/>
-          <w:sz w:val="24"/>
-        </w:rPr>
-        <w:t>Ось</w:t>
-      </w:r>
-      <w:r>
-        <w:rPr>
-          <w:rFonts w:ascii="Times New Roman" w:hAnsi="Times New Roman"/>
-          <w:sz w:val="24"/>
-        </w:rPr>
-        <w:t xml:space="preserve"> </w:t>
-      </w:r>
-      <w:r>
-        <w:rPr>
-          <w:rFonts w:ascii="Times New Roman" w:hAnsi="Times New Roman"/>
-          <w:sz w:val="24"/>
-        </w:rPr>
-        <w:t>візва́в</w:t>
-      </w:r>
-      <w:r>
-        <w:rPr>
-          <w:rFonts w:ascii="Times New Roman" w:hAnsi="Times New Roman"/>
-          <w:sz w:val="24"/>
-        </w:rPr>
-        <w:t xml:space="preserve"> </w:t>
-      </w:r>
-      <w:r>
-        <w:rPr>
-          <w:rFonts w:ascii="Times New Roman" w:hAnsi="Times New Roman"/>
-          <w:sz w:val="24"/>
-        </w:rPr>
-        <w:t>бідола́ха,</w:t>
-      </w:r>
-      <w:r>
-        <w:rPr>
-          <w:rFonts w:ascii="Times New Roman" w:hAnsi="Times New Roman"/>
-          <w:sz w:val="24"/>
-        </w:rPr>
-        <w:t xml:space="preserve"> </w:t>
-      </w:r>
-      <w:r>
-        <w:rPr>
-          <w:rFonts w:ascii="Times New Roman" w:hAnsi="Times New Roman"/>
-          <w:sz w:val="24"/>
-        </w:rPr>
-        <w:t>і</w:t>
-      </w:r>
-      <w:r>
-        <w:rPr>
-          <w:rFonts w:ascii="Times New Roman" w:hAnsi="Times New Roman"/>
-          <w:sz w:val="24"/>
-        </w:rPr>
-        <w:t xml:space="preserve"> </w:t>
-      </w:r>
-      <w:r>
-        <w:rPr>
-          <w:rFonts w:ascii="Times New Roman" w:hAnsi="Times New Roman"/>
-          <w:sz w:val="24"/>
-        </w:rPr>
-        <w:t>Госпо́дь</w:t>
-      </w:r>
-      <w:r>
-        <w:rPr>
-          <w:rFonts w:ascii="Times New Roman" w:hAnsi="Times New Roman"/>
-          <w:sz w:val="24"/>
-        </w:rPr>
-        <w:t xml:space="preserve"> </w:t>
-      </w:r>
-      <w:r>
-        <w:rPr>
-          <w:rFonts w:ascii="Times New Roman" w:hAnsi="Times New Roman"/>
-          <w:sz w:val="24"/>
-        </w:rPr>
-        <w:t>почу́в,*</w:t>
-      </w:r>
-      <w:r>
-        <w:rPr>
-          <w:rFonts w:ascii="Times New Roman" w:hAnsi="Times New Roman"/>
-          <w:sz w:val="24"/>
-        </w:rPr>
-        <w:t xml:space="preserve"> </w:t>
-      </w:r>
-      <w:r>
-        <w:rPr>
-          <w:rFonts w:ascii="Times New Roman" w:hAnsi="Times New Roman"/>
-          <w:sz w:val="24"/>
-        </w:rPr>
-        <w:t>і</w:t>
-      </w:r>
-      <w:r>
-        <w:rPr>
-          <w:rFonts w:ascii="Times New Roman" w:hAnsi="Times New Roman"/>
-          <w:sz w:val="24"/>
-        </w:rPr>
-        <w:t xml:space="preserve"> </w:t>
-      </w:r>
-      <w:r>
-        <w:rPr>
-          <w:rFonts w:ascii="Times New Roman" w:hAnsi="Times New Roman"/>
-          <w:sz w:val="24"/>
-        </w:rPr>
-        <w:t>врятува́в</w:t>
-      </w:r>
-      <w:r>
-        <w:rPr>
-          <w:rFonts w:ascii="Times New Roman" w:hAnsi="Times New Roman"/>
-          <w:sz w:val="24"/>
-        </w:rPr>
-        <w:t xml:space="preserve"> </w:t>
-      </w:r>
-      <w:r>
-        <w:rPr>
-          <w:rFonts w:ascii="Times New Roman" w:hAnsi="Times New Roman"/>
-          <w:sz w:val="24"/>
-        </w:rPr>
-        <w:t>його́</w:t>
-      </w:r>
-      <w:r>
-        <w:rPr>
-          <w:rFonts w:ascii="Times New Roman" w:hAnsi="Times New Roman"/>
-          <w:sz w:val="24"/>
-        </w:rPr>
-        <w:t xml:space="preserve"> </w:t>
-      </w:r>
-      <w:r>
-        <w:rPr>
-          <w:rFonts w:ascii="Times New Roman" w:hAnsi="Times New Roman"/>
-          <w:sz w:val="24"/>
-        </w:rPr>
-        <w:t>від</w:t>
-      </w:r>
-      <w:r>
-        <w:rPr>
-          <w:rFonts w:ascii="Times New Roman" w:hAnsi="Times New Roman"/>
-          <w:sz w:val="24"/>
-        </w:rPr>
-        <w:t xml:space="preserve"> </w:t>
-      </w:r>
-      <w:r>
-        <w:rPr>
-          <w:rFonts w:ascii="Times New Roman" w:hAnsi="Times New Roman"/>
-          <w:sz w:val="24"/>
-        </w:rPr>
-        <w:t>усі́х</w:t>
-      </w:r>
-      <w:r>
-        <w:rPr>
-          <w:rFonts w:ascii="Times New Roman" w:hAnsi="Times New Roman"/>
-          <w:sz w:val="24"/>
-        </w:rPr>
-        <w:t xml:space="preserve"> </w:t>
-      </w:r>
-      <w:r>
-        <w:rPr>
-          <w:rFonts w:ascii="Times New Roman" w:hAnsi="Times New Roman"/>
-          <w:sz w:val="24"/>
-        </w:rPr>
-        <w:t>його́</w:t>
-      </w:r>
-      <w:r>
-        <w:rPr>
-          <w:rFonts w:ascii="Times New Roman" w:hAnsi="Times New Roman"/>
-          <w:sz w:val="24"/>
-        </w:rPr>
-        <w:t xml:space="preserve"> </w:t>
-      </w:r>
-      <w:r>
-        <w:rPr>
-          <w:rFonts w:ascii="Times New Roman" w:hAnsi="Times New Roman"/>
-          <w:sz w:val="24"/>
-        </w:rPr>
-        <w:t>на́пастей.</w:t>
-      </w:r>
-    </w:p>
-    <w:p>
-      <w:pPr>
-        <w:spacing w:after="120"/>
-      </w:pPr>
-      <w:r>
-        <w:rPr>
-          <w:rFonts w:ascii="Times New Roman" w:hAnsi="Times New Roman"/>
-          <w:sz w:val="24"/>
-        </w:rPr>
-        <w:t>А́нгел</w:t>
-      </w:r>
-      <w:r>
-        <w:rPr>
-          <w:rFonts w:ascii="Times New Roman" w:hAnsi="Times New Roman"/>
-          <w:sz w:val="24"/>
-        </w:rPr>
-        <w:t xml:space="preserve"> </w:t>
-      </w:r>
-      <w:r>
-        <w:rPr>
-          <w:rFonts w:ascii="Times New Roman" w:hAnsi="Times New Roman"/>
-          <w:sz w:val="24"/>
-        </w:rPr>
-        <w:t>Госпо́дній</w:t>
-      </w:r>
-      <w:r>
-        <w:rPr>
-          <w:rFonts w:ascii="Times New Roman" w:hAnsi="Times New Roman"/>
-          <w:sz w:val="24"/>
-        </w:rPr>
-        <w:t xml:space="preserve"> </w:t>
-      </w:r>
-      <w:r>
-        <w:rPr>
-          <w:rFonts w:ascii="Times New Roman" w:hAnsi="Times New Roman"/>
-          <w:sz w:val="24"/>
-        </w:rPr>
-        <w:t>стої́ть</w:t>
-      </w:r>
-      <w:r>
-        <w:rPr>
-          <w:rFonts w:ascii="Times New Roman" w:hAnsi="Times New Roman"/>
-          <w:sz w:val="24"/>
-        </w:rPr>
-        <w:t xml:space="preserve"> </w:t>
-      </w:r>
-      <w:r>
-        <w:rPr>
-          <w:rFonts w:ascii="Times New Roman" w:hAnsi="Times New Roman"/>
-          <w:sz w:val="24"/>
-        </w:rPr>
-        <w:t>на</w:t>
-      </w:r>
-      <w:r>
-        <w:rPr>
-          <w:rFonts w:ascii="Times New Roman" w:hAnsi="Times New Roman"/>
-          <w:sz w:val="24"/>
-        </w:rPr>
-        <w:t xml:space="preserve"> </w:t>
-      </w:r>
-      <w:r>
-        <w:rPr>
-          <w:rFonts w:ascii="Times New Roman" w:hAnsi="Times New Roman"/>
-          <w:sz w:val="24"/>
-        </w:rPr>
-        <w:t>ва́рті</w:t>
-      </w:r>
-      <w:r>
-        <w:rPr>
-          <w:rFonts w:ascii="Times New Roman" w:hAnsi="Times New Roman"/>
-          <w:sz w:val="24"/>
-        </w:rPr>
-        <w:t xml:space="preserve"> </w:t>
-      </w:r>
-      <w:r>
-        <w:rPr>
-          <w:rFonts w:ascii="Times New Roman" w:hAnsi="Times New Roman"/>
-          <w:sz w:val="24"/>
-        </w:rPr>
-        <w:t>навкру́г</w:t>
-      </w:r>
-      <w:r>
-        <w:rPr>
-          <w:rFonts w:ascii="Times New Roman" w:hAnsi="Times New Roman"/>
-          <w:sz w:val="24"/>
-        </w:rPr>
-        <w:t xml:space="preserve"> </w:t>
-      </w:r>
-      <w:r>
-        <w:rPr>
-          <w:rFonts w:ascii="Times New Roman" w:hAnsi="Times New Roman"/>
-          <w:sz w:val="24"/>
-        </w:rPr>
-        <w:t>тих,</w:t>
-      </w:r>
-      <w:r>
-        <w:rPr>
-          <w:rFonts w:ascii="Times New Roman" w:hAnsi="Times New Roman"/>
-          <w:sz w:val="24"/>
-        </w:rPr>
-        <w:t xml:space="preserve"> </w:t>
-      </w:r>
-      <w:r>
-        <w:rPr>
-          <w:rFonts w:ascii="Times New Roman" w:hAnsi="Times New Roman"/>
-          <w:sz w:val="24"/>
-        </w:rPr>
-        <w:t>що</w:t>
-      </w:r>
-      <w:r>
-        <w:rPr>
-          <w:rFonts w:ascii="Times New Roman" w:hAnsi="Times New Roman"/>
-          <w:sz w:val="24"/>
-        </w:rPr>
-        <w:t xml:space="preserve"> </w:t>
-      </w:r>
-      <w:r>
-        <w:rPr>
-          <w:rFonts w:ascii="Times New Roman" w:hAnsi="Times New Roman"/>
-          <w:sz w:val="24"/>
-        </w:rPr>
-        <w:t>Його́</w:t>
-      </w:r>
-      <w:r>
-        <w:rPr>
-          <w:rFonts w:ascii="Times New Roman" w:hAnsi="Times New Roman"/>
-          <w:sz w:val="24"/>
-        </w:rPr>
-        <w:t xml:space="preserve"> </w:t>
-      </w:r>
-      <w:r>
-        <w:rPr>
-          <w:rFonts w:ascii="Times New Roman" w:hAnsi="Times New Roman"/>
-          <w:sz w:val="24"/>
-        </w:rPr>
-        <w:t>боя́ться,*</w:t>
-      </w:r>
-      <w:r>
-        <w:rPr>
-          <w:rFonts w:ascii="Times New Roman" w:hAnsi="Times New Roman"/>
-          <w:sz w:val="24"/>
-        </w:rPr>
-        <w:t xml:space="preserve"> </w:t>
-      </w:r>
-      <w:r>
-        <w:rPr>
-          <w:rFonts w:ascii="Times New Roman" w:hAnsi="Times New Roman"/>
-          <w:sz w:val="24"/>
-        </w:rPr>
-        <w:t>і</w:t>
-      </w:r>
-      <w:r>
-        <w:rPr>
-          <w:rFonts w:ascii="Times New Roman" w:hAnsi="Times New Roman"/>
-          <w:sz w:val="24"/>
-        </w:rPr>
-        <w:t xml:space="preserve"> </w:t>
-      </w:r>
-      <w:r>
-        <w:rPr>
-          <w:rFonts w:ascii="Times New Roman" w:hAnsi="Times New Roman"/>
-          <w:sz w:val="24"/>
-        </w:rPr>
-        <w:t>їх</w:t>
-      </w:r>
-      <w:r>
-        <w:rPr>
-          <w:rFonts w:ascii="Times New Roman" w:hAnsi="Times New Roman"/>
-          <w:sz w:val="24"/>
-        </w:rPr>
-        <w:t xml:space="preserve"> </w:t>
-      </w:r>
-      <w:r>
-        <w:rPr>
-          <w:rFonts w:ascii="Times New Roman" w:hAnsi="Times New Roman"/>
-          <w:sz w:val="24"/>
-        </w:rPr>
-        <w:t>визволя́є.</w:t>
-      </w:r>
-    </w:p>
-    <w:p>
-      <w:pPr>
-        <w:spacing w:after="120"/>
-      </w:pPr>
-      <w:r>
-        <w:rPr>
-          <w:rFonts w:ascii="Times New Roman" w:hAnsi="Times New Roman"/>
-          <w:sz w:val="24"/>
-        </w:rPr>
-        <w:t>Спро́буйте</w:t>
-      </w:r>
-      <w:r>
-        <w:rPr>
-          <w:rFonts w:ascii="Times New Roman" w:hAnsi="Times New Roman"/>
-          <w:sz w:val="24"/>
-        </w:rPr>
-        <w:t xml:space="preserve"> </w:t>
-      </w:r>
-      <w:r>
-        <w:rPr>
-          <w:rFonts w:ascii="Times New Roman" w:hAnsi="Times New Roman"/>
-          <w:sz w:val="24"/>
-        </w:rPr>
-        <w:t>й</w:t>
-      </w:r>
-      <w:r>
-        <w:rPr>
-          <w:rFonts w:ascii="Times New Roman" w:hAnsi="Times New Roman"/>
-          <w:sz w:val="24"/>
-        </w:rPr>
-        <w:t xml:space="preserve"> </w:t>
-      </w:r>
-      <w:r>
-        <w:rPr>
-          <w:rFonts w:ascii="Times New Roman" w:hAnsi="Times New Roman"/>
-          <w:sz w:val="24"/>
-        </w:rPr>
-        <w:t>подиві́ться,</w:t>
-      </w:r>
-      <w:r>
-        <w:rPr>
-          <w:rFonts w:ascii="Times New Roman" w:hAnsi="Times New Roman"/>
-          <w:sz w:val="24"/>
-        </w:rPr>
-        <w:t xml:space="preserve"> </w:t>
-      </w:r>
-      <w:r>
-        <w:rPr>
-          <w:rFonts w:ascii="Times New Roman" w:hAnsi="Times New Roman"/>
-          <w:sz w:val="24"/>
-        </w:rPr>
-        <w:t>яки́й</w:t>
-      </w:r>
-      <w:r>
-        <w:rPr>
-          <w:rFonts w:ascii="Times New Roman" w:hAnsi="Times New Roman"/>
-          <w:sz w:val="24"/>
-        </w:rPr>
-        <w:t xml:space="preserve"> </w:t>
-      </w:r>
-      <w:r>
-        <w:rPr>
-          <w:rFonts w:ascii="Times New Roman" w:hAnsi="Times New Roman"/>
-          <w:sz w:val="24"/>
-        </w:rPr>
-        <w:t>до́брий</w:t>
-      </w:r>
-      <w:r>
-        <w:rPr>
-          <w:rFonts w:ascii="Times New Roman" w:hAnsi="Times New Roman"/>
-          <w:sz w:val="24"/>
-        </w:rPr>
-        <w:t xml:space="preserve"> </w:t>
-      </w:r>
-      <w:r>
-        <w:rPr>
-          <w:rFonts w:ascii="Times New Roman" w:hAnsi="Times New Roman"/>
-          <w:sz w:val="24"/>
-        </w:rPr>
-        <w:t>Госпо́дь.*</w:t>
-      </w:r>
-      <w:r>
-        <w:rPr>
-          <w:rFonts w:ascii="Times New Roman" w:hAnsi="Times New Roman"/>
-          <w:sz w:val="24"/>
-        </w:rPr>
-        <w:t xml:space="preserve"> </w:t>
-      </w:r>
-      <w:r>
-        <w:rPr>
-          <w:rFonts w:ascii="Times New Roman" w:hAnsi="Times New Roman"/>
-          <w:sz w:val="24"/>
-        </w:rPr>
-        <w:t>Блаже́нний,</w:t>
-      </w:r>
-      <w:r>
-        <w:rPr>
-          <w:rFonts w:ascii="Times New Roman" w:hAnsi="Times New Roman"/>
-          <w:sz w:val="24"/>
-        </w:rPr>
-        <w:t xml:space="preserve"> </w:t>
-      </w:r>
-      <w:r>
-        <w:rPr>
-          <w:rFonts w:ascii="Times New Roman" w:hAnsi="Times New Roman"/>
-          <w:sz w:val="24"/>
-        </w:rPr>
-        <w:t>хто</w:t>
-      </w:r>
-      <w:r>
-        <w:rPr>
-          <w:rFonts w:ascii="Times New Roman" w:hAnsi="Times New Roman"/>
-          <w:sz w:val="24"/>
-        </w:rPr>
-        <w:t xml:space="preserve"> </w:t>
-      </w:r>
-      <w:r>
-        <w:rPr>
-          <w:rFonts w:ascii="Times New Roman" w:hAnsi="Times New Roman"/>
-          <w:sz w:val="24"/>
-        </w:rPr>
-        <w:t>до</w:t>
-      </w:r>
-      <w:r>
-        <w:rPr>
-          <w:rFonts w:ascii="Times New Roman" w:hAnsi="Times New Roman"/>
-          <w:sz w:val="24"/>
-        </w:rPr>
-        <w:t xml:space="preserve"> </w:t>
-      </w:r>
-      <w:r>
-        <w:rPr>
-          <w:rFonts w:ascii="Times New Roman" w:hAnsi="Times New Roman"/>
-          <w:sz w:val="24"/>
-        </w:rPr>
-        <w:t>Ньо́го</w:t>
-      </w:r>
-      <w:r>
-        <w:rPr>
-          <w:rFonts w:ascii="Times New Roman" w:hAnsi="Times New Roman"/>
-          <w:sz w:val="24"/>
-        </w:rPr>
-        <w:t xml:space="preserve"> </w:t>
-      </w:r>
-      <w:r>
-        <w:rPr>
-          <w:rFonts w:ascii="Times New Roman" w:hAnsi="Times New Roman"/>
-          <w:sz w:val="24"/>
-        </w:rPr>
-        <w:t>прибіга́є.</w:t>
-      </w:r>
-    </w:p>
-    <w:p>
-      <w:pPr>
-        <w:spacing w:after="120"/>
-      </w:pPr>
-      <w:r>
-        <w:rPr>
-          <w:rFonts w:ascii="Times New Roman" w:hAnsi="Times New Roman"/>
-          <w:sz w:val="24"/>
-        </w:rPr>
-        <w:t>Бі́йтеся</w:t>
-      </w:r>
-      <w:r>
-        <w:rPr>
-          <w:rFonts w:ascii="Times New Roman" w:hAnsi="Times New Roman"/>
-          <w:sz w:val="24"/>
-        </w:rPr>
-        <w:t xml:space="preserve"> </w:t>
-      </w:r>
-      <w:r>
-        <w:rPr>
-          <w:rFonts w:ascii="Times New Roman" w:hAnsi="Times New Roman"/>
-          <w:sz w:val="24"/>
-        </w:rPr>
-        <w:t>Го́спода,</w:t>
-      </w:r>
-      <w:r>
-        <w:rPr>
-          <w:rFonts w:ascii="Times New Roman" w:hAnsi="Times New Roman"/>
-          <w:sz w:val="24"/>
-        </w:rPr>
-        <w:t xml:space="preserve"> </w:t>
-      </w:r>
-      <w:r>
-        <w:rPr>
-          <w:rFonts w:ascii="Times New Roman" w:hAnsi="Times New Roman"/>
-          <w:sz w:val="24"/>
-        </w:rPr>
-        <w:t>Його́</w:t>
-      </w:r>
-      <w:r>
-        <w:rPr>
-          <w:rFonts w:ascii="Times New Roman" w:hAnsi="Times New Roman"/>
-          <w:sz w:val="24"/>
-        </w:rPr>
-        <w:t xml:space="preserve"> </w:t>
-      </w:r>
-      <w:r>
-        <w:rPr>
-          <w:rFonts w:ascii="Times New Roman" w:hAnsi="Times New Roman"/>
-          <w:sz w:val="24"/>
-        </w:rPr>
-        <w:t>святі́,*</w:t>
-      </w:r>
-      <w:r>
-        <w:rPr>
-          <w:rFonts w:ascii="Times New Roman" w:hAnsi="Times New Roman"/>
-          <w:sz w:val="24"/>
-        </w:rPr>
-        <w:t xml:space="preserve"> </w:t>
-      </w:r>
-      <w:r>
-        <w:rPr>
-          <w:rFonts w:ascii="Times New Roman" w:hAnsi="Times New Roman"/>
-          <w:sz w:val="24"/>
-        </w:rPr>
-        <w:t>бо</w:t>
-      </w:r>
-      <w:r>
-        <w:rPr>
-          <w:rFonts w:ascii="Times New Roman" w:hAnsi="Times New Roman"/>
-          <w:sz w:val="24"/>
-        </w:rPr>
-        <w:t xml:space="preserve"> </w:t>
-      </w:r>
-      <w:r>
-        <w:rPr>
-          <w:rFonts w:ascii="Times New Roman" w:hAnsi="Times New Roman"/>
-          <w:sz w:val="24"/>
-        </w:rPr>
-        <w:t>нема́</w:t>
-      </w:r>
-      <w:r>
-        <w:rPr>
-          <w:rFonts w:ascii="Times New Roman" w:hAnsi="Times New Roman"/>
-          <w:sz w:val="24"/>
-        </w:rPr>
-        <w:t xml:space="preserve"> </w:t>
-      </w:r>
-      <w:r>
-        <w:rPr>
-          <w:rFonts w:ascii="Times New Roman" w:hAnsi="Times New Roman"/>
-          <w:sz w:val="24"/>
-        </w:rPr>
-        <w:t>неста́чі</w:t>
-      </w:r>
-      <w:r>
-        <w:rPr>
-          <w:rFonts w:ascii="Times New Roman" w:hAnsi="Times New Roman"/>
-          <w:sz w:val="24"/>
-        </w:rPr>
-        <w:t xml:space="preserve"> </w:t>
-      </w:r>
-      <w:r>
-        <w:rPr>
-          <w:rFonts w:ascii="Times New Roman" w:hAnsi="Times New Roman"/>
-          <w:sz w:val="24"/>
-        </w:rPr>
-        <w:t>в</w:t>
-      </w:r>
-      <w:r>
-        <w:rPr>
-          <w:rFonts w:ascii="Times New Roman" w:hAnsi="Times New Roman"/>
-          <w:sz w:val="24"/>
-        </w:rPr>
-        <w:t xml:space="preserve"> </w:t>
-      </w:r>
-      <w:r>
-        <w:rPr>
-          <w:rFonts w:ascii="Times New Roman" w:hAnsi="Times New Roman"/>
-          <w:sz w:val="24"/>
-        </w:rPr>
-        <w:t>тих,</w:t>
-      </w:r>
-      <w:r>
-        <w:rPr>
-          <w:rFonts w:ascii="Times New Roman" w:hAnsi="Times New Roman"/>
-          <w:sz w:val="24"/>
-        </w:rPr>
-        <w:t xml:space="preserve"> </w:t>
-      </w:r>
-      <w:r>
-        <w:rPr>
-          <w:rFonts w:ascii="Times New Roman" w:hAnsi="Times New Roman"/>
-          <w:sz w:val="24"/>
-        </w:rPr>
-        <w:t>що</w:t>
-      </w:r>
-      <w:r>
-        <w:rPr>
-          <w:rFonts w:ascii="Times New Roman" w:hAnsi="Times New Roman"/>
-          <w:sz w:val="24"/>
-        </w:rPr>
-        <w:t xml:space="preserve"> </w:t>
-      </w:r>
-      <w:r>
-        <w:rPr>
-          <w:rFonts w:ascii="Times New Roman" w:hAnsi="Times New Roman"/>
-          <w:sz w:val="24"/>
-        </w:rPr>
-        <w:t>Його́</w:t>
-      </w:r>
-      <w:r>
-        <w:rPr>
-          <w:rFonts w:ascii="Times New Roman" w:hAnsi="Times New Roman"/>
-          <w:sz w:val="24"/>
-        </w:rPr>
-        <w:t xml:space="preserve"> </w:t>
-      </w:r>
-      <w:r>
-        <w:rPr>
-          <w:rFonts w:ascii="Times New Roman" w:hAnsi="Times New Roman"/>
-          <w:sz w:val="24"/>
-        </w:rPr>
-        <w:t>боя́ться.</w:t>
-      </w:r>
-    </w:p>
-    <w:p>
-      <w:pPr>
-        <w:spacing w:after="120"/>
-      </w:pPr>
-      <w:r>
-        <w:rPr>
-          <w:rFonts w:ascii="Times New Roman" w:hAnsi="Times New Roman"/>
-          <w:sz w:val="24"/>
-        </w:rPr>
-        <w:t>Бага́ті</w:t>
-      </w:r>
-      <w:r>
-        <w:rPr>
-          <w:rFonts w:ascii="Times New Roman" w:hAnsi="Times New Roman"/>
-          <w:sz w:val="24"/>
-        </w:rPr>
-        <w:t xml:space="preserve"> </w:t>
-      </w:r>
-      <w:r>
-        <w:rPr>
-          <w:rFonts w:ascii="Times New Roman" w:hAnsi="Times New Roman"/>
-          <w:sz w:val="24"/>
-        </w:rPr>
-        <w:t>збідні́ли</w:t>
-      </w:r>
-      <w:r>
-        <w:rPr>
-          <w:rFonts w:ascii="Times New Roman" w:hAnsi="Times New Roman"/>
-          <w:sz w:val="24"/>
-        </w:rPr>
-        <w:t xml:space="preserve"> </w:t>
-      </w:r>
-      <w:r>
-        <w:rPr>
-          <w:rFonts w:ascii="Times New Roman" w:hAnsi="Times New Roman"/>
-          <w:sz w:val="24"/>
-        </w:rPr>
-        <w:t>й</w:t>
-      </w:r>
-      <w:r>
-        <w:rPr>
-          <w:rFonts w:ascii="Times New Roman" w:hAnsi="Times New Roman"/>
-          <w:sz w:val="24"/>
-        </w:rPr>
-        <w:t xml:space="preserve"> </w:t>
-      </w:r>
-      <w:r>
-        <w:rPr>
-          <w:rFonts w:ascii="Times New Roman" w:hAnsi="Times New Roman"/>
-          <w:sz w:val="24"/>
-        </w:rPr>
-        <w:t>голоду́ють,*</w:t>
-      </w:r>
-      <w:r>
-        <w:rPr>
-          <w:rFonts w:ascii="Times New Roman" w:hAnsi="Times New Roman"/>
-          <w:sz w:val="24"/>
-        </w:rPr>
-        <w:t xml:space="preserve"> </w:t>
-      </w:r>
-      <w:r>
-        <w:rPr>
-          <w:rFonts w:ascii="Times New Roman" w:hAnsi="Times New Roman"/>
-          <w:sz w:val="24"/>
-        </w:rPr>
-        <w:t>а</w:t>
-      </w:r>
-      <w:r>
-        <w:rPr>
-          <w:rFonts w:ascii="Times New Roman" w:hAnsi="Times New Roman"/>
-          <w:sz w:val="24"/>
-        </w:rPr>
-        <w:t xml:space="preserve"> </w:t>
-      </w:r>
-      <w:r>
-        <w:rPr>
-          <w:rFonts w:ascii="Times New Roman" w:hAnsi="Times New Roman"/>
-          <w:sz w:val="24"/>
-        </w:rPr>
-        <w:t>тим,</w:t>
-      </w:r>
-      <w:r>
-        <w:rPr>
-          <w:rFonts w:ascii="Times New Roman" w:hAnsi="Times New Roman"/>
-          <w:sz w:val="24"/>
-        </w:rPr>
-        <w:t xml:space="preserve"> </w:t>
-      </w:r>
-      <w:r>
-        <w:rPr>
-          <w:rFonts w:ascii="Times New Roman" w:hAnsi="Times New Roman"/>
-          <w:sz w:val="24"/>
-        </w:rPr>
-        <w:t>що</w:t>
-      </w:r>
-      <w:r>
-        <w:rPr>
-          <w:rFonts w:ascii="Times New Roman" w:hAnsi="Times New Roman"/>
-          <w:sz w:val="24"/>
-        </w:rPr>
-        <w:t xml:space="preserve"> </w:t>
-      </w:r>
-      <w:r>
-        <w:rPr>
-          <w:rFonts w:ascii="Times New Roman" w:hAnsi="Times New Roman"/>
-          <w:sz w:val="24"/>
-        </w:rPr>
-        <w:t>Го́спода</w:t>
-      </w:r>
-      <w:r>
-        <w:rPr>
-          <w:rFonts w:ascii="Times New Roman" w:hAnsi="Times New Roman"/>
-          <w:sz w:val="24"/>
-        </w:rPr>
-        <w:t xml:space="preserve"> </w:t>
-      </w:r>
-      <w:r>
-        <w:rPr>
-          <w:rFonts w:ascii="Times New Roman" w:hAnsi="Times New Roman"/>
-          <w:sz w:val="24"/>
-        </w:rPr>
-        <w:t>шука́ють,</w:t>
-      </w:r>
-      <w:r>
-        <w:rPr>
-          <w:rFonts w:ascii="Times New Roman" w:hAnsi="Times New Roman"/>
-          <w:sz w:val="24"/>
-        </w:rPr>
-        <w:t xml:space="preserve"> </w:t>
-      </w:r>
-      <w:r>
-        <w:rPr>
-          <w:rFonts w:ascii="Times New Roman" w:hAnsi="Times New Roman"/>
-          <w:sz w:val="24"/>
-        </w:rPr>
-        <w:t>нія́кого</w:t>
-      </w:r>
-      <w:r>
-        <w:rPr>
-          <w:rFonts w:ascii="Times New Roman" w:hAnsi="Times New Roman"/>
-          <w:sz w:val="24"/>
-        </w:rPr>
-        <w:t xml:space="preserve"> </w:t>
-      </w:r>
-      <w:r>
-        <w:rPr>
-          <w:rFonts w:ascii="Times New Roman" w:hAnsi="Times New Roman"/>
-          <w:sz w:val="24"/>
-        </w:rPr>
-        <w:t>бла́га</w:t>
-      </w:r>
-      <w:r>
-        <w:rPr>
-          <w:rFonts w:ascii="Times New Roman" w:hAnsi="Times New Roman"/>
-          <w:sz w:val="24"/>
-        </w:rPr>
-        <w:t xml:space="preserve"> </w:t>
-      </w:r>
-      <w:r>
-        <w:rPr>
-          <w:rFonts w:ascii="Times New Roman" w:hAnsi="Times New Roman"/>
-          <w:sz w:val="24"/>
-        </w:rPr>
-        <w:t>не</w:t>
-      </w:r>
-      <w:r>
-        <w:rPr>
-          <w:rFonts w:ascii="Times New Roman" w:hAnsi="Times New Roman"/>
-          <w:sz w:val="24"/>
-        </w:rPr>
-        <w:t xml:space="preserve"> </w:t>
-      </w:r>
-      <w:r>
-        <w:rPr>
-          <w:rFonts w:ascii="Times New Roman" w:hAnsi="Times New Roman"/>
-          <w:sz w:val="24"/>
-        </w:rPr>
-        <w:t>забра́кне.</w:t>
-      </w:r>
-    </w:p>
-    <w:p>
-      <w:pPr>
-        <w:spacing w:after="120" w:line="20" w:lineRule="atLeast"/>
-        <w:jc w:val="both"/>
-        <w:rPr>
-          <w:rFonts w:ascii="Times New Roman" w:hAnsi="Times New Roman"/>
-          <w:sz w:val="24"/>
-          <w:szCs w:val="24"/>
-          <w:lang w:val="uk-UA"/>
-        </w:rPr>
-      </w:pPr>
-      <w:r>
-        <w:rPr>
-          <w:rFonts w:ascii="Times New Roman" w:hAnsi="Times New Roman"/>
-          <w:sz w:val="24"/>
-          <w:szCs w:val="24"/>
-          <w:lang w:val="uk-UA"/>
-        </w:rPr>
-        <w:t>Ходіть, мої діти, послухайте мене:* остраху Господнього навчу вас.</w:t>
-      </w:r>
-    </w:p>
-    <w:p>
-      <w:pPr>
-        <w:spacing w:after="120" w:line="20" w:lineRule="atLeast"/>
-        <w:jc w:val="both"/>
-        <w:rPr>
-          <w:rFonts w:ascii="Times New Roman" w:hAnsi="Times New Roman"/>
-          <w:sz w:val="24"/>
-          <w:szCs w:val="24"/>
-          <w:lang w:val="uk-UA"/>
-        </w:rPr>
-      </w:pPr>
-      <w:r>
-        <w:rPr>
-          <w:rFonts w:ascii="Times New Roman" w:hAnsi="Times New Roman"/>
-          <w:sz w:val="24"/>
-          <w:szCs w:val="24"/>
-          <w:lang w:val="uk-UA"/>
-        </w:rPr>
-        <w:t>Хто є той, що життя любить,* що рад бачити дні щасливі?</w:t>
-      </w:r>
-    </w:p>
-    <w:p>
-      <w:pPr>
-        <w:spacing w:after="120" w:line="20" w:lineRule="atLeast"/>
-        <w:jc w:val="both"/>
-        <w:rPr>
-          <w:rFonts w:ascii="Times New Roman" w:hAnsi="Times New Roman"/>
-          <w:sz w:val="24"/>
-          <w:szCs w:val="24"/>
-          <w:lang w:val="uk-UA"/>
-        </w:rPr>
-      </w:pPr>
-      <w:r>
-        <w:rPr>
-          <w:rFonts w:ascii="Times New Roman" w:hAnsi="Times New Roman"/>
-          <w:sz w:val="24"/>
-          <w:szCs w:val="24"/>
-          <w:lang w:val="uk-UA"/>
-        </w:rPr>
-        <w:t>Бережи від зла язик твій,* і уста твої від слів лукавих.</w:t>
-      </w:r>
-    </w:p>
-    <w:p>
-      <w:pPr>
-        <w:spacing w:after="120" w:line="20" w:lineRule="atLeast"/>
-        <w:jc w:val="both"/>
-        <w:rPr>
-          <w:rFonts w:ascii="Times New Roman" w:hAnsi="Times New Roman"/>
-          <w:sz w:val="24"/>
-          <w:szCs w:val="24"/>
-          <w:lang w:val="uk-UA"/>
-        </w:rPr>
-      </w:pPr>
-      <w:r>
-        <w:rPr>
-          <w:rFonts w:ascii="Times New Roman" w:hAnsi="Times New Roman"/>
-          <w:sz w:val="24"/>
-          <w:szCs w:val="24"/>
-          <w:lang w:val="uk-UA"/>
-        </w:rPr>
-        <w:t>Відступися від зла й чини добро,* шукай миру та його тримайся.</w:t>
-      </w:r>
-    </w:p>
-    <w:p>
-      <w:pPr>
-        <w:spacing w:after="120" w:line="20" w:lineRule="atLeast"/>
-        <w:jc w:val="both"/>
-        <w:rPr>
-          <w:rFonts w:ascii="Times New Roman" w:hAnsi="Times New Roman"/>
-          <w:sz w:val="24"/>
-          <w:szCs w:val="24"/>
-          <w:lang w:val="uk-UA"/>
-        </w:rPr>
-      </w:pPr>
-      <w:r>
-        <w:rPr>
-          <w:rFonts w:ascii="Times New Roman" w:hAnsi="Times New Roman"/>
-          <w:sz w:val="24"/>
-          <w:szCs w:val="24"/>
-          <w:lang w:val="uk-UA"/>
-        </w:rPr>
-        <w:t>Очі Господні на праведних;* вуха його – на їхній заклик.</w:t>
-      </w:r>
-    </w:p>
-    <w:p>
-      <w:pPr>
-        <w:spacing w:after="120" w:line="20" w:lineRule="atLeast"/>
-        <w:jc w:val="both"/>
-        <w:rPr>
-          <w:rFonts w:ascii="Times New Roman" w:hAnsi="Times New Roman"/>
-          <w:sz w:val="24"/>
-          <w:szCs w:val="24"/>
-          <w:lang w:val="uk-UA"/>
-        </w:rPr>
-      </w:pPr>
-      <w:r>
-        <w:rPr>
-          <w:rFonts w:ascii="Times New Roman" w:hAnsi="Times New Roman"/>
-          <w:sz w:val="24"/>
-          <w:szCs w:val="24"/>
-          <w:lang w:val="uk-UA"/>
-        </w:rPr>
-        <w:t>А обличчя Господнє проти злочинців,* щоб знищити з землі пам'ять їхню.</w:t>
-      </w:r>
-    </w:p>
-    <w:p>
-      <w:pPr>
-        <w:spacing w:after="120" w:line="20" w:lineRule="atLeast"/>
-        <w:jc w:val="both"/>
-        <w:rPr>
-          <w:rFonts w:ascii="Times New Roman" w:hAnsi="Times New Roman"/>
-          <w:sz w:val="24"/>
-          <w:szCs w:val="24"/>
-          <w:lang w:val="uk-UA"/>
-        </w:rPr>
-      </w:pPr>
-      <w:proofErr w:type="spellStart"/>
-      <w:r>
-        <w:rPr>
-          <w:rFonts w:ascii="Times New Roman" w:hAnsi="Times New Roman"/>
-          <w:sz w:val="24"/>
-          <w:szCs w:val="24"/>
-          <w:lang w:val="uk-UA"/>
-        </w:rPr>
-        <w:t>Візвали</w:t>
-      </w:r>
-      <w:proofErr w:type="spellEnd"/>
-      <w:r>
-        <w:rPr>
-          <w:rFonts w:ascii="Times New Roman" w:hAnsi="Times New Roman"/>
-          <w:sz w:val="24"/>
-          <w:szCs w:val="24"/>
-          <w:lang w:val="uk-UA"/>
-        </w:rPr>
-        <w:t xml:space="preserve"> праведні, і Господь вислухав їх,* і з усіх </w:t>
-      </w:r>
-      <w:proofErr w:type="spellStart"/>
-      <w:r>
-        <w:rPr>
-          <w:rFonts w:ascii="Times New Roman" w:hAnsi="Times New Roman"/>
-          <w:sz w:val="24"/>
-          <w:szCs w:val="24"/>
-          <w:lang w:val="uk-UA"/>
-        </w:rPr>
-        <w:t>скорбот</w:t>
-      </w:r>
-      <w:proofErr w:type="spellEnd"/>
-      <w:r>
-        <w:rPr>
-          <w:rFonts w:ascii="Times New Roman" w:hAnsi="Times New Roman"/>
-          <w:sz w:val="24"/>
-          <w:szCs w:val="24"/>
-          <w:lang w:val="uk-UA"/>
-        </w:rPr>
-        <w:t xml:space="preserve"> їхніх урятував їх.</w:t>
-      </w:r>
-    </w:p>
-    <w:p>
-      <w:pPr>
-        <w:spacing w:after="120" w:line="20" w:lineRule="atLeast"/>
-        <w:jc w:val="both"/>
-        <w:rPr>
-          <w:rFonts w:ascii="Times New Roman" w:hAnsi="Times New Roman"/>
-          <w:sz w:val="24"/>
-          <w:szCs w:val="24"/>
-          <w:lang w:val="uk-UA"/>
-        </w:rPr>
-      </w:pPr>
-      <w:r>
-        <w:rPr>
-          <w:rFonts w:ascii="Times New Roman" w:hAnsi="Times New Roman"/>
-          <w:sz w:val="24"/>
-          <w:szCs w:val="24"/>
-          <w:lang w:val="uk-UA"/>
-        </w:rPr>
-        <w:t>Близький Господь до тих, у кого розбите серце;* прибитих духом він спасає.</w:t>
-      </w:r>
-    </w:p>
-    <w:p>
-      <w:pPr>
-        <w:spacing w:after="120" w:line="20" w:lineRule="atLeast"/>
-        <w:jc w:val="both"/>
-        <w:rPr>
-          <w:rFonts w:ascii="Times New Roman" w:hAnsi="Times New Roman"/>
-          <w:sz w:val="24"/>
-          <w:szCs w:val="24"/>
-          <w:lang w:val="uk-UA"/>
-        </w:rPr>
-      </w:pPr>
-      <w:r>
-        <w:rPr>
-          <w:rFonts w:ascii="Times New Roman" w:hAnsi="Times New Roman"/>
-          <w:sz w:val="24"/>
-          <w:szCs w:val="24"/>
-          <w:lang w:val="uk-UA"/>
-        </w:rPr>
-        <w:t xml:space="preserve">Багато </w:t>
-      </w:r>
-      <w:proofErr w:type="spellStart"/>
-      <w:r>
-        <w:rPr>
-          <w:rFonts w:ascii="Times New Roman" w:hAnsi="Times New Roman"/>
-          <w:sz w:val="24"/>
-          <w:szCs w:val="24"/>
-          <w:lang w:val="uk-UA"/>
-        </w:rPr>
-        <w:t>скорбот</w:t>
-      </w:r>
-      <w:proofErr w:type="spellEnd"/>
-      <w:r>
-        <w:rPr>
-          <w:rFonts w:ascii="Times New Roman" w:hAnsi="Times New Roman"/>
-          <w:sz w:val="24"/>
-          <w:szCs w:val="24"/>
-          <w:lang w:val="uk-UA"/>
-        </w:rPr>
-        <w:t xml:space="preserve"> у праведних,* але з усіх них Господь їх рятує.</w:t>
-      </w:r>
-    </w:p>
-    <w:p>
-      <w:pPr>
-        <w:spacing w:after="120" w:line="20" w:lineRule="atLeast"/>
-        <w:jc w:val="both"/>
-        <w:rPr>
-          <w:rFonts w:ascii="Times New Roman" w:hAnsi="Times New Roman"/>
-          <w:sz w:val="24"/>
-          <w:szCs w:val="24"/>
-          <w:lang w:val="uk-UA"/>
-        </w:rPr>
-      </w:pPr>
-      <w:r>
-        <w:rPr>
-          <w:rFonts w:ascii="Times New Roman" w:hAnsi="Times New Roman"/>
-          <w:sz w:val="24"/>
-          <w:szCs w:val="24"/>
-          <w:lang w:val="uk-UA"/>
-        </w:rPr>
-        <w:t>Він усі його кості зберігає,* ані одна з них не зламається.</w:t>
-      </w:r>
-    </w:p>
-    <w:p>
-      <w:pPr>
-        <w:spacing w:after="120" w:line="20" w:lineRule="atLeast"/>
-        <w:jc w:val="both"/>
-        <w:rPr>
-          <w:rFonts w:ascii="Times New Roman" w:hAnsi="Times New Roman"/>
-          <w:sz w:val="24"/>
-          <w:szCs w:val="24"/>
-          <w:lang w:val="uk-UA"/>
-        </w:rPr>
-      </w:pPr>
-      <w:r>
-        <w:rPr>
-          <w:rFonts w:ascii="Times New Roman" w:hAnsi="Times New Roman"/>
-          <w:sz w:val="24"/>
-          <w:szCs w:val="24"/>
-          <w:lang w:val="uk-UA"/>
-        </w:rPr>
-        <w:t>Злоба грішника його ж убиває,* і ті, що ненавидять праведника зазнають кари.</w:t>
-      </w:r>
-    </w:p>
-    <w:p>
-      <w:pPr>
-        <w:spacing w:after="120" w:line="20" w:lineRule="atLeast"/>
-        <w:jc w:val="both"/>
-        <w:rPr>
-          <w:rFonts w:ascii="Times New Roman" w:hAnsi="Times New Roman"/>
-          <w:sz w:val="24"/>
-          <w:szCs w:val="24"/>
-          <w:lang w:val="uk-UA"/>
-        </w:rPr>
-      </w:pPr>
-      <w:r>
-        <w:rPr>
-          <w:rFonts w:ascii="Times New Roman" w:hAnsi="Times New Roman"/>
-          <w:sz w:val="24"/>
-          <w:szCs w:val="24"/>
-          <w:lang w:val="uk-UA"/>
-        </w:rPr>
-        <w:t>Господь визволяє душу слуг своїх,* і хто до нього прибігає, покараний не буде.</w:t>
-      </w:r>
-    </w:p>
-    <w:p>
-      <w:pPr>
-        <w:spacing w:after="120" w:line="20" w:lineRule="atLeast"/>
-        <w:jc w:val="both"/>
-        <w:rPr>
-          <w:rFonts w:ascii="Times New Roman" w:hAnsi="Times New Roman"/>
-          <w:sz w:val="24"/>
-          <w:szCs w:val="24"/>
-          <w:lang w:val="uk-UA"/>
-        </w:rPr>
-      </w:pPr>
-      <w:r>
-        <w:rPr>
-          <w:rFonts w:ascii="Times New Roman" w:hAnsi="Times New Roman"/>
-          <w:i/>
-          <w:color w:val="FF0000"/>
-          <w:sz w:val="24"/>
-          <w:szCs w:val="24"/>
-          <w:lang w:val="uk-UA"/>
-        </w:rPr>
-        <w:t>І відразу</w:t>
-      </w:r>
-      <w:r>
-        <w:rPr>
-          <w:rFonts w:ascii="Times New Roman" w:hAnsi="Times New Roman"/>
-          <w:color w:val="FF0000"/>
-          <w:sz w:val="24"/>
-          <w:szCs w:val="24"/>
-          <w:lang w:val="uk-UA"/>
-        </w:rPr>
-        <w:t>:</w:t>
-      </w:r>
-      <w:r>
-        <w:rPr>
-          <w:rFonts w:ascii="Times New Roman" w:hAnsi="Times New Roman"/>
-          <w:sz w:val="24"/>
-          <w:szCs w:val="24"/>
-          <w:lang w:val="uk-UA"/>
-        </w:rPr>
-        <w:t xml:space="preserve"> Достойно є воістину величати блаженною тебе, Богородицю, </w:t>
-      </w:r>
-      <w:proofErr w:type="spellStart"/>
-      <w:r>
-        <w:rPr>
-          <w:rFonts w:ascii="Times New Roman" w:hAnsi="Times New Roman"/>
-          <w:sz w:val="24"/>
-          <w:szCs w:val="24"/>
-          <w:lang w:val="uk-UA"/>
-        </w:rPr>
-        <w:t>всеблаженну</w:t>
-      </w:r>
-      <w:proofErr w:type="spellEnd"/>
-      <w:r>
-        <w:rPr>
-          <w:rFonts w:ascii="Times New Roman" w:hAnsi="Times New Roman"/>
-          <w:sz w:val="24"/>
-          <w:szCs w:val="24"/>
-          <w:lang w:val="uk-UA"/>
-        </w:rPr>
-        <w:t>, і пренепорочну, і Матір Бога нашого. Чеснішу від херувимів і незрівнянно славнішу від серафимів, що без зотління Бога Слово породила, сущу Богородицю, тебе величаємо.</w:t>
-      </w:r>
-    </w:p>
-    <w:p>
-      <w:pPr>
-        <w:spacing w:after="120" w:line="20" w:lineRule="atLeast"/>
-        <w:jc w:val="both"/>
+      </w:pPr>
+      <w:r>
         <w:rPr>
           <w:rFonts w:ascii="Times New Roman" w:hAnsi="Times New Roman"/>
           <w:b/>
@@ -30909,7 +30420,8 @@
           <w:szCs w:val="24"/>
           <w:lang w:val="uk-UA"/>
         </w:rPr>
-      </w:pPr>
+        <w:t>Творимо поклін</w:t>
+      </w:r>
     </w:p>
     <w:p>
       <w:pPr>
@@ -30925,7 +30437,296 @@
           <w:lang w:val="uk-UA"/>
         </w:rPr>
       </w:pPr>
-      <w:r>
+    </w:p>
+    <w:p>
+      <w:pPr>
+        <w:spacing w:after="120" w:line="20" w:lineRule="atLeast"/>
+        <w:jc w:val="both"/>
+        <w:rPr>
+          <w:rFonts w:ascii="Times New Roman" w:hAnsi="Times New Roman"/>
+          <w:sz w:val="24"/>
+          <w:szCs w:val="24"/>
+          <w:lang w:val="uk-UA"/>
+        </w:rPr>
+      </w:pPr>
+      <w:r>
+        <w:rPr>
+          <w:rFonts w:ascii="Times New Roman" w:hAnsi="Times New Roman"/>
+          <w:i/>
+          <w:color w:val="FF0000"/>
+          <w:sz w:val="24"/>
+          <w:szCs w:val="24"/>
+          <w:lang w:val="uk-UA"/>
+        </w:rPr>
+        <w:t>Вірні:</w:t>
+      </w:r>
+      <w:r>
+        <w:rPr>
+          <w:rFonts w:ascii="Times New Roman" w:hAnsi="Times New Roman"/>
+          <w:color w:val="FF0000"/>
+          <w:sz w:val="24"/>
+          <w:szCs w:val="24"/>
+          <w:lang w:val="uk-UA"/>
+        </w:rPr>
+        <w:t xml:space="preserve"> </w:t>
+      </w:r>
+      <w:r>
+        <w:rPr>
+          <w:rFonts w:ascii="Times New Roman" w:hAnsi="Times New Roman"/>
+          <w:sz w:val="24"/>
+          <w:szCs w:val="24"/>
+          <w:lang w:val="uk-UA"/>
+        </w:rPr>
+        <w:t xml:space="preserve">Слава Отцю і Сину, і Святому Духові, і нині і повсякчас, і на </w:t>
+      </w:r>
+      <w:r>
+        <w:rPr>
+          <w:rFonts w:ascii="Times New Roman" w:hAnsi="Times New Roman"/>
+          <w:sz w:val="24"/>
+          <w:szCs w:val="24"/>
+          <w:lang w:val="uk-UA"/>
+        </w:rPr>
+        <w:t>віки віків</w:t>
+      </w:r>
+      <w:r>
+        <w:rPr>
+          <w:rFonts w:ascii="Times New Roman" w:hAnsi="Times New Roman"/>
+          <w:sz w:val="24"/>
+          <w:szCs w:val="24"/>
+          <w:lang w:val="uk-UA"/>
+        </w:rPr>
+        <w:t xml:space="preserve">. Амінь. Господи, помилуй </w:t>
+      </w:r>
+      <w:r>
+        <w:rPr>
+          <w:rFonts w:ascii="Times New Roman" w:hAnsi="Times New Roman"/>
+          <w:i/>
+          <w:color w:val="FF0000"/>
+          <w:sz w:val="24"/>
+          <w:szCs w:val="24"/>
+          <w:lang w:val="uk-UA"/>
+        </w:rPr>
+        <w:t>(3 р.)</w:t>
+      </w:r>
+      <w:r>
+        <w:rPr>
+          <w:rFonts w:ascii="Times New Roman" w:hAnsi="Times New Roman"/>
+          <w:i/>
+          <w:sz w:val="24"/>
+          <w:szCs w:val="24"/>
+          <w:lang w:val="uk-UA"/>
+        </w:rPr>
+        <w:t>.</w:t>
+      </w:r>
+      <w:r>
+        <w:rPr>
+          <w:rFonts w:ascii="Times New Roman" w:hAnsi="Times New Roman"/>
+          <w:sz w:val="24"/>
+          <w:szCs w:val="24"/>
+          <w:lang w:val="uk-UA"/>
+        </w:rPr>
+        <w:t xml:space="preserve"> Благослови.</w:t>
+      </w:r>
+    </w:p>
+    <w:p>
+      <w:pPr>
+        <w:spacing w:after="120" w:line="20" w:lineRule="atLeast"/>
+        <w:jc w:val="both"/>
+        <w:rPr>
+          <w:rFonts w:ascii="Times New Roman" w:hAnsi="Times New Roman"/>
+          <w:sz w:val="24"/>
+          <w:szCs w:val="24"/>
+          <w:lang w:val="uk-UA"/>
+        </w:rPr>
+      </w:pPr>
+      <w:r>
+        <w:rPr>
+          <w:rFonts w:ascii="Times New Roman" w:hAnsi="Times New Roman"/>
+          <w:i/>
+          <w:color w:val="FF0000"/>
+          <w:sz w:val="24"/>
+          <w:szCs w:val="24"/>
+          <w:lang w:val="uk-UA"/>
+        </w:rPr>
+        <w:t>Священник:</w:t>
+      </w:r>
+      <w:r>
+        <w:rPr>
+          <w:rFonts w:ascii="Times New Roman" w:hAnsi="Times New Roman"/>
+          <w:color w:val="FF0000"/>
+          <w:sz w:val="24"/>
+          <w:szCs w:val="24"/>
+          <w:lang w:val="uk-UA"/>
+        </w:rPr>
+        <w:t xml:space="preserve"> </w:t>
+      </w:r>
+      <w:r>
+        <w:rPr>
+          <w:rFonts w:ascii="Times New Roman" w:hAnsi="Times New Roman"/>
+          <w:sz w:val="24"/>
+          <w:szCs w:val="24"/>
+          <w:lang w:val="uk-UA"/>
+        </w:rPr>
+        <w:t xml:space="preserve">Христос, істинний Бог наш, молитвами пречистої своєї Матері, святих, славних і </w:t>
+      </w:r>
+      <w:proofErr w:type="spellStart"/>
+      <w:r>
+        <w:rPr>
+          <w:rFonts w:ascii="Times New Roman" w:hAnsi="Times New Roman"/>
+          <w:sz w:val="24"/>
+          <w:szCs w:val="24"/>
+          <w:lang w:val="uk-UA"/>
+        </w:rPr>
+        <w:t>всехвальних</w:t>
+      </w:r>
+      <w:proofErr w:type="spellEnd"/>
+      <w:r>
+        <w:rPr>
+          <w:rFonts w:ascii="Times New Roman" w:hAnsi="Times New Roman"/>
+          <w:sz w:val="24"/>
+          <w:szCs w:val="24"/>
+          <w:lang w:val="uk-UA"/>
+        </w:rPr>
+        <w:t xml:space="preserve"> апостолів, святого отця нашого Миколая, </w:t>
+      </w:r>
+      <w:proofErr w:type="spellStart"/>
+      <w:r>
+        <w:rPr>
+          <w:rFonts w:ascii="Times New Roman" w:hAnsi="Times New Roman"/>
+          <w:sz w:val="24"/>
+          <w:szCs w:val="24"/>
+          <w:lang w:val="uk-UA"/>
+        </w:rPr>
+        <w:t>архиєпископа</w:t>
+      </w:r>
+      <w:proofErr w:type="spellEnd"/>
+      <w:r>
+        <w:rPr>
+          <w:rFonts w:ascii="Times New Roman" w:hAnsi="Times New Roman"/>
+          <w:sz w:val="24"/>
+          <w:szCs w:val="24"/>
+          <w:lang w:val="uk-UA"/>
+        </w:rPr>
+        <w:t xml:space="preserve"> </w:t>
+      </w:r>
+      <w:proofErr w:type="spellStart"/>
+      <w:r>
+        <w:rPr>
+          <w:rFonts w:ascii="Times New Roman" w:hAnsi="Times New Roman"/>
+          <w:sz w:val="24"/>
+          <w:szCs w:val="24"/>
+          <w:lang w:val="uk-UA"/>
+        </w:rPr>
+        <w:t>Мирлікійського</w:t>
+      </w:r>
+      <w:proofErr w:type="spellEnd"/>
+      <w:r>
+        <w:rPr>
+          <w:rFonts w:ascii="Times New Roman" w:hAnsi="Times New Roman"/>
+          <w:sz w:val="24"/>
+          <w:szCs w:val="24"/>
+          <w:lang w:val="uk-UA"/>
+        </w:rPr>
+        <w:t>, чудотворця, і святого (</w:t>
+      </w:r>
+      <w:r>
+        <w:rPr>
+          <w:rFonts w:ascii="Times New Roman" w:hAnsi="Times New Roman"/>
+          <w:i/>
+          <w:color w:val="FF0000"/>
+          <w:sz w:val="24"/>
+          <w:szCs w:val="24"/>
+          <w:lang w:val="uk-UA"/>
+        </w:rPr>
+        <w:t>ім'я, якого є храм</w:t>
+      </w:r>
+      <w:r>
+        <w:rPr>
+          <w:rFonts w:ascii="Times New Roman" w:hAnsi="Times New Roman"/>
+          <w:sz w:val="24"/>
+          <w:szCs w:val="24"/>
+          <w:lang w:val="uk-UA"/>
+        </w:rPr>
+        <w:t xml:space="preserve">), і преподобної матері нашої </w:t>
+      </w:r>
+      <w:r>
+        <w:rPr>
+          <w:rFonts w:ascii="Times New Roman" w:hAnsi="Times New Roman"/>
+          <w:color w:val="000000"/>
+          <w:sz w:val="24"/>
+          <w:szCs w:val="24"/>
+          <w:lang w:val="uk-UA" w:eastAsia="ru-RU"/>
+        </w:rPr>
+        <w:t>Марії Єгипетської</w:t>
+      </w:r>
+      <w:r>
+        <w:rPr>
+          <w:rFonts w:ascii="Times New Roman" w:hAnsi="Times New Roman"/>
+          <w:sz w:val="24"/>
+          <w:szCs w:val="24"/>
+          <w:lang w:val="uk-UA"/>
+        </w:rPr>
+        <w:t>, і всіх святих, помилує і спасе нас, як благий і людинолюбний.</w:t>
+      </w:r>
+    </w:p>
+    <w:p>
+      <w:pPr>
+        <w:spacing w:after="120" w:line="20" w:lineRule="atLeast"/>
+        <w:jc w:val="both"/>
+        <w:rPr>
+          <w:rFonts w:ascii="Times New Roman" w:hAnsi="Times New Roman"/>
+          <w:sz w:val="24"/>
+          <w:szCs w:val="24"/>
+          <w:lang w:val="uk-UA"/>
+        </w:rPr>
+      </w:pPr>
+      <w:r>
+        <w:rPr>
+          <w:rFonts w:ascii="Times New Roman" w:hAnsi="Times New Roman"/>
+          <w:i/>
+          <w:color w:val="FF0000"/>
+          <w:sz w:val="24"/>
+          <w:szCs w:val="24"/>
+          <w:lang w:val="uk-UA"/>
+        </w:rPr>
+        <w:t>Вірні:</w:t>
+      </w:r>
+      <w:r>
+        <w:rPr>
+          <w:rFonts w:ascii="Times New Roman" w:hAnsi="Times New Roman"/>
+          <w:color w:val="FF0000"/>
+          <w:sz w:val="24"/>
+          <w:szCs w:val="24"/>
+          <w:lang w:val="uk-UA"/>
+        </w:rPr>
+        <w:t xml:space="preserve"> </w:t>
+      </w:r>
+      <w:r>
+        <w:rPr>
+          <w:rFonts w:ascii="Times New Roman" w:hAnsi="Times New Roman"/>
+          <w:sz w:val="24"/>
+          <w:szCs w:val="24"/>
+          <w:lang w:val="uk-UA"/>
+        </w:rPr>
+        <w:t>Амінь.</w:t>
+      </w:r>
+    </w:p>
+    <w:p>
+      <w:pPr>
+        <w:spacing w:after="120" w:line="20" w:lineRule="atLeast"/>
+        <w:jc w:val="both"/>
+        <w:rPr>
+          <w:rFonts w:ascii="Times New Roman" w:hAnsi="Times New Roman"/>
+          <w:sz w:val="24"/>
+          <w:szCs w:val="24"/>
+          <w:lang w:val="uk-UA"/>
+        </w:rPr>
+      </w:pPr>
+    </w:p>
+    <w:p>
+      <w:pPr>
+        <w:spacing w:after="120" w:line="20" w:lineRule="atLeast"/>
+        <w:jc w:val="center"/>
         <w:rPr>
           <w:rFonts w:ascii="Times New Roman" w:hAnsi="Times New Roman"/>
           <w:b/>
@@ -30935,13 +30736,8 @@
           <w:szCs w:val="24"/>
           <w:lang w:val="uk-UA"/>
         </w:rPr>
-        <w:t>Творимо поклін</w:t>
-      </w:r>
-    </w:p>
-    <w:p>
-      <w:pPr>
-        <w:spacing w:after="120" w:line="20" w:lineRule="atLeast"/>
-        <w:jc w:val="both"/>
+      </w:pPr>
+      <w:r>
         <w:rPr>
           <w:rFonts w:ascii="Times New Roman" w:hAnsi="Times New Roman"/>
           <w:b/>
@@ -30951,317 +30747,6 @@
           <w:szCs w:val="24"/>
           <w:lang w:val="uk-UA"/>
         </w:rPr>
-      </w:pPr>
-    </w:p>
-    <w:p>
-      <w:pPr>
-        <w:spacing w:after="120" w:line="20" w:lineRule="atLeast"/>
-        <w:jc w:val="both"/>
-        <w:rPr>
-          <w:rFonts w:ascii="Times New Roman" w:hAnsi="Times New Roman"/>
-          <w:sz w:val="24"/>
-          <w:szCs w:val="24"/>
-          <w:lang w:val="uk-UA"/>
-        </w:rPr>
-      </w:pPr>
-      <w:r>
-        <w:rPr>
-          <w:rFonts w:ascii="Times New Roman" w:hAnsi="Times New Roman"/>
-          <w:i/>
-          <w:color w:val="FF0000"/>
-          <w:sz w:val="24"/>
-          <w:szCs w:val="24"/>
-          <w:lang w:val="uk-UA"/>
-        </w:rPr>
-        <w:t>Вірні:</w:t>
-      </w:r>
-      <w:r>
-        <w:rPr>
-          <w:rFonts w:ascii="Times New Roman" w:hAnsi="Times New Roman"/>
-          <w:color w:val="FF0000"/>
-          <w:sz w:val="24"/>
-          <w:szCs w:val="24"/>
-          <w:lang w:val="uk-UA"/>
-        </w:rPr>
-        <w:t xml:space="preserve"> </w:t>
-      </w:r>
-      <w:r>
-        <w:rPr>
-          <w:rFonts w:ascii="Times New Roman" w:hAnsi="Times New Roman"/>
-          <w:sz w:val="24"/>
-          <w:szCs w:val="24"/>
-          <w:lang w:val="uk-UA"/>
-        </w:rPr>
-        <w:t xml:space="preserve">Слава Отцю і Сину, і Святому Духові, і нині і повсякчас, і на </w:t>
-      </w:r>
-      <w:r>
-        <w:rPr>
-          <w:rFonts w:ascii="Times New Roman" w:hAnsi="Times New Roman"/>
-          <w:sz w:val="24"/>
-          <w:szCs w:val="24"/>
-          <w:lang w:val="uk-UA"/>
-        </w:rPr>
-        <w:t>віки віків</w:t>
-      </w:r>
-      <w:r>
-        <w:rPr>
-          <w:rFonts w:ascii="Times New Roman" w:hAnsi="Times New Roman"/>
-          <w:sz w:val="24"/>
-          <w:szCs w:val="24"/>
-          <w:lang w:val="uk-UA"/>
-        </w:rPr>
-        <w:t xml:space="preserve">. Амінь. Господи, помилуй </w:t>
-      </w:r>
-      <w:r>
-        <w:rPr>
-          <w:rFonts w:ascii="Times New Roman" w:hAnsi="Times New Roman"/>
-          <w:i/>
-          <w:color w:val="FF0000"/>
-          <w:sz w:val="24"/>
-          <w:szCs w:val="24"/>
-          <w:lang w:val="uk-UA"/>
-        </w:rPr>
-        <w:t>(3 р.)</w:t>
-      </w:r>
-      <w:r>
-        <w:rPr>
-          <w:rFonts w:ascii="Times New Roman" w:hAnsi="Times New Roman"/>
-          <w:i/>
-          <w:sz w:val="24"/>
-          <w:szCs w:val="24"/>
-          <w:lang w:val="uk-UA"/>
-        </w:rPr>
-        <w:t>.</w:t>
-      </w:r>
-      <w:r>
-        <w:rPr>
-          <w:rFonts w:ascii="Times New Roman" w:hAnsi="Times New Roman"/>
-          <w:sz w:val="24"/>
-          <w:szCs w:val="24"/>
-          <w:lang w:val="uk-UA"/>
-        </w:rPr>
-        <w:t xml:space="preserve"> Благослови.</w:t>
-      </w:r>
-    </w:p>
-    <w:p>
-      <w:pPr>
-        <w:spacing w:after="120" w:line="20" w:lineRule="atLeast"/>
-        <w:jc w:val="both"/>
-        <w:rPr>
-          <w:rFonts w:ascii="Times New Roman" w:hAnsi="Times New Roman"/>
-          <w:sz w:val="24"/>
-          <w:szCs w:val="24"/>
-          <w:lang w:val="uk-UA"/>
-        </w:rPr>
-      </w:pPr>
-      <w:r>
-        <w:rPr>
-          <w:rFonts w:ascii="Times New Roman" w:hAnsi="Times New Roman"/>
-          <w:i/>
-          <w:color w:val="FF0000"/>
-          <w:sz w:val="24"/>
-          <w:szCs w:val="24"/>
-          <w:lang w:val="uk-UA"/>
-        </w:rPr>
-        <w:t>Священик:</w:t>
-      </w:r>
-      <w:r>
-        <w:rPr>
-          <w:rFonts w:ascii="Times New Roman" w:hAnsi="Times New Roman"/>
-          <w:color w:val="FF0000"/>
-          <w:sz w:val="24"/>
-          <w:szCs w:val="24"/>
-          <w:lang w:val="uk-UA"/>
-        </w:rPr>
-        <w:t xml:space="preserve"> </w:t>
-      </w:r>
-      <w:r>
-        <w:rPr>
-          <w:rFonts w:ascii="Times New Roman" w:hAnsi="Times New Roman"/>
-          <w:sz w:val="24"/>
-          <w:szCs w:val="24"/>
-          <w:lang w:val="uk-UA"/>
-        </w:rPr>
-        <w:t xml:space="preserve">Христос, істинний Бог наш, молитвами пречистої своєї Матері, святих, славних і </w:t>
-      </w:r>
-      <w:proofErr w:type="spellStart"/>
-      <w:r>
-        <w:rPr>
-          <w:rFonts w:ascii="Times New Roman" w:hAnsi="Times New Roman"/>
-          <w:sz w:val="24"/>
-          <w:szCs w:val="24"/>
-          <w:lang w:val="uk-UA"/>
-        </w:rPr>
-        <w:t>всехвальних</w:t>
-      </w:r>
-      <w:proofErr w:type="spellEnd"/>
-      <w:r>
-        <w:rPr>
-          <w:rFonts w:ascii="Times New Roman" w:hAnsi="Times New Roman"/>
-          <w:sz w:val="24"/>
-          <w:szCs w:val="24"/>
-          <w:lang w:val="uk-UA"/>
-        </w:rPr>
-        <w:t xml:space="preserve"> апостолів, святого отця нашого Миколая, </w:t>
-      </w:r>
-      <w:proofErr w:type="spellStart"/>
-      <w:r>
-        <w:rPr>
-          <w:rFonts w:ascii="Times New Roman" w:hAnsi="Times New Roman"/>
-          <w:sz w:val="24"/>
-          <w:szCs w:val="24"/>
-          <w:lang w:val="uk-UA"/>
-        </w:rPr>
-        <w:t>архиєпископа</w:t>
-      </w:r>
-      <w:proofErr w:type="spellEnd"/>
-      <w:r>
-        <w:rPr>
-          <w:rFonts w:ascii="Times New Roman" w:hAnsi="Times New Roman"/>
-          <w:sz w:val="24"/>
-          <w:szCs w:val="24"/>
-          <w:lang w:val="uk-UA"/>
-        </w:rPr>
-        <w:t xml:space="preserve"> </w:t>
-      </w:r>
-      <w:proofErr w:type="spellStart"/>
-      <w:r>
-        <w:rPr>
-          <w:rFonts w:ascii="Times New Roman" w:hAnsi="Times New Roman"/>
-          <w:sz w:val="24"/>
-          <w:szCs w:val="24"/>
-          <w:lang w:val="uk-UA"/>
-        </w:rPr>
-        <w:t>Мирлікійського</w:t>
-      </w:r>
-      <w:proofErr w:type="spellEnd"/>
-      <w:r>
-        <w:rPr>
-          <w:rFonts w:ascii="Times New Roman" w:hAnsi="Times New Roman"/>
-          <w:sz w:val="24"/>
-          <w:szCs w:val="24"/>
-          <w:lang w:val="uk-UA"/>
-        </w:rPr>
-        <w:t>, чудотворця, і святого (</w:t>
-      </w:r>
-      <w:r>
-        <w:rPr>
-          <w:rFonts w:ascii="Times New Roman" w:hAnsi="Times New Roman"/>
-          <w:i/>
-          <w:color w:val="FF0000"/>
-          <w:sz w:val="24"/>
-          <w:szCs w:val="24"/>
-          <w:lang w:val="uk-UA"/>
-        </w:rPr>
-        <w:t>ім'я, якого є храм</w:t>
-      </w:r>
-      <w:r>
-        <w:rPr>
-          <w:rFonts w:ascii="Times New Roman" w:hAnsi="Times New Roman"/>
-          <w:sz w:val="24"/>
-          <w:szCs w:val="24"/>
-          <w:lang w:val="uk-UA"/>
-        </w:rPr>
-        <w:t xml:space="preserve">), і преподобної матері нашої </w:t>
-      </w:r>
-      <w:r>
-        <w:rPr>
-          <w:rFonts w:ascii="Times New Roman" w:hAnsi="Times New Roman"/>
-          <w:color w:val="000000"/>
-          <w:sz w:val="24"/>
-          <w:szCs w:val="24"/>
-          <w:lang w:val="uk-UA" w:eastAsia="ru-RU"/>
-        </w:rPr>
-        <w:t>Марії Єгипетської</w:t>
-      </w:r>
-      <w:r>
-        <w:rPr>
-          <w:rFonts w:ascii="Times New Roman" w:hAnsi="Times New Roman"/>
-          <w:sz w:val="24"/>
-          <w:szCs w:val="24"/>
-          <w:lang w:val="uk-UA"/>
-        </w:rPr>
-        <w:t>, і всіх святих, помилує і спасе нас, як благий і людинолюбний.</w:t>
-      </w:r>
-    </w:p>
-    <w:p>
-      <w:pPr>
-        <w:spacing w:after="120" w:line="20" w:lineRule="atLeast"/>
-        <w:jc w:val="both"/>
-        <w:rPr>
-          <w:rFonts w:ascii="Times New Roman" w:hAnsi="Times New Roman"/>
-          <w:sz w:val="24"/>
-          <w:szCs w:val="24"/>
-          <w:lang w:val="uk-UA"/>
-        </w:rPr>
-      </w:pPr>
-      <w:r>
-        <w:rPr>
-          <w:rFonts w:ascii="Times New Roman" w:hAnsi="Times New Roman"/>
-          <w:i/>
-          <w:color w:val="FF0000"/>
-          <w:sz w:val="24"/>
-          <w:szCs w:val="24"/>
-          <w:lang w:val="uk-UA"/>
-        </w:rPr>
-        <w:t>Вірні:</w:t>
-      </w:r>
-      <w:r>
-        <w:rPr>
-          <w:rFonts w:ascii="Times New Roman" w:hAnsi="Times New Roman"/>
-          <w:color w:val="FF0000"/>
-          <w:sz w:val="24"/>
-          <w:szCs w:val="24"/>
-          <w:lang w:val="uk-UA"/>
-        </w:rPr>
-        <w:t xml:space="preserve"> </w:t>
-      </w:r>
-      <w:r>
-        <w:rPr>
-          <w:rFonts w:ascii="Times New Roman" w:hAnsi="Times New Roman"/>
-          <w:sz w:val="24"/>
-          <w:szCs w:val="24"/>
-          <w:lang w:val="uk-UA"/>
-        </w:rPr>
-        <w:t>Амінь.</w:t>
-      </w:r>
-    </w:p>
-    <w:p>
-      <w:pPr>
-        <w:spacing w:after="120" w:line="20" w:lineRule="atLeast"/>
-        <w:jc w:val="both"/>
-        <w:rPr>
-          <w:rFonts w:ascii="Times New Roman" w:hAnsi="Times New Roman"/>
-          <w:sz w:val="24"/>
-          <w:szCs w:val="24"/>
-          <w:lang w:val="uk-UA"/>
-        </w:rPr>
-      </w:pPr>
-    </w:p>
-    <w:p>
-      <w:pPr>
-        <w:spacing w:after="120" w:line="20" w:lineRule="atLeast"/>
-        <w:jc w:val="center"/>
-        <w:rPr>
-          <w:rFonts w:ascii="Times New Roman" w:hAnsi="Times New Roman"/>
-          <w:b/>
-          <w:i/>
-          <w:color w:val="FF0000"/>
-          <w:sz w:val="24"/>
-          <w:szCs w:val="24"/>
-          <w:lang w:val="uk-UA"/>
-        </w:rPr>
-      </w:pPr>
-      <w:r>
-        <w:rPr>
-          <w:rFonts w:ascii="Times New Roman" w:hAnsi="Times New Roman"/>
-          <w:b/>
-          <w:i/>
-          <w:color w:val="FF0000"/>
-          <w:sz w:val="24"/>
-          <w:szCs w:val="24"/>
-          <w:lang w:val="uk-UA"/>
-        </w:rPr>
         <w:t>Після Вечірні</w:t>
       </w:r>
     </w:p>
@@ -31382,7 +30867,7 @@
           <w:szCs w:val="24"/>
           <w:lang w:val="uk-UA"/>
         </w:rPr>
-        <w:t>Священик</w:t>
+        <w:t>Священник</w:t>
       </w:r>
       <w:r>
         <w:rPr>
@@ -34940,15 +34425,31 @@
           <w:color w:val="FF0000"/>
           <w:sz w:val="24"/>
         </w:rPr>
-        <w:t>10.</w:t>
-      </w:r>
-      <w:r>
-        <w:rPr>
-          <w:rFonts w:ascii="Times New Roman" w:hAnsi="Times New Roman"/>
-          <w:color w:val="000000"/>
-          <w:sz w:val="24"/>
-        </w:rPr>
-        <w:t xml:space="preserve"> Боже, Боже наш! Ти сотворив розумні й духовні сили Своєю волею. Тебе просимо й Тобі молимося: Прийми наші посильні величання з усіма Твоїми творіннями і збагати щедрими даруваннями Твоєї ласки. Бо перед Тобою згинається всяке коліно: на небі, на землі й під землею, і все, що живе, і все створіння оспівує неосяжну Твою славу, бо Ти Бог правдивий і вельми милостивий. Тебе бо хвалять усі небесні сили, і Тобі славу возсилаємо: Отцю, і Сину, і Святому Духові, нині і повсякчас, і на віки віків. Амінь.</w:t>
+        <w:t>10</w:t>
+      </w:r>
+      <w:r>
+        <w:rPr>
+          <w:rFonts w:ascii="Times New Roman" w:hAnsi="Times New Roman"/>
+          <w:color w:val="FF0000"/>
+          <w:sz w:val="24"/>
+        </w:rPr>
+        <w:t>.</w:t>
+      </w:r>
+      <w:r>
+        <w:rPr>
+          <w:rFonts w:ascii="Times New Roman" w:hAnsi="Times New Roman"/>
+          <w:color w:val="000000"/>
+          <w:sz w:val="24"/>
+        </w:rPr>
+        <w:t xml:space="preserve"> Боже, Боже наш! Ти сотворив розумні й духовні сили Своєю волею. Тебе просимо й Тобі молимося: Прийми наші посильні величання з усіма Твоїми творіннями і збагати щедрими даруваннями Твоєї ласки. Бо перед Тобою згинається всяке коліно: на небі, на землі й </w:t>
+      </w:r>
+      <w:r>
+        <w:rPr>
+          <w:rFonts w:ascii="Times New Roman" w:hAnsi="Times New Roman"/>
+          <w:color w:val="000000"/>
+          <w:sz w:val="24"/>
+        </w:rPr>
+        <w:t>під землею, і все, що живе, і все створіння оспівує неосяжну Твою славу, бо Ти Бог правдивий і вельми милостивий. Тебе бо хвалять усі небесні сили, і Тобі славу возсилаємо: Отцю, і Сину, і Святому Духові, нині і повсякчас, і на віки віків. Амінь.</w:t>
       </w:r>
     </w:p>
     <w:p>
@@ -50514,7 +50015,7 @@
           <w:sz w:val="24"/>
           <w:u w:val="single"/>
         </w:rPr>
-        <w:t>[</w:t>
+        <w:t>[Боже, Боже наш! Ти сотворив розумні й духовні сили Своєю волею. Тебе просимо й Тобі молимося: Прийми наші посильні величання з усіма Твоїми творіннями і збагати щедрими даруваннями Твоєї ласки. Бо перед Тобою згинається всяке коліно: на небі, на землі й п</w:t>
       </w:r>
       <w:r>
         <w:rPr>
@@ -50522,31 +50023,7 @@
           <w:sz w:val="24"/>
           <w:u w:val="single"/>
         </w:rPr>
-        <w:t xml:space="preserve">Боже, Боже наш! Ти сотворив розумні й духовні сили </w:t>
-      </w:r>
-      <w:r>
-        <w:rPr>
-          <w:rFonts w:ascii="Times New Roman" w:hAnsi="Times New Roman"/>
-          <w:sz w:val="24"/>
-          <w:u w:val="single"/>
-        </w:rPr>
-        <w:t>С</w:t>
-      </w:r>
-      <w:r>
-        <w:rPr>
-          <w:rFonts w:ascii="Times New Roman" w:hAnsi="Times New Roman"/>
-          <w:sz w:val="24"/>
-          <w:u w:val="single"/>
-        </w:rPr>
-        <w:t>воєю волею. Тебе просимо й Тобі молимося: Прийми наші посильні величання з усіма Твоїми творіннями і збагати щедрими даруваннями Твоєї ласки. Бо перед Тобою згинається всяке коліно: на небі, на землі й під землею, і все, що живе, і все створіння оспівує неосяжну Твою славу, бо Ти Бог правдивий і вельми милостивий</w:t>
-      </w:r>
-      <w:r>
-        <w:rPr>
-          <w:rFonts w:ascii="Times New Roman" w:hAnsi="Times New Roman"/>
-          <w:sz w:val="24"/>
-          <w:u w:val="single"/>
-        </w:rPr>
-        <w:t>.]</w:t>
+        <w:t>ід землею, і все, що живе, і все створіння оспівує неосяжну Твою славу, бо Ти Бог правдивий і вельми милостивий.]</w:t>
       </w:r>
     </w:p>
     <w:p>
@@ -50570,7 +50047,7 @@
           <w:szCs w:val="24"/>
           <w:lang w:val="uk-UA"/>
         </w:rPr>
-        <w:t xml:space="preserve">Священик: </w:t>
+        <w:t xml:space="preserve">Священник: </w:t>
       </w:r>
       <w:r>
         <w:rPr>
@@ -51809,7 +51286,7 @@
           <w:szCs w:val="24"/>
           <w:lang w:val="uk-UA"/>
         </w:rPr>
-        <w:t>Священик</w:t>
+        <w:t>Священник</w:t>
       </w:r>
       <w:r>
         <w:rPr>
@@ -51909,7 +51386,7 @@
           <w:szCs w:val="24"/>
           <w:lang w:val="uk-UA"/>
         </w:rPr>
-        <w:t>Священик:</w:t>
+        <w:t>Священник:</w:t>
       </w:r>
       <w:r>
         <w:rPr>
@@ -54496,7 +53973,7 @@
           <w:color w:val="FF0000"/>
           <w:sz w:val="24"/>
         </w:rPr>
-        <w:t>Священик:</w:t>
+        <w:t>Священник:</w:t>
       </w:r>
       <w:r>
         <w:rPr>
@@ -54961,7 +54438,7 @@
           <w:szCs w:val="24"/>
           <w:lang w:val="uk-UA"/>
         </w:rPr>
-        <w:t>Священик:</w:t>
+        <w:t>Священник:</w:t>
       </w:r>
       <w:r>
         <w:rPr>
@@ -55099,7 +54576,7 @@
           <w:szCs w:val="24"/>
           <w:lang w:val="uk-UA"/>
         </w:rPr>
-        <w:t>Священик читає</w:t>
+        <w:t>Священник читає</w:t>
       </w:r>
       <w:r>
         <w:rPr>
@@ -58355,7 +57832,7 @@
           <w:szCs w:val="24"/>
           <w:lang w:val="uk-UA"/>
         </w:rPr>
-        <w:t>Священик:</w:t>
+        <w:t>Священник:</w:t>
       </w:r>
       <w:r>
         <w:rPr>
@@ -58437,7 +57914,7 @@
           <w:szCs w:val="24"/>
           <w:lang w:val="uk-UA"/>
         </w:rPr>
-        <w:t>Священик:</w:t>
+        <w:t>Священник:</w:t>
       </w:r>
       <w:r>
         <w:rPr>
@@ -58601,7 +58078,7 @@
           <w:szCs w:val="24"/>
           <w:lang w:val="uk-UA"/>
         </w:rPr>
-        <w:t>Священик:</w:t>
+        <w:t>Священник:</w:t>
       </w:r>
       <w:r>
         <w:rPr>
@@ -58648,26 +58125,497 @@
     <w:p>
       <w:pPr>
         <w:pStyle w:val="3"/>
-        <w:spacing w:before="0" w:after="120" w:line="20" w:lineRule="atLeast"/>
+        <w:spacing w:after="120"/>
         <w:jc w:val="center"/>
-        <w:rPr>
-          <w:rFonts w:ascii="Times New Roman" w:hAnsi="Times New Roman" w:cs="Times New Roman"/>
-          <w:b/>
+      </w:pPr>
+      <w:r>
+        <w:rPr>
+          <w:rFonts w:ascii="Times New Roman" w:hAnsi="Times New Roman"/>
           <w:i/>
           <w:color w:val="FF0000"/>
-          <w:lang w:val="uk-UA"/>
-        </w:rPr>
-      </w:pPr>
-      <w:r>
-        <w:rPr>
-          <w:rFonts w:ascii="Times New Roman" w:hAnsi="Times New Roman" w:cs="Times New Roman"/>
-          <w:b/>
+          <w:sz w:val="24"/>
+        </w:rPr>
+        <w:t>Молитва св. Єфрема</w:t>
+      </w:r>
+    </w:p>
+    <w:p>
+      <w:pPr>
+        <w:spacing w:after="120"/>
+      </w:pPr>
+      <w:r>
+        <w:rPr>
+          <w:rFonts w:ascii="Times New Roman" w:hAnsi="Times New Roman"/>
+          <w:color w:val="303030"/>
+          <w:sz w:val="24"/>
+        </w:rPr>
+        <w:t xml:space="preserve">Го́споди і Влади́ко життя́ мого́! Духа ліни́вства, недбайли́вости, властолю́б'я і пустомо́вства віджени́ від ме́не. </w:t>
+      </w:r>
+      <w:r>
+        <w:rPr>
+          <w:rFonts w:ascii="Times New Roman" w:hAnsi="Times New Roman"/>
+          <w:i/>
+          <w:color w:val="FF3333"/>
+          <w:sz w:val="24"/>
+        </w:rPr>
+        <w:t>(Доземний поклін)</w:t>
+      </w:r>
+    </w:p>
+    <w:p>
+      <w:pPr>
+        <w:spacing w:after="120"/>
+      </w:pPr>
+      <w:r>
+        <w:rPr>
+          <w:rFonts w:ascii="Times New Roman" w:hAnsi="Times New Roman"/>
+          <w:color w:val="303030"/>
+          <w:sz w:val="24"/>
+        </w:rPr>
+        <w:t xml:space="preserve">Ду́ха чистоти́, поко́ри, терпели́вости й любо́ви дару́й мені, слузі́ Твоє́му. </w:t>
+      </w:r>
+      <w:r>
+        <w:rPr>
+          <w:rFonts w:ascii="Times New Roman" w:hAnsi="Times New Roman"/>
+          <w:i/>
+          <w:color w:val="FF3333"/>
+          <w:sz w:val="24"/>
+        </w:rPr>
+        <w:t>(Доземний поклін)</w:t>
+      </w:r>
+    </w:p>
+    <w:p>
+      <w:pPr>
+        <w:spacing w:after="120"/>
+      </w:pPr>
+      <w:r>
+        <w:rPr>
+          <w:rFonts w:ascii="Times New Roman" w:hAnsi="Times New Roman"/>
+          <w:color w:val="303030"/>
+          <w:sz w:val="24"/>
+        </w:rPr>
+        <w:t xml:space="preserve">Так, Го́споди, Ца́рю! Дай мені́ ба́чити гріхи́ мої́ і не осу́джувати бра́та мого́, бо Ти благослове́нний на ві́ки вікі́в. Амі́нь. </w:t>
+      </w:r>
+      <w:r>
+        <w:rPr>
+          <w:rFonts w:ascii="Times New Roman" w:hAnsi="Times New Roman"/>
+          <w:i/>
+          <w:color w:val="FF3333"/>
+          <w:sz w:val="24"/>
+        </w:rPr>
+        <w:t>(Доземний поклін)</w:t>
+      </w:r>
+    </w:p>
+    <w:p>
+      <w:pPr>
+        <w:spacing w:after="120"/>
+      </w:pPr>
+      <w:r>
+        <w:rPr>
+          <w:rFonts w:ascii="Times New Roman" w:hAnsi="Times New Roman"/>
+          <w:sz w:val="24"/>
+        </w:rPr>
+        <w:t>Бо́же,</w:t>
+      </w:r>
+      <w:r>
+        <w:rPr>
+          <w:rFonts w:ascii="Times New Roman" w:hAnsi="Times New Roman"/>
+          <w:sz w:val="24"/>
+        </w:rPr>
+        <w:t xml:space="preserve"> </w:t>
+      </w:r>
+      <w:r>
+        <w:rPr>
+          <w:rFonts w:ascii="Times New Roman" w:hAnsi="Times New Roman"/>
+          <w:sz w:val="24"/>
+        </w:rPr>
+        <w:t>будь</w:t>
+      </w:r>
+      <w:r>
+        <w:rPr>
+          <w:rFonts w:ascii="Times New Roman" w:hAnsi="Times New Roman"/>
+          <w:sz w:val="24"/>
+        </w:rPr>
+        <w:t xml:space="preserve"> </w:t>
+      </w:r>
+      <w:r>
+        <w:rPr>
+          <w:rFonts w:ascii="Times New Roman" w:hAnsi="Times New Roman"/>
+          <w:sz w:val="24"/>
+        </w:rPr>
+        <w:t>милости́вим</w:t>
+      </w:r>
+      <w:r>
+        <w:rPr>
+          <w:rFonts w:ascii="Times New Roman" w:hAnsi="Times New Roman"/>
+          <w:sz w:val="24"/>
+        </w:rPr>
+        <w:t xml:space="preserve"> </w:t>
+      </w:r>
+      <w:r>
+        <w:rPr>
+          <w:rFonts w:ascii="Times New Roman" w:hAnsi="Times New Roman"/>
+          <w:sz w:val="24"/>
+        </w:rPr>
+        <w:t>до</w:t>
+      </w:r>
+      <w:r>
+        <w:rPr>
+          <w:rFonts w:ascii="Times New Roman" w:hAnsi="Times New Roman"/>
+          <w:sz w:val="24"/>
+        </w:rPr>
+        <w:t xml:space="preserve"> </w:t>
+      </w:r>
+      <w:r>
+        <w:rPr>
+          <w:rFonts w:ascii="Times New Roman" w:hAnsi="Times New Roman"/>
+          <w:sz w:val="24"/>
+        </w:rPr>
+        <w:t>ме́не,</w:t>
+      </w:r>
+      <w:r>
+        <w:rPr>
+          <w:rFonts w:ascii="Times New Roman" w:hAnsi="Times New Roman"/>
+          <w:sz w:val="24"/>
+        </w:rPr>
+        <w:t xml:space="preserve"> </w:t>
+      </w:r>
+      <w:r>
+        <w:rPr>
+          <w:rFonts w:ascii="Times New Roman" w:hAnsi="Times New Roman"/>
+          <w:sz w:val="24"/>
+        </w:rPr>
+        <w:t>грі́шного.</w:t>
+      </w:r>
+      <w:r>
+        <w:rPr>
+          <w:rFonts w:ascii="Times New Roman" w:hAnsi="Times New Roman"/>
+          <w:sz w:val="24"/>
+        </w:rPr>
+        <w:t xml:space="preserve"> </w:t>
+      </w:r>
+      <w:r>
+        <w:rPr>
+          <w:rFonts w:ascii="Times New Roman" w:hAnsi="Times New Roman"/>
+          <w:sz w:val="24"/>
+        </w:rPr>
+        <w:t>Бо́же,</w:t>
+      </w:r>
+      <w:r>
+        <w:rPr>
+          <w:rFonts w:ascii="Times New Roman" w:hAnsi="Times New Roman"/>
+          <w:sz w:val="24"/>
+        </w:rPr>
+        <w:t xml:space="preserve"> </w:t>
+      </w:r>
+      <w:r>
+        <w:rPr>
+          <w:rFonts w:ascii="Times New Roman" w:hAnsi="Times New Roman"/>
+          <w:sz w:val="24"/>
+        </w:rPr>
+        <w:t>очи́сти</w:t>
+      </w:r>
+      <w:r>
+        <w:rPr>
+          <w:rFonts w:ascii="Times New Roman" w:hAnsi="Times New Roman"/>
+          <w:sz w:val="24"/>
+        </w:rPr>
+        <w:t xml:space="preserve"> </w:t>
+      </w:r>
+      <w:r>
+        <w:rPr>
+          <w:rFonts w:ascii="Times New Roman" w:hAnsi="Times New Roman"/>
+          <w:sz w:val="24"/>
+        </w:rPr>
+        <w:t>мої́</w:t>
+      </w:r>
+      <w:r>
+        <w:rPr>
+          <w:rFonts w:ascii="Times New Roman" w:hAnsi="Times New Roman"/>
+          <w:sz w:val="24"/>
+        </w:rPr>
+        <w:t xml:space="preserve"> </w:t>
+      </w:r>
+      <w:r>
+        <w:rPr>
+          <w:rFonts w:ascii="Times New Roman" w:hAnsi="Times New Roman"/>
+          <w:sz w:val="24"/>
+        </w:rPr>
+        <w:t>гріхи́</w:t>
+      </w:r>
+      <w:r>
+        <w:rPr>
+          <w:rFonts w:ascii="Times New Roman" w:hAnsi="Times New Roman"/>
+          <w:sz w:val="24"/>
+        </w:rPr>
+        <w:t xml:space="preserve"> </w:t>
+      </w:r>
+      <w:r>
+        <w:rPr>
+          <w:rFonts w:ascii="Times New Roman" w:hAnsi="Times New Roman"/>
+          <w:sz w:val="24"/>
+        </w:rPr>
+        <w:t>і</w:t>
+      </w:r>
+      <w:r>
+        <w:rPr>
+          <w:rFonts w:ascii="Times New Roman" w:hAnsi="Times New Roman"/>
+          <w:sz w:val="24"/>
+        </w:rPr>
+        <w:t xml:space="preserve"> </w:t>
+      </w:r>
+      <w:r>
+        <w:rPr>
+          <w:rFonts w:ascii="Times New Roman" w:hAnsi="Times New Roman"/>
+          <w:sz w:val="24"/>
+        </w:rPr>
+        <w:t>поми́луй</w:t>
+      </w:r>
+      <w:r>
+        <w:rPr>
+          <w:rFonts w:ascii="Times New Roman" w:hAnsi="Times New Roman"/>
+          <w:sz w:val="24"/>
+        </w:rPr>
+        <w:t xml:space="preserve"> </w:t>
+      </w:r>
+      <w:r>
+        <w:rPr>
+          <w:rFonts w:ascii="Times New Roman" w:hAnsi="Times New Roman"/>
+          <w:sz w:val="24"/>
+        </w:rPr>
+        <w:t>мене́.</w:t>
+      </w:r>
+      <w:r>
+        <w:rPr>
+          <w:rFonts w:ascii="Times New Roman" w:hAnsi="Times New Roman"/>
+          <w:sz w:val="24"/>
+        </w:rPr>
+        <w:t xml:space="preserve"> </w:t>
+      </w:r>
+      <w:r>
+        <w:rPr>
+          <w:rFonts w:ascii="Times New Roman" w:hAnsi="Times New Roman"/>
+          <w:sz w:val="24"/>
+        </w:rPr>
+        <w:t>Без</w:t>
+      </w:r>
+      <w:r>
+        <w:rPr>
+          <w:rFonts w:ascii="Times New Roman" w:hAnsi="Times New Roman"/>
+          <w:sz w:val="24"/>
+        </w:rPr>
+        <w:t xml:space="preserve"> </w:t>
+      </w:r>
+      <w:r>
+        <w:rPr>
+          <w:rFonts w:ascii="Times New Roman" w:hAnsi="Times New Roman"/>
+          <w:sz w:val="24"/>
+        </w:rPr>
+        <w:t>числа́</w:t>
+      </w:r>
+      <w:r>
+        <w:rPr>
+          <w:rFonts w:ascii="Times New Roman" w:hAnsi="Times New Roman"/>
+          <w:sz w:val="24"/>
+        </w:rPr>
+        <w:t xml:space="preserve"> </w:t>
+      </w:r>
+      <w:r>
+        <w:rPr>
+          <w:rFonts w:ascii="Times New Roman" w:hAnsi="Times New Roman"/>
+          <w:sz w:val="24"/>
+        </w:rPr>
+        <w:t>нагріши́в</w:t>
+      </w:r>
+      <w:r>
+        <w:rPr>
+          <w:rFonts w:ascii="Times New Roman" w:hAnsi="Times New Roman"/>
+          <w:sz w:val="24"/>
+        </w:rPr>
+        <w:t xml:space="preserve"> </w:t>
+      </w:r>
+      <w:r>
+        <w:rPr>
+          <w:rFonts w:ascii="Times New Roman" w:hAnsi="Times New Roman"/>
+          <w:sz w:val="24"/>
+        </w:rPr>
+        <w:t>я,</w:t>
+      </w:r>
+      <w:r>
+        <w:rPr>
+          <w:rFonts w:ascii="Times New Roman" w:hAnsi="Times New Roman"/>
+          <w:sz w:val="24"/>
+        </w:rPr>
+        <w:t xml:space="preserve"> </w:t>
+      </w:r>
+      <w:r>
+        <w:rPr>
+          <w:rFonts w:ascii="Times New Roman" w:hAnsi="Times New Roman"/>
+          <w:sz w:val="24"/>
+        </w:rPr>
+        <w:t>Го́споди,</w:t>
+      </w:r>
+      <w:r>
+        <w:rPr>
+          <w:rFonts w:ascii="Times New Roman" w:hAnsi="Times New Roman"/>
+          <w:sz w:val="24"/>
+        </w:rPr>
+        <w:t xml:space="preserve"> </w:t>
+      </w:r>
+      <w:r>
+        <w:rPr>
+          <w:rFonts w:ascii="Times New Roman" w:hAnsi="Times New Roman"/>
+          <w:sz w:val="24"/>
+        </w:rPr>
+        <w:t>прости́</w:t>
+      </w:r>
+      <w:r>
+        <w:rPr>
+          <w:rFonts w:ascii="Times New Roman" w:hAnsi="Times New Roman"/>
+          <w:sz w:val="24"/>
+        </w:rPr>
+        <w:t xml:space="preserve"> </w:t>
+      </w:r>
+      <w:r>
+        <w:rPr>
+          <w:rFonts w:ascii="Times New Roman" w:hAnsi="Times New Roman"/>
+          <w:sz w:val="24"/>
+        </w:rPr>
+        <w:t>мені́.</w:t>
+      </w:r>
+      <w:r>
+        <w:rPr>
+          <w:rFonts w:ascii="Times New Roman" w:hAnsi="Times New Roman"/>
+          <w:sz w:val="24"/>
+        </w:rPr>
+        <w:t xml:space="preserve"> </w:t>
+      </w:r>
+      <w:r>
+        <w:rPr>
+          <w:rFonts w:ascii="Times New Roman" w:hAnsi="Times New Roman"/>
+          <w:color w:val="FF0000"/>
+          <w:sz w:val="24"/>
+        </w:rPr>
+        <w:t>(</w:t>
+      </w:r>
+      <w:r>
+        <w:rPr>
+          <w:rFonts w:ascii="Times New Roman" w:hAnsi="Times New Roman"/>
           <w:i/>
           <w:color w:val="FF0000"/>
           <w:sz w:val="24"/>
-          <w:lang w:val="uk-UA"/>
-        </w:rPr>
-        <w:t>Молитва св. Єфрема</w:t>
+        </w:rPr>
+        <w:t>12</w:t>
+      </w:r>
+      <w:r>
+        <w:rPr>
+          <w:rFonts w:ascii="Times New Roman" w:hAnsi="Times New Roman"/>
+          <w:i/>
+          <w:color w:val="FF0000"/>
+          <w:sz w:val="24"/>
+        </w:rPr>
+        <w:t xml:space="preserve"> </w:t>
+      </w:r>
+      <w:r>
+        <w:rPr>
+          <w:rFonts w:ascii="Times New Roman" w:hAnsi="Times New Roman"/>
+          <w:i/>
+          <w:color w:val="FF0000"/>
+          <w:sz w:val="24"/>
+        </w:rPr>
+        <w:t>малих</w:t>
+      </w:r>
+      <w:r>
+        <w:rPr>
+          <w:rFonts w:ascii="Times New Roman" w:hAnsi="Times New Roman"/>
+          <w:i/>
+          <w:color w:val="FF0000"/>
+          <w:sz w:val="24"/>
+        </w:rPr>
+        <w:t xml:space="preserve"> </w:t>
+      </w:r>
+      <w:r>
+        <w:rPr>
+          <w:rFonts w:ascii="Times New Roman" w:hAnsi="Times New Roman"/>
+          <w:i/>
+          <w:color w:val="FF0000"/>
+          <w:sz w:val="24"/>
+        </w:rPr>
+        <w:t>поклонів</w:t>
+      </w:r>
+      <w:r>
+        <w:rPr>
+          <w:rFonts w:ascii="Times New Roman" w:hAnsi="Times New Roman"/>
+          <w:color w:val="FF0000"/>
+          <w:sz w:val="24"/>
+        </w:rPr>
+        <w:t>)</w:t>
+      </w:r>
+    </w:p>
+    <w:p>
+      <w:pPr>
+        <w:spacing w:after="120"/>
+      </w:pPr>
+      <w:r>
+        <w:rPr>
+          <w:rFonts w:ascii="Times New Roman" w:hAnsi="Times New Roman"/>
+          <w:color w:val="303030"/>
+          <w:sz w:val="24"/>
+        </w:rPr>
+        <w:t xml:space="preserve">Го́споди і Влади́ко життя́ мого́! Духа </w:t>
+      </w:r>
+      <w:r>
+        <w:rPr>
+          <w:rFonts w:ascii="Times New Roman" w:hAnsi="Times New Roman"/>
+          <w:color w:val="303030"/>
+          <w:sz w:val="24"/>
+        </w:rPr>
+        <w:t>ліни́вства, недбайли́вости, властолю́б'я і пустомо́вства віджени́ від ме́не. Ду́ха чистоти́, поко́ри, терпели́вости й любо́ви дару́й мені, слузі́ Твоє́му. Так, Го́споди, Ца́рю! Дай мені́ ба́чити гріхи́ мої́ і не осу́джувати бра́та мого́, бо Ти благослове́н</w:t>
+      </w:r>
+      <w:r>
+        <w:rPr>
+          <w:rFonts w:ascii="Times New Roman" w:hAnsi="Times New Roman"/>
+          <w:color w:val="303030"/>
+          <w:sz w:val="24"/>
+        </w:rPr>
+        <w:t xml:space="preserve">ний на ві́ки вікі́в. Амі́нь. </w:t>
+      </w:r>
+      <w:r>
+        <w:rPr>
+          <w:rFonts w:ascii="Times New Roman" w:hAnsi="Times New Roman"/>
+          <w:i/>
+          <w:color w:val="FF3333"/>
+          <w:sz w:val="24"/>
+        </w:rPr>
+        <w:t>(Доземний поклін)</w:t>
+      </w:r>
+    </w:p>
+    <w:p>
+      <w:pPr>
+        <w:spacing w:after="120"/>
+        <w:jc w:val="both"/>
+      </w:pPr>
+      <w:r>
+        <w:rPr>
+          <w:rFonts w:ascii="Times New Roman" w:hAnsi="Times New Roman"/>
+          <w:i/>
+          <w:color w:val="FF0000"/>
+          <w:sz w:val="24"/>
+        </w:rPr>
+        <w:t>Священник:</w:t>
+      </w:r>
+      <w:r>
+        <w:rPr>
+          <w:rFonts w:ascii="Times New Roman" w:hAnsi="Times New Roman"/>
+          <w:color w:val="FF0000"/>
+          <w:sz w:val="24"/>
+        </w:rPr>
+        <w:t xml:space="preserve"> </w:t>
+      </w:r>
+      <w:r>
+        <w:rPr>
+          <w:rFonts w:ascii="Times New Roman" w:hAnsi="Times New Roman"/>
+          <w:sz w:val="24"/>
+        </w:rPr>
+        <w:t>Слава тобі, Христе Боже, уповання наше, слава тобі!</w:t>
       </w:r>
     </w:p>
     <w:p>
@@ -58684,91 +58632,80 @@
       <w:r>
         <w:rPr>
           <w:rFonts w:ascii="Times New Roman" w:hAnsi="Times New Roman"/>
-          <w:sz w:val="24"/>
-          <w:szCs w:val="24"/>
-          <w:lang w:val="uk-UA"/>
-        </w:rPr>
-        <w:t xml:space="preserve">Господи і Владико життя мого! Духа лінивства, </w:t>
-      </w:r>
-      <w:proofErr w:type="spellStart"/>
-      <w:r>
-        <w:rPr>
-          <w:rFonts w:ascii="Times New Roman" w:hAnsi="Times New Roman"/>
-          <w:sz w:val="24"/>
-          <w:szCs w:val="24"/>
-          <w:lang w:val="uk-UA"/>
-        </w:rPr>
-        <w:t>недбайливости</w:t>
-      </w:r>
-      <w:proofErr w:type="spellEnd"/>
-      <w:r>
-        <w:rPr>
-          <w:rFonts w:ascii="Times New Roman" w:hAnsi="Times New Roman"/>
-          <w:sz w:val="24"/>
-          <w:szCs w:val="24"/>
-          <w:lang w:val="uk-UA"/>
-        </w:rPr>
-        <w:t xml:space="preserve">, </w:t>
-      </w:r>
-      <w:proofErr w:type="spellStart"/>
-      <w:r>
-        <w:rPr>
-          <w:rFonts w:ascii="Times New Roman" w:hAnsi="Times New Roman"/>
-          <w:sz w:val="24"/>
-          <w:szCs w:val="24"/>
-          <w:lang w:val="uk-UA"/>
-        </w:rPr>
-        <w:t>властолюб'я</w:t>
-      </w:r>
-      <w:proofErr w:type="spellEnd"/>
-      <w:r>
-        <w:rPr>
-          <w:rFonts w:ascii="Times New Roman" w:hAnsi="Times New Roman"/>
-          <w:sz w:val="24"/>
-          <w:szCs w:val="24"/>
-          <w:lang w:val="uk-UA"/>
-        </w:rPr>
-        <w:t xml:space="preserve"> і </w:t>
-      </w:r>
-      <w:proofErr w:type="spellStart"/>
-      <w:r>
-        <w:rPr>
-          <w:rFonts w:ascii="Times New Roman" w:hAnsi="Times New Roman"/>
-          <w:sz w:val="24"/>
-          <w:szCs w:val="24"/>
-          <w:lang w:val="uk-UA"/>
-        </w:rPr>
-        <w:t>пустомовства</w:t>
-      </w:r>
-      <w:proofErr w:type="spellEnd"/>
-      <w:r>
-        <w:rPr>
-          <w:rFonts w:ascii="Times New Roman" w:hAnsi="Times New Roman"/>
-          <w:sz w:val="24"/>
-          <w:szCs w:val="24"/>
-          <w:lang w:val="uk-UA"/>
-        </w:rPr>
-        <w:t xml:space="preserve"> віджени від мене. </w:t>
-      </w:r>
-      <w:r>
-        <w:rPr>
-          <w:rFonts w:ascii="Times New Roman" w:hAnsi="Times New Roman"/>
           <w:i/>
           <w:color w:val="FF0000"/>
           <w:sz w:val="24"/>
           <w:szCs w:val="24"/>
           <w:lang w:val="uk-UA"/>
         </w:rPr>
-        <w:t>(Доземний поклін)</w:t>
-      </w:r>
-      <w:r>
-        <w:rPr>
-          <w:rFonts w:ascii="Times New Roman" w:hAnsi="Times New Roman"/>
+        <w:t>Вірні:</w:t>
+      </w:r>
+      <w:r>
+        <w:rPr>
+          <w:rFonts w:ascii="Times New Roman" w:hAnsi="Times New Roman"/>
+          <w:color w:val="FF0000"/>
+          <w:sz w:val="24"/>
+          <w:szCs w:val="24"/>
+          <w:lang w:val="uk-UA"/>
+        </w:rPr>
+        <w:t xml:space="preserve"> </w:t>
+      </w:r>
+      <w:r>
+        <w:rPr>
+          <w:rFonts w:ascii="Times New Roman" w:hAnsi="Times New Roman"/>
+          <w:sz w:val="24"/>
+          <w:szCs w:val="24"/>
+          <w:lang w:val="uk-UA"/>
+        </w:rPr>
+        <w:t xml:space="preserve">Слава Отцю і Сину, і Святому Духові, і нині і повсякчас, і на </w:t>
+      </w:r>
+      <w:r>
+        <w:rPr>
+          <w:rFonts w:ascii="Times New Roman" w:hAnsi="Times New Roman"/>
+          <w:sz w:val="24"/>
+          <w:szCs w:val="24"/>
+          <w:lang w:val="uk-UA"/>
+        </w:rPr>
+        <w:t>віки віків</w:t>
+      </w:r>
+      <w:r>
+        <w:rPr>
+          <w:rFonts w:ascii="Times New Roman" w:hAnsi="Times New Roman"/>
+          <w:sz w:val="24"/>
+          <w:szCs w:val="24"/>
+          <w:lang w:val="uk-UA"/>
+        </w:rPr>
+        <w:t xml:space="preserve">. Амінь. Господи, помилуй </w:t>
+      </w:r>
+      <w:r>
+        <w:rPr>
+          <w:rFonts w:ascii="Times New Roman" w:hAnsi="Times New Roman"/>
+          <w:i/>
+          <w:color w:val="FF0000"/>
+          <w:sz w:val="24"/>
+          <w:szCs w:val="24"/>
+          <w:lang w:val="uk-UA"/>
+        </w:rPr>
+        <w:t>(3 р.)</w:t>
+      </w:r>
+      <w:r>
+        <w:rPr>
+          <w:rFonts w:ascii="Times New Roman" w:hAnsi="Times New Roman"/>
+          <w:i/>
           <w:sz w:val="24"/>
           <w:szCs w:val="24"/>
           <w:lang w:val="uk-UA"/>
         </w:rPr>
         <w:t>.</w:t>
+      </w:r>
+      <w:r>
+        <w:rPr>
+          <w:rFonts w:ascii="Times New Roman" w:hAnsi="Times New Roman"/>
+          <w:sz w:val="24"/>
+          <w:szCs w:val="24"/>
+          <w:lang w:val="uk-UA"/>
+        </w:rPr>
+        <w:t xml:space="preserve"> Благослови.</w:t>
       </w:r>
     </w:p>
     <w:p>
@@ -58785,778 +58722,13 @@
       <w:r>
         <w:rPr>
           <w:rFonts w:ascii="Times New Roman" w:hAnsi="Times New Roman"/>
-          <w:sz w:val="24"/>
-          <w:szCs w:val="24"/>
-          <w:lang w:val="uk-UA"/>
-        </w:rPr>
-        <w:t xml:space="preserve">Духа чистоти, покори, </w:t>
-      </w:r>
-      <w:proofErr w:type="spellStart"/>
-      <w:r>
-        <w:rPr>
-          <w:rFonts w:ascii="Times New Roman" w:hAnsi="Times New Roman"/>
-          <w:sz w:val="24"/>
-          <w:szCs w:val="24"/>
-          <w:lang w:val="uk-UA"/>
-        </w:rPr>
-        <w:t>терпеливости</w:t>
-      </w:r>
-      <w:proofErr w:type="spellEnd"/>
-      <w:r>
-        <w:rPr>
-          <w:rFonts w:ascii="Times New Roman" w:hAnsi="Times New Roman"/>
-          <w:sz w:val="24"/>
-          <w:szCs w:val="24"/>
-          <w:lang w:val="uk-UA"/>
-        </w:rPr>
-        <w:t xml:space="preserve"> й </w:t>
-      </w:r>
-      <w:proofErr w:type="spellStart"/>
-      <w:r>
-        <w:rPr>
-          <w:rFonts w:ascii="Times New Roman" w:hAnsi="Times New Roman"/>
-          <w:sz w:val="24"/>
-          <w:szCs w:val="24"/>
-          <w:lang w:val="uk-UA"/>
-        </w:rPr>
-        <w:t>любови</w:t>
-      </w:r>
-      <w:proofErr w:type="spellEnd"/>
-      <w:r>
-        <w:rPr>
-          <w:rFonts w:ascii="Times New Roman" w:hAnsi="Times New Roman"/>
-          <w:sz w:val="24"/>
-          <w:szCs w:val="24"/>
-          <w:lang w:val="uk-UA"/>
-        </w:rPr>
-        <w:t xml:space="preserve"> даруй мені, слузі твоєму. </w:t>
-      </w:r>
-      <w:r>
-        <w:rPr>
-          <w:rFonts w:ascii="Times New Roman" w:hAnsi="Times New Roman"/>
           <w:i/>
           <w:color w:val="FF0000"/>
           <w:sz w:val="24"/>
           <w:szCs w:val="24"/>
           <w:lang w:val="uk-UA"/>
         </w:rPr>
-        <w:t>(Доземний поклін)</w:t>
-      </w:r>
-      <w:r>
-        <w:rPr>
-          <w:rFonts w:ascii="Times New Roman" w:hAnsi="Times New Roman"/>
-          <w:sz w:val="24"/>
-          <w:szCs w:val="24"/>
-          <w:lang w:val="uk-UA"/>
-        </w:rPr>
-        <w:t>.</w:t>
-      </w:r>
-    </w:p>
-    <w:p>
-      <w:pPr>
-        <w:spacing w:after="120" w:line="20" w:lineRule="atLeast"/>
-        <w:jc w:val="both"/>
-        <w:rPr>
-          <w:rFonts w:ascii="Times New Roman" w:hAnsi="Times New Roman"/>
-          <w:sz w:val="24"/>
-          <w:szCs w:val="24"/>
-          <w:lang w:val="uk-UA"/>
-        </w:rPr>
-      </w:pPr>
-      <w:r>
-        <w:rPr>
-          <w:rFonts w:ascii="Times New Roman" w:hAnsi="Times New Roman"/>
-          <w:sz w:val="24"/>
-          <w:szCs w:val="24"/>
-          <w:lang w:val="uk-UA"/>
-        </w:rPr>
-        <w:t xml:space="preserve">Так, Господи, Царю! Дай мені бачити гріхи мої і не осуджувати брата мого, бо ти благословенний на </w:t>
-      </w:r>
-      <w:r>
-        <w:rPr>
-          <w:rFonts w:ascii="Times New Roman" w:hAnsi="Times New Roman"/>
-          <w:sz w:val="24"/>
-          <w:szCs w:val="24"/>
-          <w:lang w:val="uk-UA"/>
-        </w:rPr>
-        <w:t>віки віків</w:t>
-      </w:r>
-      <w:r>
-        <w:rPr>
-          <w:rFonts w:ascii="Times New Roman" w:hAnsi="Times New Roman"/>
-          <w:sz w:val="24"/>
-          <w:szCs w:val="24"/>
-          <w:lang w:val="uk-UA"/>
-        </w:rPr>
-        <w:t xml:space="preserve">. Амінь. </w:t>
-      </w:r>
-      <w:r>
-        <w:rPr>
-          <w:rFonts w:ascii="Times New Roman" w:hAnsi="Times New Roman"/>
-          <w:i/>
-          <w:color w:val="FF0000"/>
-          <w:sz w:val="24"/>
-          <w:szCs w:val="24"/>
-          <w:lang w:val="uk-UA"/>
-        </w:rPr>
-        <w:t>(Доземний поклін)</w:t>
-      </w:r>
-      <w:r>
-        <w:rPr>
-          <w:rFonts w:ascii="Times New Roman" w:hAnsi="Times New Roman"/>
-          <w:sz w:val="24"/>
-          <w:szCs w:val="24"/>
-          <w:lang w:val="uk-UA"/>
-        </w:rPr>
-        <w:t>.</w:t>
-      </w:r>
-    </w:p>
-    <w:p>
-      <w:pPr>
-        <w:spacing w:after="120"/>
-      </w:pPr>
-      <w:r>
-        <w:rPr>
-          <w:rFonts w:ascii="Times New Roman" w:hAnsi="Times New Roman"/>
-          <w:sz w:val="24"/>
-        </w:rPr>
-        <w:t>Бо́же,</w:t>
-      </w:r>
-      <w:r>
-        <w:rPr>
-          <w:rFonts w:ascii="Times New Roman" w:hAnsi="Times New Roman"/>
-          <w:sz w:val="24"/>
-        </w:rPr>
-        <w:t xml:space="preserve"> </w:t>
-      </w:r>
-      <w:r>
-        <w:rPr>
-          <w:rFonts w:ascii="Times New Roman" w:hAnsi="Times New Roman"/>
-          <w:sz w:val="24"/>
-        </w:rPr>
-        <w:t>будь</w:t>
-      </w:r>
-      <w:r>
-        <w:rPr>
-          <w:rFonts w:ascii="Times New Roman" w:hAnsi="Times New Roman"/>
-          <w:sz w:val="24"/>
-        </w:rPr>
-        <w:t xml:space="preserve"> </w:t>
-      </w:r>
-      <w:r>
-        <w:rPr>
-          <w:rFonts w:ascii="Times New Roman" w:hAnsi="Times New Roman"/>
-          <w:sz w:val="24"/>
-        </w:rPr>
-        <w:t>милости́вим</w:t>
-      </w:r>
-      <w:r>
-        <w:rPr>
-          <w:rFonts w:ascii="Times New Roman" w:hAnsi="Times New Roman"/>
-          <w:sz w:val="24"/>
-        </w:rPr>
-        <w:t xml:space="preserve"> </w:t>
-      </w:r>
-      <w:r>
-        <w:rPr>
-          <w:rFonts w:ascii="Times New Roman" w:hAnsi="Times New Roman"/>
-          <w:sz w:val="24"/>
-        </w:rPr>
-        <w:t>до</w:t>
-      </w:r>
-      <w:r>
-        <w:rPr>
-          <w:rFonts w:ascii="Times New Roman" w:hAnsi="Times New Roman"/>
-          <w:sz w:val="24"/>
-        </w:rPr>
-        <w:t xml:space="preserve"> </w:t>
-      </w:r>
-      <w:r>
-        <w:rPr>
-          <w:rFonts w:ascii="Times New Roman" w:hAnsi="Times New Roman"/>
-          <w:sz w:val="24"/>
-        </w:rPr>
-        <w:t>ме́не,</w:t>
-      </w:r>
-      <w:r>
-        <w:rPr>
-          <w:rFonts w:ascii="Times New Roman" w:hAnsi="Times New Roman"/>
-          <w:sz w:val="24"/>
-        </w:rPr>
-        <w:t xml:space="preserve"> </w:t>
-      </w:r>
-      <w:r>
-        <w:rPr>
-          <w:rFonts w:ascii="Times New Roman" w:hAnsi="Times New Roman"/>
-          <w:sz w:val="24"/>
-        </w:rPr>
-        <w:t>грі́шного.</w:t>
-      </w:r>
-      <w:r>
-        <w:rPr>
-          <w:rFonts w:ascii="Times New Roman" w:hAnsi="Times New Roman"/>
-          <w:sz w:val="24"/>
-        </w:rPr>
-        <w:t xml:space="preserve"> </w:t>
-      </w:r>
-      <w:r>
-        <w:rPr>
-          <w:rFonts w:ascii="Times New Roman" w:hAnsi="Times New Roman"/>
-          <w:sz w:val="24"/>
-        </w:rPr>
-        <w:t>Бо́же,</w:t>
-      </w:r>
-      <w:r>
-        <w:rPr>
-          <w:rFonts w:ascii="Times New Roman" w:hAnsi="Times New Roman"/>
-          <w:sz w:val="24"/>
-        </w:rPr>
-        <w:t xml:space="preserve"> </w:t>
-      </w:r>
-      <w:r>
-        <w:rPr>
-          <w:rFonts w:ascii="Times New Roman" w:hAnsi="Times New Roman"/>
-          <w:sz w:val="24"/>
-        </w:rPr>
-        <w:t>очи́сти</w:t>
-      </w:r>
-      <w:r>
-        <w:rPr>
-          <w:rFonts w:ascii="Times New Roman" w:hAnsi="Times New Roman"/>
-          <w:sz w:val="24"/>
-        </w:rPr>
-        <w:t xml:space="preserve"> </w:t>
-      </w:r>
-      <w:r>
-        <w:rPr>
-          <w:rFonts w:ascii="Times New Roman" w:hAnsi="Times New Roman"/>
-          <w:sz w:val="24"/>
-        </w:rPr>
-        <w:t>мої́</w:t>
-      </w:r>
-      <w:r>
-        <w:rPr>
-          <w:rFonts w:ascii="Times New Roman" w:hAnsi="Times New Roman"/>
-          <w:sz w:val="24"/>
-        </w:rPr>
-        <w:t xml:space="preserve"> </w:t>
-      </w:r>
-      <w:r>
-        <w:rPr>
-          <w:rFonts w:ascii="Times New Roman" w:hAnsi="Times New Roman"/>
-          <w:sz w:val="24"/>
-        </w:rPr>
-        <w:t>гріхи́</w:t>
-      </w:r>
-      <w:r>
-        <w:rPr>
-          <w:rFonts w:ascii="Times New Roman" w:hAnsi="Times New Roman"/>
-          <w:sz w:val="24"/>
-        </w:rPr>
-        <w:t xml:space="preserve"> </w:t>
-      </w:r>
-      <w:r>
-        <w:rPr>
-          <w:rFonts w:ascii="Times New Roman" w:hAnsi="Times New Roman"/>
-          <w:sz w:val="24"/>
-        </w:rPr>
-        <w:t>і</w:t>
-      </w:r>
-      <w:r>
-        <w:rPr>
-          <w:rFonts w:ascii="Times New Roman" w:hAnsi="Times New Roman"/>
-          <w:sz w:val="24"/>
-        </w:rPr>
-        <w:t xml:space="preserve"> </w:t>
-      </w:r>
-      <w:r>
-        <w:rPr>
-          <w:rFonts w:ascii="Times New Roman" w:hAnsi="Times New Roman"/>
-          <w:sz w:val="24"/>
-        </w:rPr>
-        <w:t>поми́луй</w:t>
-      </w:r>
-      <w:r>
-        <w:rPr>
-          <w:rFonts w:ascii="Times New Roman" w:hAnsi="Times New Roman"/>
-          <w:sz w:val="24"/>
-        </w:rPr>
-        <w:t xml:space="preserve"> </w:t>
-      </w:r>
-      <w:r>
-        <w:rPr>
-          <w:rFonts w:ascii="Times New Roman" w:hAnsi="Times New Roman"/>
-          <w:sz w:val="24"/>
-        </w:rPr>
-        <w:t>мене́.</w:t>
-      </w:r>
-      <w:r>
-        <w:rPr>
-          <w:rFonts w:ascii="Times New Roman" w:hAnsi="Times New Roman"/>
-          <w:sz w:val="24"/>
-        </w:rPr>
-        <w:t xml:space="preserve"> </w:t>
-      </w:r>
-      <w:r>
-        <w:rPr>
-          <w:rFonts w:ascii="Times New Roman" w:hAnsi="Times New Roman"/>
-          <w:sz w:val="24"/>
-        </w:rPr>
-        <w:t>Без</w:t>
-      </w:r>
-      <w:r>
-        <w:rPr>
-          <w:rFonts w:ascii="Times New Roman" w:hAnsi="Times New Roman"/>
-          <w:sz w:val="24"/>
-        </w:rPr>
-        <w:t xml:space="preserve"> </w:t>
-      </w:r>
-      <w:r>
-        <w:rPr>
-          <w:rFonts w:ascii="Times New Roman" w:hAnsi="Times New Roman"/>
-          <w:sz w:val="24"/>
-        </w:rPr>
-        <w:t>числа́</w:t>
-      </w:r>
-      <w:r>
-        <w:rPr>
-          <w:rFonts w:ascii="Times New Roman" w:hAnsi="Times New Roman"/>
-          <w:sz w:val="24"/>
-        </w:rPr>
-        <w:t xml:space="preserve"> </w:t>
-      </w:r>
-      <w:r>
-        <w:rPr>
-          <w:rFonts w:ascii="Times New Roman" w:hAnsi="Times New Roman"/>
-          <w:sz w:val="24"/>
-        </w:rPr>
-        <w:t>нагріши́в</w:t>
-      </w:r>
-      <w:r>
-        <w:rPr>
-          <w:rFonts w:ascii="Times New Roman" w:hAnsi="Times New Roman"/>
-          <w:sz w:val="24"/>
-        </w:rPr>
-        <w:t xml:space="preserve"> </w:t>
-      </w:r>
-      <w:r>
-        <w:rPr>
-          <w:rFonts w:ascii="Times New Roman" w:hAnsi="Times New Roman"/>
-          <w:sz w:val="24"/>
-        </w:rPr>
-        <w:t>я,</w:t>
-      </w:r>
-      <w:r>
-        <w:rPr>
-          <w:rFonts w:ascii="Times New Roman" w:hAnsi="Times New Roman"/>
-          <w:sz w:val="24"/>
-        </w:rPr>
-        <w:t xml:space="preserve"> </w:t>
-      </w:r>
-      <w:r>
-        <w:rPr>
-          <w:rFonts w:ascii="Times New Roman" w:hAnsi="Times New Roman"/>
-          <w:sz w:val="24"/>
-        </w:rPr>
-        <w:t>Го́споди,</w:t>
-      </w:r>
-      <w:r>
-        <w:rPr>
-          <w:rFonts w:ascii="Times New Roman" w:hAnsi="Times New Roman"/>
-          <w:sz w:val="24"/>
-        </w:rPr>
-        <w:t xml:space="preserve"> </w:t>
-      </w:r>
-      <w:r>
-        <w:rPr>
-          <w:rFonts w:ascii="Times New Roman" w:hAnsi="Times New Roman"/>
-          <w:sz w:val="24"/>
-        </w:rPr>
-        <w:t>прости́</w:t>
-      </w:r>
-      <w:r>
-        <w:rPr>
-          <w:rFonts w:ascii="Times New Roman" w:hAnsi="Times New Roman"/>
-          <w:sz w:val="24"/>
-        </w:rPr>
-        <w:t xml:space="preserve"> </w:t>
-      </w:r>
-      <w:r>
-        <w:rPr>
-          <w:rFonts w:ascii="Times New Roman" w:hAnsi="Times New Roman"/>
-          <w:sz w:val="24"/>
-        </w:rPr>
-        <w:t>мені́.</w:t>
-      </w:r>
-      <w:r>
-        <w:rPr>
-          <w:rFonts w:ascii="Times New Roman" w:hAnsi="Times New Roman"/>
-          <w:sz w:val="24"/>
-        </w:rPr>
-        <w:t xml:space="preserve"> </w:t>
-      </w:r>
-      <w:r>
-        <w:rPr>
-          <w:rFonts w:ascii="Times New Roman" w:hAnsi="Times New Roman"/>
-          <w:color w:val="FF0000"/>
-          <w:sz w:val="24"/>
-        </w:rPr>
-        <w:t>(</w:t>
-      </w:r>
-      <w:r>
-        <w:rPr>
-          <w:rFonts w:ascii="Times New Roman" w:hAnsi="Times New Roman"/>
-          <w:i/>
-          <w:color w:val="FF0000"/>
-          <w:sz w:val="24"/>
-        </w:rPr>
-        <w:t>12</w:t>
-      </w:r>
-      <w:r>
-        <w:rPr>
-          <w:rFonts w:ascii="Times New Roman" w:hAnsi="Times New Roman"/>
-          <w:i/>
-          <w:color w:val="FF0000"/>
-          <w:sz w:val="24"/>
-        </w:rPr>
-        <w:t xml:space="preserve"> </w:t>
-      </w:r>
-      <w:r>
-        <w:rPr>
-          <w:rFonts w:ascii="Times New Roman" w:hAnsi="Times New Roman"/>
-          <w:i/>
-          <w:color w:val="FF0000"/>
-          <w:sz w:val="24"/>
-        </w:rPr>
-        <w:t>малих</w:t>
-      </w:r>
-      <w:r>
-        <w:rPr>
-          <w:rFonts w:ascii="Times New Roman" w:hAnsi="Times New Roman"/>
-          <w:i/>
-          <w:color w:val="FF0000"/>
-          <w:sz w:val="24"/>
-        </w:rPr>
-        <w:t xml:space="preserve"> </w:t>
-      </w:r>
-      <w:r>
-        <w:rPr>
-          <w:rFonts w:ascii="Times New Roman" w:hAnsi="Times New Roman"/>
-          <w:i/>
-          <w:color w:val="FF0000"/>
-          <w:sz w:val="24"/>
-        </w:rPr>
-        <w:t>поклонів</w:t>
-      </w:r>
-      <w:r>
-        <w:rPr>
-          <w:rFonts w:ascii="Times New Roman" w:hAnsi="Times New Roman"/>
-          <w:color w:val="FF0000"/>
-          <w:sz w:val="24"/>
-        </w:rPr>
-        <w:t>)</w:t>
-      </w:r>
-    </w:p>
-    <w:p>
-      <w:pPr>
-        <w:spacing w:after="120" w:line="20" w:lineRule="atLeast"/>
-        <w:jc w:val="both"/>
-        <w:rPr>
-          <w:rFonts w:ascii="Times New Roman" w:hAnsi="Times New Roman"/>
-          <w:sz w:val="24"/>
-          <w:szCs w:val="24"/>
-          <w:lang w:val="uk-UA"/>
-        </w:rPr>
-      </w:pPr>
-      <w:r>
-        <w:rPr>
-          <w:rFonts w:ascii="Times New Roman" w:hAnsi="Times New Roman"/>
-          <w:sz w:val="24"/>
-          <w:szCs w:val="24"/>
-          <w:lang w:val="uk-UA"/>
-        </w:rPr>
-        <w:t xml:space="preserve">Господи і Владико життя мого! Духа лінивства, </w:t>
-      </w:r>
-      <w:proofErr w:type="spellStart"/>
-      <w:r>
-        <w:rPr>
-          <w:rFonts w:ascii="Times New Roman" w:hAnsi="Times New Roman"/>
-          <w:sz w:val="24"/>
-          <w:szCs w:val="24"/>
-          <w:lang w:val="uk-UA"/>
-        </w:rPr>
-        <w:t>недбайливости</w:t>
-      </w:r>
-      <w:proofErr w:type="spellEnd"/>
-      <w:r>
-        <w:rPr>
-          <w:rFonts w:ascii="Times New Roman" w:hAnsi="Times New Roman"/>
-          <w:sz w:val="24"/>
-          <w:szCs w:val="24"/>
-          <w:lang w:val="uk-UA"/>
-        </w:rPr>
-        <w:t xml:space="preserve">, </w:t>
-      </w:r>
-      <w:proofErr w:type="spellStart"/>
-      <w:r>
-        <w:rPr>
-          <w:rFonts w:ascii="Times New Roman" w:hAnsi="Times New Roman"/>
-          <w:sz w:val="24"/>
-          <w:szCs w:val="24"/>
-          <w:lang w:val="uk-UA"/>
-        </w:rPr>
-        <w:t>властолюб'я</w:t>
-      </w:r>
-      <w:proofErr w:type="spellEnd"/>
-      <w:r>
-        <w:rPr>
-          <w:rFonts w:ascii="Times New Roman" w:hAnsi="Times New Roman"/>
-          <w:sz w:val="24"/>
-          <w:szCs w:val="24"/>
-          <w:lang w:val="uk-UA"/>
-        </w:rPr>
-        <w:t xml:space="preserve"> і </w:t>
-      </w:r>
-      <w:proofErr w:type="spellStart"/>
-      <w:r>
-        <w:rPr>
-          <w:rFonts w:ascii="Times New Roman" w:hAnsi="Times New Roman"/>
-          <w:sz w:val="24"/>
-          <w:szCs w:val="24"/>
-          <w:lang w:val="uk-UA"/>
-        </w:rPr>
-        <w:t>пустомовства</w:t>
-      </w:r>
-      <w:proofErr w:type="spellEnd"/>
-      <w:r>
-        <w:rPr>
-          <w:rFonts w:ascii="Times New Roman" w:hAnsi="Times New Roman"/>
-          <w:sz w:val="24"/>
-          <w:szCs w:val="24"/>
-          <w:lang w:val="uk-UA"/>
-        </w:rPr>
-        <w:t xml:space="preserve"> віджени від мене. Духа чистоти, покори, </w:t>
-      </w:r>
-      <w:proofErr w:type="spellStart"/>
-      <w:r>
-        <w:rPr>
-          <w:rFonts w:ascii="Times New Roman" w:hAnsi="Times New Roman"/>
-          <w:sz w:val="24"/>
-          <w:szCs w:val="24"/>
-          <w:lang w:val="uk-UA"/>
-        </w:rPr>
-        <w:t>терпеливости</w:t>
-      </w:r>
-      <w:proofErr w:type="spellEnd"/>
-      <w:r>
-        <w:rPr>
-          <w:rFonts w:ascii="Times New Roman" w:hAnsi="Times New Roman"/>
-          <w:sz w:val="24"/>
-          <w:szCs w:val="24"/>
-          <w:lang w:val="uk-UA"/>
-        </w:rPr>
-        <w:t xml:space="preserve"> й </w:t>
-      </w:r>
-      <w:proofErr w:type="spellStart"/>
-      <w:r>
-        <w:rPr>
-          <w:rFonts w:ascii="Times New Roman" w:hAnsi="Times New Roman"/>
-          <w:sz w:val="24"/>
-          <w:szCs w:val="24"/>
-          <w:lang w:val="uk-UA"/>
-        </w:rPr>
-        <w:t>любови</w:t>
-      </w:r>
-      <w:proofErr w:type="spellEnd"/>
-      <w:r>
-        <w:rPr>
-          <w:rFonts w:ascii="Times New Roman" w:hAnsi="Times New Roman"/>
-          <w:sz w:val="24"/>
-          <w:szCs w:val="24"/>
-          <w:lang w:val="uk-UA"/>
-        </w:rPr>
-        <w:t xml:space="preserve"> даруй мені, слузі твоєму. Так, Господи, Царю! Дай мені бачити гріхи мої і не осуджувати брата мого, бо ти благословенний на </w:t>
-      </w:r>
-      <w:r>
-        <w:rPr>
-          <w:rFonts w:ascii="Times New Roman" w:hAnsi="Times New Roman"/>
-          <w:sz w:val="24"/>
-          <w:szCs w:val="24"/>
-          <w:lang w:val="uk-UA"/>
-        </w:rPr>
-        <w:t>віки віків</w:t>
-      </w:r>
-      <w:r>
-        <w:rPr>
-          <w:rFonts w:ascii="Times New Roman" w:hAnsi="Times New Roman"/>
-          <w:sz w:val="24"/>
-          <w:szCs w:val="24"/>
-          <w:lang w:val="uk-UA"/>
-        </w:rPr>
-        <w:t xml:space="preserve">. Амінь. </w:t>
-      </w:r>
-      <w:r>
-        <w:rPr>
-          <w:rFonts w:ascii="Times New Roman" w:hAnsi="Times New Roman"/>
-          <w:i/>
-          <w:color w:val="FF0000"/>
-          <w:sz w:val="24"/>
-          <w:szCs w:val="24"/>
-          <w:lang w:val="uk-UA"/>
-        </w:rPr>
-        <w:t>(Доземний поклін)</w:t>
-      </w:r>
-      <w:r>
-        <w:rPr>
-          <w:rFonts w:ascii="Times New Roman" w:hAnsi="Times New Roman"/>
-          <w:sz w:val="24"/>
-          <w:szCs w:val="24"/>
-          <w:lang w:val="uk-UA"/>
-        </w:rPr>
-        <w:t>.</w:t>
-      </w:r>
-    </w:p>
-    <w:p>
-      <w:pPr>
-        <w:spacing w:after="120"/>
-        <w:jc w:val="both"/>
-      </w:pPr>
-      <w:r>
-        <w:rPr>
-          <w:rFonts w:ascii="Times New Roman" w:hAnsi="Times New Roman"/>
-          <w:i/>
-          <w:color w:val="FF0000"/>
-          <w:sz w:val="24"/>
-        </w:rPr>
-        <w:t>Священик:</w:t>
-      </w:r>
-      <w:r>
-        <w:rPr>
-          <w:rFonts w:ascii="Times New Roman" w:hAnsi="Times New Roman"/>
-          <w:color w:val="FF0000"/>
-          <w:sz w:val="24"/>
-        </w:rPr>
-        <w:t xml:space="preserve"> </w:t>
-      </w:r>
-      <w:r>
-        <w:rPr>
-          <w:rFonts w:ascii="Times New Roman" w:hAnsi="Times New Roman"/>
-          <w:sz w:val="24"/>
-        </w:rPr>
-        <w:t>Слава тобі, Христе Боже, уповання наше, слава тобі!</w:t>
-      </w:r>
-    </w:p>
-    <w:p>
-      <w:pPr>
-        <w:spacing w:after="120" w:line="20" w:lineRule="atLeast"/>
-        <w:jc w:val="both"/>
-        <w:rPr>
-          <w:rFonts w:ascii="Times New Roman" w:hAnsi="Times New Roman"/>
-          <w:sz w:val="24"/>
-          <w:szCs w:val="24"/>
-          <w:lang w:val="uk-UA"/>
-        </w:rPr>
-      </w:pPr>
-      <w:r>
-        <w:rPr>
-          <w:rFonts w:ascii="Times New Roman" w:hAnsi="Times New Roman"/>
-          <w:i/>
-          <w:color w:val="FF0000"/>
-          <w:sz w:val="24"/>
-          <w:szCs w:val="24"/>
-          <w:lang w:val="uk-UA"/>
-        </w:rPr>
-        <w:t>Вірні:</w:t>
-      </w:r>
-      <w:r>
-        <w:rPr>
-          <w:rFonts w:ascii="Times New Roman" w:hAnsi="Times New Roman"/>
-          <w:color w:val="FF0000"/>
-          <w:sz w:val="24"/>
-          <w:szCs w:val="24"/>
-          <w:lang w:val="uk-UA"/>
-        </w:rPr>
-        <w:t xml:space="preserve"> </w:t>
-      </w:r>
-      <w:r>
-        <w:rPr>
-          <w:rFonts w:ascii="Times New Roman" w:hAnsi="Times New Roman"/>
-          <w:sz w:val="24"/>
-          <w:szCs w:val="24"/>
-          <w:lang w:val="uk-UA"/>
-        </w:rPr>
-        <w:t xml:space="preserve">Слава Отцю і Сину, і Святому Духові, і нині і повсякчас, і на </w:t>
-      </w:r>
-      <w:r>
-        <w:rPr>
-          <w:rFonts w:ascii="Times New Roman" w:hAnsi="Times New Roman"/>
-          <w:sz w:val="24"/>
-          <w:szCs w:val="24"/>
-          <w:lang w:val="uk-UA"/>
-        </w:rPr>
-        <w:t>віки віків</w:t>
-      </w:r>
-      <w:r>
-        <w:rPr>
-          <w:rFonts w:ascii="Times New Roman" w:hAnsi="Times New Roman"/>
-          <w:sz w:val="24"/>
-          <w:szCs w:val="24"/>
-          <w:lang w:val="uk-UA"/>
-        </w:rPr>
-        <w:t xml:space="preserve">. Амінь. Господи, помилуй </w:t>
-      </w:r>
-      <w:r>
-        <w:rPr>
-          <w:rFonts w:ascii="Times New Roman" w:hAnsi="Times New Roman"/>
-          <w:i/>
-          <w:color w:val="FF0000"/>
-          <w:sz w:val="24"/>
-          <w:szCs w:val="24"/>
-          <w:lang w:val="uk-UA"/>
-        </w:rPr>
-        <w:t>(3 р.)</w:t>
-      </w:r>
-      <w:r>
-        <w:rPr>
-          <w:rFonts w:ascii="Times New Roman" w:hAnsi="Times New Roman"/>
-          <w:i/>
-          <w:sz w:val="24"/>
-          <w:szCs w:val="24"/>
-          <w:lang w:val="uk-UA"/>
-        </w:rPr>
-        <w:t>.</w:t>
-      </w:r>
-      <w:r>
-        <w:rPr>
-          <w:rFonts w:ascii="Times New Roman" w:hAnsi="Times New Roman"/>
-          <w:sz w:val="24"/>
-          <w:szCs w:val="24"/>
-          <w:lang w:val="uk-UA"/>
-        </w:rPr>
-        <w:t xml:space="preserve"> Благослови.</w:t>
-      </w:r>
-    </w:p>
-    <w:p>
-      <w:pPr>
-        <w:spacing w:after="120" w:line="20" w:lineRule="atLeast"/>
-        <w:jc w:val="both"/>
-        <w:rPr>
-          <w:rFonts w:ascii="Times New Roman" w:hAnsi="Times New Roman"/>
-          <w:sz w:val="24"/>
-          <w:szCs w:val="24"/>
-          <w:lang w:val="uk-UA"/>
-        </w:rPr>
-      </w:pPr>
-      <w:r>
-        <w:rPr>
-          <w:rFonts w:ascii="Times New Roman" w:hAnsi="Times New Roman"/>
-          <w:i/>
-          <w:color w:val="FF0000"/>
-          <w:sz w:val="24"/>
-          <w:szCs w:val="24"/>
-          <w:lang w:val="uk-UA"/>
-        </w:rPr>
-        <w:t>Священик:</w:t>
+        <w:t>Священник:</w:t>
       </w:r>
       <w:r>
         <w:rPr>
